--- a/ti/labs/отчёт.docx
+++ b/ti/labs/отчёт.docx
@@ -7,11 +7,13 @@
         <w:spacing w:after="0" w:line="240" w:lineRule="auto"/>
         <w:rPr>
           <w:rFonts w:ascii="Times New Roman" w:hAnsi="Times New Roman" w:cs="Times New Roman"/>
+          <w:color w:val="000000" w:themeColor="text1"/>
         </w:rPr>
       </w:pPr>
       <w:r>
         <w:rPr>
           <w:rFonts w:ascii="Times New Roman" w:hAnsi="Times New Roman" w:cs="Times New Roman"/>
+          <w:color w:val="000000" w:themeColor="text1"/>
         </w:rPr>
         <w:t>Федеральное государственное бюджетное образовательное учреждение высшего образования</w:t>
       </w:r>
@@ -22,11 +24,13 @@
         <w:jc w:val="center"/>
         <w:rPr>
           <w:rFonts w:ascii="Times New Roman" w:hAnsi="Times New Roman" w:cs="Times New Roman"/>
+          <w:color w:val="000000" w:themeColor="text1"/>
         </w:rPr>
       </w:pPr>
       <w:r>
         <w:rPr>
           <w:rFonts w:ascii="Times New Roman" w:hAnsi="Times New Roman" w:cs="Times New Roman"/>
+          <w:color w:val="000000" w:themeColor="text1"/>
         </w:rPr>
         <w:t>«Сибирский государственный университет телекоммуникаций и информатики»</w:t>
       </w:r>
@@ -37,11 +41,13 @@
         <w:jc w:val="center"/>
         <w:rPr>
           <w:rFonts w:ascii="Times New Roman" w:hAnsi="Times New Roman" w:cs="Times New Roman"/>
+          <w:color w:val="000000" w:themeColor="text1"/>
         </w:rPr>
       </w:pPr>
       <w:r>
         <w:rPr>
           <w:rFonts w:ascii="Times New Roman" w:hAnsi="Times New Roman" w:cs="Times New Roman"/>
+          <w:color w:val="000000" w:themeColor="text1"/>
         </w:rPr>
         <w:t>(СибГУТИ)</w:t>
       </w:r>
@@ -52,6 +58,7 @@
         <w:jc w:val="center"/>
         <w:rPr>
           <w:rFonts w:ascii="Times New Roman" w:hAnsi="Times New Roman" w:cs="Times New Roman"/>
+          <w:color w:val="000000" w:themeColor="text1"/>
         </w:rPr>
       </w:pPr>
     </w:p>
@@ -60,6 +67,7 @@
         <w:jc w:val="center"/>
         <w:rPr>
           <w:rFonts w:ascii="Times New Roman" w:eastAsia="Calibri" w:hAnsi="Times New Roman" w:cs="Times New Roman"/>
+          <w:color w:val="000000" w:themeColor="text1"/>
           <w:sz w:val="28"/>
           <w:szCs w:val="28"/>
         </w:rPr>
@@ -67,6 +75,7 @@
       <w:r>
         <w:rPr>
           <w:rFonts w:ascii="Times New Roman" w:eastAsia="Calibri" w:hAnsi="Times New Roman" w:cs="Times New Roman"/>
+          <w:color w:val="000000" w:themeColor="text1"/>
           <w:sz w:val="28"/>
           <w:szCs w:val="28"/>
         </w:rPr>
@@ -82,7 +91,7 @@
         <w:jc w:val="left"/>
         <w:rPr>
           <w:bCs/>
-          <w:color w:val="000000"/>
+          <w:color w:val="000000" w:themeColor="text1"/>
           <w:u w:val="single"/>
           <w:shd w:val="clear" w:color="auto" w:fill="FFFFFF"/>
         </w:rPr>
@@ -90,7 +99,7 @@
       <w:r>
         <w:rPr>
           <w:bCs/>
-          <w:color w:val="000000"/>
+          <w:color w:val="000000" w:themeColor="text1"/>
           <w:u w:val="single"/>
           <w:shd w:val="clear" w:color="auto" w:fill="FFFFFF"/>
         </w:rPr>
@@ -108,7 +117,7 @@
           <w:rStyle w:val="FontStyle22"/>
           <w:rFonts w:ascii="Times New Roman" w:eastAsiaTheme="majorEastAsia" w:hAnsi="Times New Roman"/>
           <w:bCs/>
-          <w:color w:val="000000"/>
+          <w:color w:val="000000" w:themeColor="text1"/>
           <w:szCs w:val="18"/>
           <w:u w:val="single"/>
           <w:shd w:val="clear" w:color="auto" w:fill="FFFFFF"/>
@@ -117,7 +126,7 @@
       <w:r>
         <w:rPr>
           <w:bCs/>
-          <w:color w:val="000000"/>
+          <w:color w:val="000000" w:themeColor="text1"/>
           <w:u w:val="single"/>
           <w:shd w:val="clear" w:color="auto" w:fill="FFFFFF"/>
         </w:rPr>
@@ -129,6 +138,7 @@
         <w:jc w:val="center"/>
         <w:rPr>
           <w:rFonts w:ascii="Times New Roman" w:eastAsia="Calibri" w:hAnsi="Times New Roman" w:cs="Times New Roman"/>
+          <w:color w:val="000000" w:themeColor="text1"/>
           <w:sz w:val="28"/>
           <w:szCs w:val="28"/>
         </w:rPr>
@@ -141,6 +151,7 @@
           <w:rStyle w:val="FontStyle22"/>
           <w:rFonts w:ascii="Times New Roman" w:eastAsia="Calibri" w:hAnsi="Times New Roman" w:cs="Times New Roman"/>
           <w:bCs/>
+          <w:color w:val="000000" w:themeColor="text1"/>
           <w:sz w:val="28"/>
           <w:szCs w:val="28"/>
         </w:rPr>
@@ -149,6 +160,7 @@
         <w:rPr>
           <w:rFonts w:ascii="Times New Roman" w:eastAsia="Calibri" w:hAnsi="Times New Roman" w:cs="Times New Roman"/>
           <w:bCs/>
+          <w:color w:val="000000" w:themeColor="text1"/>
           <w:sz w:val="28"/>
           <w:szCs w:val="28"/>
         </w:rPr>
@@ -167,6 +179,7 @@
           <w:rStyle w:val="FontStyle22"/>
           <w:rFonts w:ascii="Times New Roman" w:eastAsiaTheme="majorEastAsia" w:hAnsi="Times New Roman"/>
           <w:b/>
+          <w:color w:val="000000" w:themeColor="text1"/>
           <w:sz w:val="28"/>
           <w:szCs w:val="28"/>
         </w:rPr>
@@ -178,6 +191,7 @@
         <w:rPr>
           <w:rFonts w:ascii="Times New Roman" w:eastAsia="Calibri" w:hAnsi="Times New Roman" w:cs="Times New Roman"/>
           <w:b/>
+          <w:color w:val="000000" w:themeColor="text1"/>
           <w:sz w:val="32"/>
           <w:szCs w:val="32"/>
         </w:rPr>
@@ -186,6 +200,7 @@
         <w:rPr>
           <w:rFonts w:ascii="Times New Roman" w:eastAsia="Calibri" w:hAnsi="Times New Roman" w:cs="Times New Roman"/>
           <w:b/>
+          <w:color w:val="000000" w:themeColor="text1"/>
           <w:sz w:val="32"/>
           <w:szCs w:val="32"/>
         </w:rPr>
@@ -198,6 +213,7 @@
         <w:rPr>
           <w:rFonts w:ascii="Times New Roman" w:eastAsia="Calibri" w:hAnsi="Times New Roman" w:cs="Times New Roman"/>
           <w:b/>
+          <w:color w:val="000000" w:themeColor="text1"/>
           <w:sz w:val="32"/>
           <w:szCs w:val="32"/>
         </w:rPr>
@@ -206,52 +222,77 @@
         <w:rPr>
           <w:rFonts w:ascii="Times New Roman" w:eastAsia="Calibri" w:hAnsi="Times New Roman" w:cs="Times New Roman"/>
           <w:b/>
+          <w:color w:val="000000" w:themeColor="text1"/>
           <w:sz w:val="32"/>
           <w:szCs w:val="32"/>
         </w:rPr>
-        <w:t>Практическая работа №1</w:t>
-      </w:r>
-    </w:p>
-    <w:p>
-      <w:pPr>
-        <w:jc w:val="center"/>
+        <w:t>Практическая работа №</w:t>
+      </w:r>
+      <w:r>
         <w:rPr>
           <w:rFonts w:ascii="Times New Roman" w:eastAsia="Calibri" w:hAnsi="Times New Roman" w:cs="Times New Roman"/>
           <w:b/>
+          <w:color w:val="000000" w:themeColor="text1"/>
           <w:sz w:val="32"/>
           <w:szCs w:val="32"/>
         </w:rPr>
-      </w:pPr>
-      <w:r>
+        <w:t>2</w:t>
+      </w:r>
+    </w:p>
+    <w:p>
+      <w:pPr>
+        <w:jc w:val="center"/>
         <w:rPr>
           <w:rFonts w:ascii="Times New Roman" w:eastAsia="Calibri" w:hAnsi="Times New Roman" w:cs="Times New Roman"/>
           <w:b/>
+          <w:color w:val="000000" w:themeColor="text1"/>
           <w:sz w:val="32"/>
           <w:szCs w:val="32"/>
         </w:rPr>
-        <w:t>Вычисление энтропии Шеннона.</w:t>
-      </w:r>
-    </w:p>
-    <w:p>
-      <w:pPr>
-        <w:jc w:val="center"/>
+      </w:pPr>
+      <w:r>
         <w:rPr>
           <w:rFonts w:ascii="Times New Roman" w:eastAsia="Calibri" w:hAnsi="Times New Roman" w:cs="Times New Roman"/>
           <w:b/>
+          <w:color w:val="000000" w:themeColor="text1"/>
           <w:sz w:val="32"/>
           <w:szCs w:val="32"/>
         </w:rPr>
-      </w:pPr>
-    </w:p>
-    <w:p>
-      <w:pPr>
-        <w:jc w:val="center"/>
+        <w:t>Побуквенное кодирование текстов</w:t>
+      </w:r>
+      <w:r>
         <w:rPr>
           <w:rFonts w:ascii="Times New Roman" w:eastAsia="Calibri" w:hAnsi="Times New Roman" w:cs="Times New Roman"/>
           <w:b/>
+          <w:color w:val="000000" w:themeColor="text1"/>
           <w:sz w:val="32"/>
           <w:szCs w:val="32"/>
         </w:rPr>
+        <w:t>.</w:t>
+      </w:r>
+    </w:p>
+    <w:p>
+      <w:pPr>
+        <w:jc w:val="center"/>
+        <w:rPr>
+          <w:rFonts w:ascii="Times New Roman" w:eastAsia="Calibri" w:hAnsi="Times New Roman" w:cs="Times New Roman"/>
+          <w:b/>
+          <w:color w:val="000000" w:themeColor="text1"/>
+          <w:sz w:val="32"/>
+          <w:szCs w:val="32"/>
+        </w:rPr>
+      </w:pPr>
+    </w:p>
+    <w:p>
+      <w:pPr>
+        <w:jc w:val="center"/>
+        <w:rPr>
+          <w:rFonts w:ascii="Times New Roman" w:eastAsia="Calibri" w:hAnsi="Times New Roman" w:cs="Times New Roman"/>
+          <w:b/>
+          <w:color w:val="000000" w:themeColor="text1"/>
+          <w:sz w:val="32"/>
+          <w:szCs w:val="32"/>
+        </w:rPr>
       </w:pPr>
     </w:p>
     <w:p>
@@ -260,6 +301,7 @@
         <w:rPr>
           <w:rFonts w:ascii="Times New Roman" w:hAnsi="Times New Roman" w:cs="Times New Roman"/>
           <w:b/>
+          <w:color w:val="000000" w:themeColor="text1"/>
           <w:sz w:val="28"/>
           <w:szCs w:val="28"/>
         </w:rPr>
@@ -269,6 +311,7 @@
           <w:rStyle w:val="FontStyle22"/>
           <w:rFonts w:ascii="Times New Roman" w:hAnsi="Times New Roman" w:cs="Times New Roman"/>
           <w:b/>
+          <w:color w:val="000000" w:themeColor="text1"/>
           <w:sz w:val="28"/>
           <w:szCs w:val="28"/>
         </w:rPr>
@@ -283,6 +326,7 @@
         <w:ind w:right="-1"/>
         <w:rPr>
           <w:rFonts w:ascii="Times New Roman" w:hAnsi="Times New Roman" w:cs="Times New Roman"/>
+          <w:color w:val="000000" w:themeColor="text1"/>
           <w:sz w:val="28"/>
           <w:szCs w:val="28"/>
         </w:rPr>
@@ -297,6 +341,7 @@
         <w:rPr>
           <w:rStyle w:val="FontStyle22"/>
           <w:rFonts w:ascii="Times New Roman" w:eastAsiaTheme="majorEastAsia" w:hAnsi="Times New Roman" w:cs="Times New Roman"/>
+          <w:color w:val="000000" w:themeColor="text1"/>
           <w:sz w:val="28"/>
           <w:szCs w:val="28"/>
         </w:rPr>
@@ -305,6 +350,7 @@
         <w:rPr>
           <w:rStyle w:val="FontStyle22"/>
           <w:rFonts w:ascii="Times New Roman" w:eastAsiaTheme="majorEastAsia" w:hAnsi="Times New Roman" w:cs="Times New Roman"/>
+          <w:color w:val="000000" w:themeColor="text1"/>
           <w:sz w:val="28"/>
           <w:szCs w:val="28"/>
         </w:rPr>
@@ -320,6 +366,7 @@
         <w:rPr>
           <w:rStyle w:val="FontStyle22"/>
           <w:rFonts w:ascii="Times New Roman" w:eastAsiaTheme="majorEastAsia" w:hAnsi="Times New Roman" w:cs="Times New Roman"/>
+          <w:color w:val="000000" w:themeColor="text1"/>
           <w:sz w:val="28"/>
           <w:szCs w:val="28"/>
         </w:rPr>
@@ -328,6 +375,7 @@
         <w:rPr>
           <w:rStyle w:val="FontStyle22"/>
           <w:rFonts w:ascii="Times New Roman" w:eastAsiaTheme="majorEastAsia" w:hAnsi="Times New Roman" w:cs="Times New Roman"/>
+          <w:color w:val="000000" w:themeColor="text1"/>
           <w:sz w:val="28"/>
           <w:szCs w:val="28"/>
         </w:rPr>
@@ -343,6 +391,7 @@
         <w:rPr>
           <w:rStyle w:val="FontStyle22"/>
           <w:rFonts w:ascii="Times New Roman" w:eastAsiaTheme="majorEastAsia" w:hAnsi="Times New Roman" w:cs="Times New Roman"/>
+          <w:color w:val="000000" w:themeColor="text1"/>
           <w:sz w:val="28"/>
           <w:szCs w:val="28"/>
         </w:rPr>
@@ -351,6 +400,7 @@
         <w:rPr>
           <w:rStyle w:val="FontStyle22"/>
           <w:rFonts w:ascii="Times New Roman" w:eastAsiaTheme="majorEastAsia" w:hAnsi="Times New Roman" w:cs="Times New Roman"/>
+          <w:color w:val="000000" w:themeColor="text1"/>
           <w:sz w:val="28"/>
           <w:szCs w:val="28"/>
         </w:rPr>
@@ -359,6 +409,7 @@
       <w:r>
         <w:rPr>
           <w:rFonts w:ascii="Times New Roman" w:hAnsi="Times New Roman" w:cs="Times New Roman"/>
+          <w:color w:val="000000" w:themeColor="text1"/>
           <w:sz w:val="28"/>
         </w:rPr>
         <w:t xml:space="preserve"> Александрович</w:t>
@@ -372,6 +423,7 @@
         <w:rPr>
           <w:rStyle w:val="FontStyle22"/>
           <w:rFonts w:ascii="Times New Roman" w:eastAsiaTheme="majorEastAsia" w:hAnsi="Times New Roman" w:cs="Times New Roman"/>
+          <w:color w:val="000000" w:themeColor="text1"/>
           <w:sz w:val="28"/>
           <w:szCs w:val="28"/>
         </w:rPr>
@@ -380,6 +432,7 @@
         <w:rPr>
           <w:rStyle w:val="FontStyle22"/>
           <w:rFonts w:ascii="Times New Roman" w:eastAsiaTheme="majorEastAsia" w:hAnsi="Times New Roman" w:cs="Times New Roman"/>
+          <w:color w:val="000000" w:themeColor="text1"/>
           <w:sz w:val="28"/>
           <w:szCs w:val="28"/>
         </w:rPr>
@@ -389,6 +442,7 @@
         <w:rPr>
           <w:rStyle w:val="FontStyle22"/>
           <w:rFonts w:ascii="Times New Roman" w:eastAsiaTheme="majorEastAsia" w:hAnsi="Times New Roman" w:cs="Times New Roman"/>
+          <w:color w:val="000000" w:themeColor="text1"/>
           <w:sz w:val="28"/>
           <w:szCs w:val="28"/>
         </w:rPr>
@@ -398,6 +452,7 @@
         <w:rPr>
           <w:rStyle w:val="FontStyle22"/>
           <w:rFonts w:ascii="Times New Roman" w:eastAsiaTheme="majorEastAsia" w:hAnsi="Times New Roman" w:cs="Times New Roman"/>
+          <w:color w:val="000000" w:themeColor="text1"/>
           <w:sz w:val="28"/>
           <w:szCs w:val="28"/>
         </w:rPr>
@@ -407,6 +462,7 @@
         <w:rPr>
           <w:rStyle w:val="FontStyle22"/>
           <w:rFonts w:ascii="Times New Roman" w:eastAsiaTheme="majorEastAsia" w:hAnsi="Times New Roman" w:cs="Times New Roman"/>
+          <w:color w:val="000000" w:themeColor="text1"/>
           <w:sz w:val="28"/>
           <w:szCs w:val="28"/>
         </w:rPr>
@@ -416,6 +472,7 @@
         <w:rPr>
           <w:rStyle w:val="FontStyle22"/>
           <w:rFonts w:ascii="Times New Roman" w:eastAsiaTheme="majorEastAsia" w:hAnsi="Times New Roman" w:cs="Times New Roman"/>
+          <w:color w:val="000000" w:themeColor="text1"/>
           <w:sz w:val="28"/>
           <w:szCs w:val="28"/>
         </w:rPr>
@@ -425,6 +482,7 @@
         <w:rPr>
           <w:rStyle w:val="FontStyle22"/>
           <w:rFonts w:ascii="Times New Roman" w:eastAsiaTheme="majorEastAsia" w:hAnsi="Times New Roman" w:cs="Times New Roman"/>
+          <w:color w:val="000000" w:themeColor="text1"/>
           <w:sz w:val="28"/>
           <w:szCs w:val="28"/>
         </w:rPr>
@@ -434,6 +492,7 @@
         <w:rPr>
           <w:rStyle w:val="FontStyle22"/>
           <w:rFonts w:ascii="Times New Roman" w:eastAsiaTheme="majorEastAsia" w:hAnsi="Times New Roman" w:cs="Times New Roman"/>
+          <w:color w:val="000000" w:themeColor="text1"/>
           <w:sz w:val="28"/>
           <w:szCs w:val="28"/>
         </w:rPr>
@@ -443,6 +502,7 @@
         <w:rPr>
           <w:rStyle w:val="FontStyle22"/>
           <w:rFonts w:ascii="Times New Roman" w:eastAsiaTheme="majorEastAsia" w:hAnsi="Times New Roman" w:cs="Times New Roman"/>
+          <w:color w:val="000000" w:themeColor="text1"/>
           <w:sz w:val="28"/>
           <w:szCs w:val="28"/>
         </w:rPr>
@@ -452,6 +512,7 @@
         <w:rPr>
           <w:rStyle w:val="FontStyle22"/>
           <w:rFonts w:ascii="Times New Roman" w:eastAsiaTheme="majorEastAsia" w:hAnsi="Times New Roman" w:cs="Times New Roman"/>
+          <w:color w:val="000000" w:themeColor="text1"/>
           <w:sz w:val="28"/>
           <w:szCs w:val="28"/>
         </w:rPr>
@@ -461,6 +522,7 @@
         <w:rPr>
           <w:rStyle w:val="FontStyle22"/>
           <w:rFonts w:ascii="Times New Roman" w:eastAsiaTheme="majorEastAsia" w:hAnsi="Times New Roman" w:cs="Times New Roman"/>
+          <w:color w:val="000000" w:themeColor="text1"/>
           <w:sz w:val="28"/>
           <w:szCs w:val="28"/>
         </w:rPr>
@@ -471,6 +533,7 @@
         <w:rPr>
           <w:rStyle w:val="FontStyle22"/>
           <w:rFonts w:ascii="Times New Roman" w:eastAsiaTheme="majorEastAsia" w:hAnsi="Times New Roman" w:cs="Times New Roman"/>
+          <w:color w:val="000000" w:themeColor="text1"/>
           <w:sz w:val="20"/>
           <w:szCs w:val="20"/>
         </w:rPr>
@@ -485,6 +548,7 @@
         <w:rPr>
           <w:rStyle w:val="FontStyle22"/>
           <w:rFonts w:ascii="Times New Roman" w:eastAsiaTheme="majorEastAsia" w:hAnsi="Times New Roman" w:cs="Times New Roman"/>
+          <w:color w:val="000000" w:themeColor="text1"/>
           <w:sz w:val="28"/>
           <w:szCs w:val="28"/>
         </w:rPr>
@@ -493,6 +557,7 @@
         <w:rPr>
           <w:rStyle w:val="FontStyle22"/>
           <w:rFonts w:ascii="Times New Roman" w:eastAsiaTheme="majorEastAsia" w:hAnsi="Times New Roman" w:cs="Times New Roman"/>
+          <w:color w:val="000000" w:themeColor="text1"/>
           <w:sz w:val="28"/>
           <w:szCs w:val="28"/>
         </w:rPr>
@@ -507,6 +572,7 @@
         <w:rPr>
           <w:rStyle w:val="FontStyle22"/>
           <w:rFonts w:ascii="Times New Roman" w:eastAsiaTheme="majorEastAsia" w:hAnsi="Times New Roman" w:cs="Times New Roman"/>
+          <w:color w:val="000000" w:themeColor="text1"/>
           <w:sz w:val="28"/>
           <w:szCs w:val="28"/>
         </w:rPr>
@@ -520,6 +586,7 @@
         <w:rPr>
           <w:rStyle w:val="FontStyle22"/>
           <w:rFonts w:ascii="Times New Roman" w:eastAsiaTheme="majorEastAsia" w:hAnsi="Times New Roman" w:cs="Times New Roman"/>
+          <w:color w:val="000000" w:themeColor="text1"/>
           <w:sz w:val="28"/>
           <w:szCs w:val="28"/>
         </w:rPr>
@@ -533,6 +600,7 @@
         <w:rPr>
           <w:rStyle w:val="FontStyle22"/>
           <w:rFonts w:ascii="Times New Roman" w:eastAsiaTheme="majorEastAsia" w:hAnsi="Times New Roman" w:cs="Times New Roman"/>
+          <w:color w:val="000000" w:themeColor="text1"/>
           <w:sz w:val="28"/>
           <w:szCs w:val="28"/>
         </w:rPr>
@@ -548,6 +616,7 @@
           <w:rFonts w:ascii="Times New Roman" w:eastAsiaTheme="majorEastAsia" w:hAnsi="Times New Roman" w:cs="Times New Roman"/>
           <w:b/>
           <w:i/>
+          <w:color w:val="000000" w:themeColor="text1"/>
           <w:sz w:val="28"/>
           <w:szCs w:val="28"/>
         </w:rPr>
@@ -556,6 +625,7 @@
         <w:rPr>
           <w:rStyle w:val="FontStyle22"/>
           <w:rFonts w:ascii="Times New Roman" w:eastAsiaTheme="majorEastAsia" w:hAnsi="Times New Roman" w:cs="Times New Roman"/>
+          <w:color w:val="000000" w:themeColor="text1"/>
           <w:sz w:val="28"/>
           <w:szCs w:val="28"/>
         </w:rPr>
@@ -565,6 +635,7 @@
         <w:rPr>
           <w:rStyle w:val="FontStyle22"/>
           <w:rFonts w:ascii="Times New Roman" w:eastAsiaTheme="majorEastAsia" w:hAnsi="Times New Roman" w:cs="Times New Roman"/>
+          <w:color w:val="000000" w:themeColor="text1"/>
           <w:sz w:val="28"/>
           <w:szCs w:val="28"/>
         </w:rPr>
@@ -574,6 +645,7 @@
         <w:rPr>
           <w:rStyle w:val="FontStyle22"/>
           <w:rFonts w:ascii="Times New Roman" w:eastAsiaTheme="majorEastAsia" w:hAnsi="Times New Roman" w:cs="Times New Roman"/>
+          <w:color w:val="000000" w:themeColor="text1"/>
           <w:sz w:val="28"/>
           <w:szCs w:val="28"/>
         </w:rPr>
@@ -590,6 +662,7 @@
           <w:rFonts w:ascii="Times New Roman" w:eastAsiaTheme="majorEastAsia" w:hAnsi="Times New Roman" w:cs="Times New Roman"/>
           <w:b/>
           <w:i/>
+          <w:color w:val="000000" w:themeColor="text1"/>
           <w:sz w:val="28"/>
           <w:szCs w:val="28"/>
         </w:rPr>
@@ -605,6 +678,7 @@
           <w:rFonts w:ascii="Times New Roman" w:eastAsiaTheme="majorEastAsia" w:hAnsi="Times New Roman" w:cs="Times New Roman"/>
           <w:b/>
           <w:i/>
+          <w:color w:val="000000" w:themeColor="text1"/>
           <w:sz w:val="28"/>
           <w:szCs w:val="28"/>
         </w:rPr>
@@ -613,6 +687,7 @@
         <w:rPr>
           <w:rStyle w:val="FontStyle22"/>
           <w:rFonts w:ascii="Times New Roman" w:eastAsiaTheme="majorEastAsia" w:hAnsi="Times New Roman" w:cs="Times New Roman"/>
+          <w:color w:val="000000" w:themeColor="text1"/>
           <w:sz w:val="28"/>
           <w:szCs w:val="28"/>
         </w:rPr>
@@ -627,6 +702,7 @@
         <w:rPr>
           <w:rStyle w:val="FontStyle22"/>
           <w:rFonts w:ascii="Times New Roman" w:eastAsiaTheme="majorEastAsia" w:hAnsi="Times New Roman" w:cs="Times New Roman"/>
+          <w:color w:val="000000" w:themeColor="text1"/>
           <w:sz w:val="28"/>
           <w:szCs w:val="28"/>
         </w:rPr>
@@ -635,6 +711,7 @@
         <w:rPr>
           <w:rStyle w:val="FontStyle22"/>
           <w:rFonts w:ascii="Times New Roman" w:eastAsiaTheme="majorEastAsia" w:hAnsi="Times New Roman" w:cs="Times New Roman"/>
+          <w:color w:val="000000" w:themeColor="text1"/>
           <w:sz w:val="28"/>
           <w:szCs w:val="28"/>
         </w:rPr>
@@ -644,6 +721,7 @@
         <w:rPr>
           <w:rStyle w:val="FontStyle22"/>
           <w:rFonts w:ascii="Times New Roman" w:eastAsiaTheme="majorEastAsia" w:hAnsi="Times New Roman" w:cs="Times New Roman"/>
+          <w:color w:val="000000" w:themeColor="text1"/>
           <w:sz w:val="28"/>
           <w:szCs w:val="28"/>
         </w:rPr>
@@ -653,6 +731,7 @@
         <w:rPr>
           <w:rStyle w:val="FontStyle22"/>
           <w:rFonts w:ascii="Times New Roman" w:eastAsiaTheme="majorEastAsia" w:hAnsi="Times New Roman" w:cs="Times New Roman"/>
+          <w:color w:val="000000" w:themeColor="text1"/>
           <w:sz w:val="28"/>
           <w:szCs w:val="28"/>
         </w:rPr>
@@ -662,6 +741,7 @@
         <w:rPr>
           <w:rStyle w:val="FontStyle22"/>
           <w:rFonts w:ascii="Times New Roman" w:eastAsiaTheme="majorEastAsia" w:hAnsi="Times New Roman" w:cs="Times New Roman"/>
+          <w:color w:val="000000" w:themeColor="text1"/>
           <w:sz w:val="28"/>
           <w:szCs w:val="28"/>
         </w:rPr>
@@ -671,6 +751,7 @@
         <w:rPr>
           <w:rStyle w:val="FontStyle22"/>
           <w:rFonts w:ascii="Times New Roman" w:eastAsiaTheme="majorEastAsia" w:hAnsi="Times New Roman" w:cs="Times New Roman"/>
+          <w:color w:val="000000" w:themeColor="text1"/>
           <w:sz w:val="28"/>
           <w:szCs w:val="28"/>
         </w:rPr>
@@ -680,6 +761,7 @@
         <w:rPr>
           <w:rStyle w:val="FontStyle22"/>
           <w:rFonts w:ascii="Times New Roman" w:eastAsiaTheme="majorEastAsia" w:hAnsi="Times New Roman" w:cs="Times New Roman"/>
+          <w:color w:val="000000" w:themeColor="text1"/>
           <w:sz w:val="28"/>
           <w:szCs w:val="28"/>
         </w:rPr>
@@ -689,6 +771,7 @@
         <w:rPr>
           <w:rStyle w:val="FontStyle22"/>
           <w:rFonts w:ascii="Times New Roman" w:eastAsiaTheme="majorEastAsia" w:hAnsi="Times New Roman" w:cs="Times New Roman"/>
+          <w:color w:val="000000" w:themeColor="text1"/>
           <w:sz w:val="28"/>
           <w:szCs w:val="28"/>
         </w:rPr>
@@ -698,6 +781,7 @@
         <w:rPr>
           <w:rStyle w:val="FontStyle22"/>
           <w:rFonts w:ascii="Times New Roman" w:eastAsiaTheme="majorEastAsia" w:hAnsi="Times New Roman" w:cs="Times New Roman"/>
+          <w:color w:val="000000" w:themeColor="text1"/>
           <w:sz w:val="28"/>
           <w:szCs w:val="28"/>
         </w:rPr>
@@ -707,6 +791,7 @@
         <w:rPr>
           <w:rStyle w:val="FontStyle22"/>
           <w:rFonts w:ascii="Times New Roman" w:eastAsiaTheme="majorEastAsia" w:hAnsi="Times New Roman" w:cs="Times New Roman"/>
+          <w:color w:val="000000" w:themeColor="text1"/>
           <w:sz w:val="28"/>
           <w:szCs w:val="28"/>
         </w:rPr>
@@ -716,6 +801,7 @@
         <w:rPr>
           <w:rStyle w:val="FontStyle22"/>
           <w:rFonts w:ascii="Times New Roman" w:eastAsiaTheme="majorEastAsia" w:hAnsi="Times New Roman" w:cs="Times New Roman"/>
+          <w:color w:val="000000" w:themeColor="text1"/>
           <w:sz w:val="28"/>
           <w:szCs w:val="28"/>
         </w:rPr>
@@ -725,6 +811,7 @@
         <w:rPr>
           <w:rStyle w:val="FontStyle22"/>
           <w:rFonts w:ascii="Times New Roman" w:eastAsiaTheme="majorEastAsia" w:hAnsi="Times New Roman" w:cs="Times New Roman"/>
+          <w:color w:val="000000" w:themeColor="text1"/>
           <w:sz w:val="20"/>
           <w:szCs w:val="20"/>
         </w:rPr>
@@ -740,6 +827,7 @@
         <w:rPr>
           <w:rStyle w:val="FontStyle22"/>
           <w:rFonts w:ascii="Times New Roman" w:eastAsiaTheme="majorEastAsia" w:hAnsi="Times New Roman" w:cs="Times New Roman"/>
+          <w:color w:val="000000" w:themeColor="text1"/>
           <w:sz w:val="28"/>
           <w:szCs w:val="28"/>
         </w:rPr>
@@ -753,6 +841,7 @@
         <w:jc w:val="left"/>
         <w:rPr>
           <w:rFonts w:ascii="Times New Roman" w:hAnsi="Times New Roman" w:cs="Times New Roman"/>
+          <w:color w:val="000000" w:themeColor="text1"/>
           <w:sz w:val="28"/>
           <w:szCs w:val="28"/>
         </w:rPr>
@@ -761,6 +850,7 @@
         <w:rPr>
           <w:rStyle w:val="FontStyle22"/>
           <w:rFonts w:ascii="Times New Roman" w:eastAsiaTheme="majorEastAsia" w:hAnsi="Times New Roman" w:cs="Times New Roman"/>
+          <w:color w:val="000000" w:themeColor="text1"/>
           <w:sz w:val="28"/>
           <w:szCs w:val="28"/>
         </w:rPr>
@@ -770,6 +860,7 @@
         <w:rPr>
           <w:rStyle w:val="FontStyle22"/>
           <w:rFonts w:ascii="Times New Roman" w:eastAsiaTheme="majorEastAsia" w:hAnsi="Times New Roman" w:cs="Times New Roman"/>
+          <w:color w:val="000000" w:themeColor="text1"/>
           <w:sz w:val="28"/>
           <w:szCs w:val="28"/>
         </w:rPr>
@@ -779,6 +870,7 @@
         <w:rPr>
           <w:rStyle w:val="FontStyle22"/>
           <w:rFonts w:ascii="Times New Roman" w:eastAsiaTheme="majorEastAsia" w:hAnsi="Times New Roman" w:cs="Times New Roman"/>
+          <w:color w:val="000000" w:themeColor="text1"/>
           <w:sz w:val="28"/>
           <w:szCs w:val="28"/>
         </w:rPr>
@@ -788,6 +880,7 @@
         <w:rPr>
           <w:rStyle w:val="FontStyle22"/>
           <w:rFonts w:ascii="Times New Roman" w:eastAsiaTheme="majorEastAsia" w:hAnsi="Times New Roman" w:cs="Times New Roman"/>
+          <w:color w:val="000000" w:themeColor="text1"/>
           <w:sz w:val="28"/>
           <w:szCs w:val="28"/>
         </w:rPr>
@@ -797,6 +890,7 @@
         <w:rPr>
           <w:rStyle w:val="FontStyle22"/>
           <w:rFonts w:ascii="Times New Roman" w:eastAsiaTheme="majorEastAsia" w:hAnsi="Times New Roman" w:cs="Times New Roman"/>
+          <w:color w:val="000000" w:themeColor="text1"/>
           <w:sz w:val="28"/>
           <w:szCs w:val="28"/>
         </w:rPr>
@@ -805,6 +899,7 @@
       <w:r>
         <w:rPr>
           <w:rFonts w:ascii="Times New Roman" w:hAnsi="Times New Roman" w:cs="Times New Roman"/>
+          <w:color w:val="000000" w:themeColor="text1"/>
           <w:sz w:val="28"/>
           <w:szCs w:val="28"/>
         </w:rPr>
@@ -818,6 +913,7 @@
         <w:ind w:left="0"/>
         <w:rPr>
           <w:rFonts w:ascii="Times New Roman" w:hAnsi="Times New Roman"/>
+          <w:color w:val="000000" w:themeColor="text1"/>
           <w:sz w:val="28"/>
           <w:szCs w:val="28"/>
         </w:rPr>
@@ -830,6 +926,7 @@
         <w:jc w:val="center"/>
         <w:rPr>
           <w:rFonts w:ascii="Times New Roman" w:hAnsi="Times New Roman"/>
+          <w:color w:val="000000" w:themeColor="text1"/>
           <w:sz w:val="28"/>
           <w:szCs w:val="28"/>
         </w:rPr>
@@ -842,6 +939,7 @@
         <w:jc w:val="center"/>
         <w:rPr>
           <w:rFonts w:ascii="Times New Roman" w:hAnsi="Times New Roman"/>
+          <w:color w:val="000000" w:themeColor="text1"/>
           <w:sz w:val="28"/>
           <w:szCs w:val="28"/>
         </w:rPr>
@@ -854,6 +952,7 @@
         <w:jc w:val="center"/>
         <w:rPr>
           <w:rFonts w:ascii="Times New Roman" w:hAnsi="Times New Roman"/>
+          <w:color w:val="000000" w:themeColor="text1"/>
           <w:sz w:val="28"/>
           <w:szCs w:val="28"/>
         </w:rPr>
@@ -861,6 +960,7 @@
       <w:r>
         <w:rPr>
           <w:rFonts w:ascii="Times New Roman" w:hAnsi="Times New Roman"/>
+          <w:color w:val="000000" w:themeColor="text1"/>
           <w:sz w:val="28"/>
           <w:szCs w:val="28"/>
         </w:rPr>
@@ -879,6 +979,7 @@
           <w:rFonts w:ascii="Times New Roman" w:hAnsi="Times New Roman"/>
           <w:b/>
           <w:bCs/>
+          <w:color w:val="000000" w:themeColor="text1"/>
           <w:sz w:val="32"/>
           <w:szCs w:val="32"/>
         </w:rPr>
@@ -888,6 +989,7 @@
           <w:rFonts w:ascii="Times New Roman" w:hAnsi="Times New Roman"/>
           <w:b/>
           <w:bCs/>
+          <w:color w:val="000000" w:themeColor="text1"/>
           <w:sz w:val="32"/>
           <w:szCs w:val="32"/>
         </w:rPr>
@@ -900,34 +1002,41 @@
         <w:jc w:val="both"/>
         <w:rPr>
           <w:rFonts w:ascii="Times New Roman" w:hAnsi="Times New Roman" w:cs="Times New Roman"/>
-          <w:sz w:val="28"/>
-          <w:szCs w:val="28"/>
+          <w:color w:val="000000" w:themeColor="text1"/>
+          <w:sz w:val="28"/>
+          <w:szCs w:val="28"/>
+          <w:lang w:val="en-US"/>
         </w:rPr>
       </w:pPr>
       <w:r>
         <w:rPr>
           <w:rFonts w:ascii="Times New Roman" w:hAnsi="Times New Roman" w:cs="Times New Roman"/>
-          <w:sz w:val="28"/>
-          <w:szCs w:val="28"/>
-        </w:rPr>
-        <w:t xml:space="preserve">1. Для выполнения работы потребуются три текстовых файла с различными свойствами. Объем файлов больше 10 Кб, формат </w:t>
-      </w:r>
-      <w:r>
+          <w:color w:val="000000" w:themeColor="text1"/>
+          <w:sz w:val="28"/>
+          <w:szCs w:val="28"/>
+        </w:rPr>
+        <w:t>1. Запрограммировать процедуру двоичного кодирования текстового файла побуквенным кодом. В качестве методов сжатия использовать метод Хаффмана и метод Шеннона (или метод Фано). Текстовые файлы использовать те же, что и в практической работе 1.</w:t>
+      </w:r>
+    </w:p>
+    <w:p>
+      <w:pPr>
+        <w:jc w:val="both"/>
         <w:rPr>
           <w:rFonts w:ascii="Times New Roman" w:hAnsi="Times New Roman" w:cs="Times New Roman"/>
+          <w:color w:val="000000" w:themeColor="text1"/>
           <w:sz w:val="28"/>
           <w:szCs w:val="28"/>
           <w:lang w:val="en-US"/>
         </w:rPr>
-        <w:t>txt</w:t>
-      </w:r>
+      </w:pPr>
       <w:r>
         <w:rPr>
           <w:rFonts w:ascii="Times New Roman" w:hAnsi="Times New Roman" w:cs="Times New Roman"/>
-          <w:sz w:val="28"/>
-          <w:szCs w:val="28"/>
-        </w:rPr>
-        <w:t xml:space="preserve">. </w:t>
+          <w:color w:val="000000" w:themeColor="text1"/>
+          <w:sz w:val="28"/>
+          <w:szCs w:val="28"/>
+        </w:rPr>
+        <w:t>2. Вычислить среднюю длину кодовых слов и оценить избыточность кодирования для  каждого построенного  побуквенного кода.</w:t>
       </w:r>
     </w:p>
     <w:p>
@@ -935,6 +1044,7 @@
         <w:jc w:val="both"/>
         <w:rPr>
           <w:rFonts w:ascii="Times New Roman" w:hAnsi="Times New Roman" w:cs="Times New Roman"/>
+          <w:color w:val="000000" w:themeColor="text1"/>
           <w:sz w:val="28"/>
           <w:szCs w:val="28"/>
         </w:rPr>
@@ -942,173 +1052,23 @@
       <w:r>
         <w:rPr>
           <w:rFonts w:ascii="Times New Roman" w:hAnsi="Times New Roman" w:cs="Times New Roman"/>
-          <w:sz w:val="28"/>
-          <w:szCs w:val="28"/>
-        </w:rPr>
-        <w:t xml:space="preserve">В первом файле содержится последовательность символов, количество различных символов больше 2 (3,4 или 5). Символы </w:t>
-      </w:r>
-      <w:r>
-        <w:rPr>
-          <w:rFonts w:ascii="Times New Roman" w:hAnsi="Times New Roman" w:cs="Times New Roman"/>
-          <w:b/>
-          <w:sz w:val="28"/>
-          <w:szCs w:val="28"/>
-        </w:rPr>
-        <w:t>последовательно и независимо</w:t>
-      </w:r>
-      <w:r>
-        <w:rPr>
-          <w:rFonts w:ascii="Times New Roman" w:hAnsi="Times New Roman" w:cs="Times New Roman"/>
-          <w:sz w:val="28"/>
-          <w:szCs w:val="28"/>
-        </w:rPr>
-        <w:t xml:space="preserve"> с равными вероятностями генерируются с помощью датчика псевдослучайных чисел  и записываются в файл.</w:t>
-      </w:r>
-    </w:p>
-    <w:p>
-      <w:pPr>
-        <w:jc w:val="both"/>
-        <w:rPr>
-          <w:rFonts w:ascii="Times New Roman" w:hAnsi="Times New Roman" w:cs="Times New Roman"/>
-          <w:sz w:val="28"/>
-          <w:szCs w:val="28"/>
-        </w:rPr>
-      </w:pPr>
-      <w:r>
-        <w:rPr>
-          <w:rFonts w:ascii="Times New Roman" w:hAnsi="Times New Roman" w:cs="Times New Roman"/>
-          <w:sz w:val="28"/>
-          <w:szCs w:val="28"/>
-        </w:rPr>
-        <w:t xml:space="preserve">Для генерации второго файла необходимо сначала задать набор вероятностей символов (количество символов такое же, как и в первом файле), а затем </w:t>
-      </w:r>
-      <w:r>
-        <w:rPr>
-          <w:rFonts w:ascii="Times New Roman" w:hAnsi="Times New Roman" w:cs="Times New Roman"/>
-          <w:b/>
-          <w:sz w:val="28"/>
-          <w:szCs w:val="28"/>
-        </w:rPr>
-        <w:t>последовательно и независимо</w:t>
-      </w:r>
-      <w:r>
-        <w:rPr>
-          <w:rFonts w:ascii="Times New Roman" w:hAnsi="Times New Roman" w:cs="Times New Roman"/>
-          <w:sz w:val="28"/>
-          <w:szCs w:val="28"/>
-        </w:rPr>
-        <w:t xml:space="preserve"> генерировать символы с соответствующей вероятностью и записывать их в файл, вероятности в процессе записи файла не меняются. </w:t>
-      </w:r>
-    </w:p>
-    <w:p>
-      <w:pPr>
-        <w:jc w:val="both"/>
-        <w:rPr>
-          <w:rFonts w:ascii="Times New Roman" w:hAnsi="Times New Roman" w:cs="Times New Roman"/>
-          <w:sz w:val="28"/>
-          <w:szCs w:val="28"/>
-        </w:rPr>
-      </w:pPr>
-      <w:r>
-        <w:rPr>
-          <w:rFonts w:ascii="Times New Roman" w:hAnsi="Times New Roman" w:cs="Times New Roman"/>
-          <w:sz w:val="28"/>
-          <w:szCs w:val="28"/>
-        </w:rPr>
-        <w:t>В качестве третьего файла необходимо выбрать художественный текст на русском (английском) языке. Для алфавита текста предполагается, что строчные и заглавные символы не отличаются, знаки препинания опущены, к алфавиту добавлен пробел, для русских текстов буквы «е» и «ё», «ь» и «ъ» совпадают.</w:t>
-      </w:r>
-    </w:p>
-    <w:p>
-      <w:pPr>
-        <w:jc w:val="both"/>
-        <w:rPr>
-          <w:rFonts w:ascii="Times New Roman" w:hAnsi="Times New Roman" w:cs="Times New Roman"/>
-          <w:sz w:val="28"/>
-          <w:szCs w:val="28"/>
-        </w:rPr>
-      </w:pPr>
-    </w:p>
-    <w:p>
-      <w:pPr>
-        <w:jc w:val="both"/>
-        <w:rPr>
-          <w:rFonts w:ascii="Times New Roman" w:hAnsi="Times New Roman" w:cs="Times New Roman"/>
-          <w:sz w:val="28"/>
-          <w:szCs w:val="28"/>
-        </w:rPr>
-      </w:pPr>
-      <w:r>
-        <w:rPr>
-          <w:rFonts w:ascii="Times New Roman" w:hAnsi="Times New Roman" w:cs="Times New Roman"/>
-          <w:sz w:val="28"/>
-          <w:szCs w:val="28"/>
-        </w:rPr>
-        <w:t xml:space="preserve">2. Составить программу, определяющую несколько оценок энтропии созданных текстовых файлов. Вычисление значения по формуле Шеннона </w:t>
-      </w:r>
-      <w:r>
-        <w:rPr>
-          <w:rFonts w:ascii="Times New Roman" w:hAnsi="Times New Roman" w:cs="Times New Roman"/>
-          <w:b/>
-          <w:sz w:val="28"/>
-          <w:szCs w:val="28"/>
-        </w:rPr>
-        <w:t>настоятельно рекомендуется</w:t>
-      </w:r>
-      <w:r>
-        <w:rPr>
-          <w:rFonts w:ascii="Times New Roman" w:hAnsi="Times New Roman" w:cs="Times New Roman"/>
-          <w:sz w:val="28"/>
-          <w:szCs w:val="28"/>
-        </w:rPr>
-        <w:t xml:space="preserve"> оформить в виде отдельной функции, на вход которой подается массив (список) вероятностей символов, выходной параметр – значение, вычисленное по формуле Шеннона. </w:t>
-      </w:r>
-    </w:p>
-    <w:p>
-      <w:pPr>
-        <w:jc w:val="both"/>
-        <w:rPr>
-          <w:rFonts w:ascii="Times New Roman" w:hAnsi="Times New Roman" w:cs="Times New Roman"/>
-          <w:sz w:val="28"/>
-          <w:szCs w:val="28"/>
-        </w:rPr>
-      </w:pPr>
-      <w:r>
-        <w:rPr>
-          <w:rFonts w:ascii="Times New Roman" w:hAnsi="Times New Roman" w:cs="Times New Roman"/>
-          <w:sz w:val="28"/>
-          <w:szCs w:val="28"/>
-        </w:rPr>
-        <w:t xml:space="preserve">Вычислить три оценки энтропии Шеннона для каждого из файлов. Рекомендуется вычисление оценки оформить в виде отдельной функции с параметром имя файла: </w:t>
-      </w:r>
-    </w:p>
-    <w:p>
-      <w:pPr>
-        <w:jc w:val="both"/>
-        <w:rPr>
-          <w:rFonts w:ascii="Times New Roman" w:hAnsi="Times New Roman" w:cs="Times New Roman"/>
-          <w:sz w:val="28"/>
-          <w:szCs w:val="28"/>
-        </w:rPr>
-      </w:pPr>
-      <w:r>
-        <w:rPr>
-          <w:rFonts w:ascii="Times New Roman" w:hAnsi="Times New Roman" w:cs="Times New Roman"/>
-          <w:b/>
-          <w:sz w:val="28"/>
-          <w:szCs w:val="28"/>
-        </w:rPr>
-        <w:t xml:space="preserve">Первая оценка </w:t>
+          <w:color w:val="000000" w:themeColor="text1"/>
+          <w:sz w:val="28"/>
+          <w:szCs w:val="28"/>
+        </w:rPr>
+        <w:t xml:space="preserve">3. После кодирования текстового файла вычислить оценки энтропии файла с закодированным текстом </w:t>
       </w:r>
       <w:r>
         <w:rPr>
           <w:rFonts w:ascii="Times New Roman" w:hAnsi="Times New Roman" w:cs="Times New Roman"/>
           <w:b/>
           <w:noProof/>
+          <w:color w:val="000000" w:themeColor="text1"/>
           <w:position w:val="-10"/>
           <w:sz w:val="28"/>
           <w:szCs w:val="28"/>
         </w:rPr>
-        <w:object w:dxaOrig="340" w:dyaOrig="340" w14:anchorId="63374EF4">
+        <w:object w:dxaOrig="340" w:dyaOrig="340" w14:anchorId="16749F87">
           <v:shapetype id="_x0000_t75" coordsize="21600,21600" o:spt="75" o:preferrelative="t" path="m@4@5l@4@11@9@11@9@5xe" filled="f" stroked="f">
             <v:stroke joinstyle="miter"/>
             <v:formulas>
@@ -1128,84 +1088,71 @@
             <v:path o:extrusionok="f" gradientshapeok="t" o:connecttype="rect"/>
             <o:lock v:ext="edit" aspectratio="t"/>
           </v:shapetype>
-          <v:shape id="_x0000_i1031" type="#_x0000_t75" alt="" style="width:16.95pt;height:16.95pt;mso-width-percent:0;mso-height-percent:0;mso-width-percent:0;mso-height-percent:0" o:ole="">
+          <v:shape id="_x0000_i1028" type="#_x0000_t75" alt="" style="width:16.95pt;height:16.95pt;mso-width-percent:0;mso-height-percent:0;mso-width-percent:0;mso-height-percent:0" o:ole="">
             <v:imagedata r:id="rId5" o:title=""/>
           </v:shape>
-          <o:OLEObject Type="Embed" ProgID="Equation.3" ShapeID="_x0000_i1031" DrawAspect="Content" ObjectID="_1834032348" r:id="rId6"/>
+          <o:OLEObject Type="Embed" ProgID="Equation.3" ShapeID="_x0000_i1028" DrawAspect="Content" ObjectID="_1835693130" r:id="rId6"/>
         </w:object>
       </w:r>
-      <w:r>
-        <w:rPr>
-          <w:rFonts w:ascii="Times New Roman" w:hAnsi="Times New Roman" w:cs="Times New Roman"/>
-          <w:sz w:val="28"/>
-          <w:szCs w:val="28"/>
-        </w:rPr>
-        <w:t>. Сначала определить частоты отдельных символов файла, т.е. отношения количества отдельного символа к общему количеству символов в файле. Далее используя полученные частоты как оценки вероятностей, рассчитать оценку энтропии по формуле Шеннона.</w:t>
-      </w:r>
-    </w:p>
-    <w:p>
-      <w:pPr>
-        <w:suppressAutoHyphens/>
-        <w:jc w:val="both"/>
-        <w:rPr>
-          <w:rFonts w:ascii="Times New Roman" w:hAnsi="Times New Roman" w:cs="Times New Roman"/>
-          <w:sz w:val="28"/>
-          <w:szCs w:val="28"/>
-        </w:rPr>
-      </w:pPr>
       <w:r>
         <w:rPr>
           <w:rFonts w:ascii="Times New Roman" w:hAnsi="Times New Roman" w:cs="Times New Roman"/>
           <w:b/>
-          <w:sz w:val="28"/>
-          <w:szCs w:val="28"/>
-        </w:rPr>
-        <w:t xml:space="preserve">Вторая оценка </w:t>
+          <w:color w:val="000000" w:themeColor="text1"/>
+          <w:sz w:val="28"/>
+          <w:szCs w:val="28"/>
+        </w:rPr>
+        <w:t xml:space="preserve">, </w:t>
       </w:r>
       <w:r>
         <w:rPr>
           <w:rFonts w:ascii="Times New Roman" w:hAnsi="Times New Roman" w:cs="Times New Roman"/>
           <w:b/>
           <w:noProof/>
+          <w:color w:val="000000" w:themeColor="text1"/>
           <w:position w:val="-10"/>
           <w:sz w:val="28"/>
           <w:szCs w:val="28"/>
         </w:rPr>
-        <w:object w:dxaOrig="360" w:dyaOrig="340" w14:anchorId="011B0EC1">
-          <v:shape id="_x0000_i1030" type="#_x0000_t75" alt="" style="width:18pt;height:16.95pt;mso-width-percent:0;mso-height-percent:0;mso-width-percent:0;mso-height-percent:0" o:ole="">
+        <w:object w:dxaOrig="360" w:dyaOrig="340" w14:anchorId="7A102E20">
+          <v:shape id="_x0000_i1027" type="#_x0000_t75" alt="" style="width:18pt;height:16.95pt;mso-width-percent:0;mso-height-percent:0;mso-width-percent:0;mso-height-percent:0" o:ole="">
             <v:imagedata r:id="rId7" o:title=""/>
           </v:shape>
-          <o:OLEObject Type="Embed" ProgID="Equation.3" ShapeID="_x0000_i1030" DrawAspect="Content" ObjectID="_1834032349" r:id="rId8"/>
+          <o:OLEObject Type="Embed" ProgID="Equation.3" ShapeID="_x0000_i1027" DrawAspect="Content" ObjectID="_1835693131" r:id="rId8"/>
         </w:object>
       </w:r>
       <w:r>
         <w:rPr>
           <w:rFonts w:ascii="Times New Roman" w:hAnsi="Times New Roman" w:cs="Times New Roman"/>
-          <w:sz w:val="28"/>
-          <w:szCs w:val="28"/>
-        </w:rPr>
-        <w:t xml:space="preserve">. Определить частоты всех последовательных пар символов в файле. Для того правильной оценки энтропии </w:t>
+          <w:b/>
+          <w:color w:val="000000" w:themeColor="text1"/>
+          <w:sz w:val="28"/>
+          <w:szCs w:val="28"/>
+        </w:rPr>
+        <w:t xml:space="preserve">, </w:t>
       </w:r>
       <w:r>
         <w:rPr>
           <w:rFonts w:ascii="Times New Roman" w:hAnsi="Times New Roman" w:cs="Times New Roman"/>
           <w:b/>
           <w:noProof/>
-          <w:position w:val="-10"/>
-          <w:sz w:val="28"/>
-          <w:szCs w:val="28"/>
-        </w:rPr>
-        <w:object w:dxaOrig="360" w:dyaOrig="340" w14:anchorId="7ACF6AB5">
-          <v:shape id="_x0000_i1029" type="#_x0000_t75" alt="" style="width:18pt;height:16.95pt;mso-width-percent:0;mso-height-percent:0;mso-width-percent:0;mso-height-percent:0" o:ole="">
+          <w:color w:val="000000" w:themeColor="text1"/>
+          <w:position w:val="-12"/>
+          <w:sz w:val="28"/>
+          <w:szCs w:val="28"/>
+        </w:rPr>
+        <w:object w:dxaOrig="360" w:dyaOrig="360" w14:anchorId="257B77D7">
+          <v:shape id="_x0000_i1026" type="#_x0000_t75" alt="" style="width:18pt;height:18pt;mso-width-percent:0;mso-height-percent:0;mso-width-percent:0;mso-height-percent:0" o:ole="">
             <v:imagedata r:id="rId9" o:title=""/>
           </v:shape>
-          <o:OLEObject Type="Embed" ProgID="Equation.3" ShapeID="_x0000_i1029" DrawAspect="Content" ObjectID="_1834032350" r:id="rId10"/>
+          <o:OLEObject Type="Embed" ProgID="Equation.3" ShapeID="_x0000_i1026" DrawAspect="Content" ObjectID="_1835693132" r:id="rId10"/>
         </w:object>
       </w:r>
       <w:r>
         <w:rPr>
           <w:rFonts w:ascii="Times New Roman" w:hAnsi="Times New Roman" w:cs="Times New Roman"/>
           <w:b/>
+          <w:color w:val="000000" w:themeColor="text1"/>
           <w:sz w:val="28"/>
           <w:szCs w:val="28"/>
         </w:rPr>
@@ -1214,323 +1161,134 @@
       <w:r>
         <w:rPr>
           <w:rFonts w:ascii="Times New Roman" w:hAnsi="Times New Roman" w:cs="Times New Roman"/>
-          <w:sz w:val="28"/>
-          <w:szCs w:val="28"/>
-        </w:rPr>
-        <w:t xml:space="preserve">пары символов нужно рассматривать с перехлестом. </w:t>
-      </w:r>
-    </w:p>
-    <w:p>
-      <w:pPr>
-        <w:suppressAutoHyphens/>
-        <w:jc w:val="both"/>
+          <w:color w:val="000000" w:themeColor="text1"/>
+          <w:sz w:val="28"/>
+          <w:szCs w:val="28"/>
+        </w:rPr>
+        <w:t xml:space="preserve">(после кодирования последовательность содержит 0 и 1) и заполнить таблицу. </w:t>
+      </w:r>
+      <w:r>
         <w:rPr>
           <w:rFonts w:ascii="Times New Roman" w:hAnsi="Times New Roman" w:cs="Times New Roman"/>
-          <w:sz w:val="28"/>
-          <w:szCs w:val="28"/>
-        </w:rPr>
-      </w:pPr>
+          <w:color w:val="000000" w:themeColor="text1"/>
+          <w:sz w:val="28"/>
+          <w:szCs w:val="28"/>
+        </w:rPr>
+        <w:t xml:space="preserve"> </w:t>
+      </w:r>
       <w:r>
         <w:rPr>
           <w:rFonts w:ascii="Times New Roman" w:hAnsi="Times New Roman" w:cs="Times New Roman"/>
-          <w:sz w:val="28"/>
-          <w:szCs w:val="28"/>
-        </w:rPr>
-        <w:t xml:space="preserve">Пример. Пусть имеется такая последовательность </w:t>
+          <w:color w:val="000000" w:themeColor="text1"/>
+          <w:sz w:val="28"/>
+          <w:szCs w:val="28"/>
+        </w:rPr>
+        <w:t xml:space="preserve">Избыточность кодирования определяется как </w:t>
       </w:r>
       <w:r>
         <w:rPr>
           <w:rFonts w:ascii="Times New Roman" w:hAnsi="Times New Roman" w:cs="Times New Roman"/>
-          <w:caps/>
-          <w:sz w:val="28"/>
-          <w:szCs w:val="28"/>
-        </w:rPr>
-        <w:t>фывафпро</w:t>
-      </w:r>
-    </w:p>
-    <w:p>
-      <w:pPr>
-        <w:suppressAutoHyphens/>
-        <w:jc w:val="both"/>
+          <w:noProof/>
+          <w:color w:val="000000" w:themeColor="text1"/>
+          <w:position w:val="-14"/>
+          <w:sz w:val="28"/>
+          <w:szCs w:val="28"/>
+        </w:rPr>
+        <w:object w:dxaOrig="1180" w:dyaOrig="380" w14:anchorId="7715DA3E">
+          <v:shape id="_x0000_i1025" type="#_x0000_t75" alt="" style="width:59.3pt;height:19.05pt;mso-width-percent:0;mso-height-percent:0;mso-width-percent:0;mso-height-percent:0" o:ole="">
+            <v:imagedata r:id="rId11" o:title=""/>
+          </v:shape>
+          <o:OLEObject Type="Embed" ProgID="Equation.3" ShapeID="_x0000_i1025" DrawAspect="Content" ObjectID="_1835693133" r:id="rId12"/>
+        </w:object>
+      </w:r>
+      <w:r>
         <w:rPr>
           <w:rFonts w:ascii="Times New Roman" w:hAnsi="Times New Roman" w:cs="Times New Roman"/>
-          <w:sz w:val="28"/>
-          <w:szCs w:val="28"/>
-        </w:rPr>
-      </w:pPr>
+          <w:color w:val="000000" w:themeColor="text1"/>
+          <w:sz w:val="28"/>
+          <w:szCs w:val="28"/>
+        </w:rPr>
+        <w:t xml:space="preserve">, где </w:t>
+      </w:r>
       <w:r>
         <w:rPr>
           <w:rFonts w:ascii="Times New Roman" w:hAnsi="Times New Roman" w:cs="Times New Roman"/>
-          <w:sz w:val="28"/>
-          <w:szCs w:val="28"/>
-        </w:rPr>
-        <w:lastRenderedPageBreak/>
-        <w:t>Под парами понимаются пары соседних символов, т.е.</w:t>
-      </w:r>
-    </w:p>
-    <w:p>
-      <w:pPr>
-        <w:suppressAutoHyphens/>
-        <w:jc w:val="center"/>
+          <w:i/>
+          <w:color w:val="000000" w:themeColor="text1"/>
+          <w:sz w:val="28"/>
+          <w:szCs w:val="28"/>
+          <w:lang w:val="en-US"/>
+        </w:rPr>
+        <w:t>H</w:t>
+      </w:r>
+      <w:r>
         <w:rPr>
           <w:rFonts w:ascii="Times New Roman" w:hAnsi="Times New Roman" w:cs="Times New Roman"/>
-          <w:caps/>
-          <w:sz w:val="28"/>
-          <w:szCs w:val="28"/>
-        </w:rPr>
-      </w:pPr>
+          <w:color w:val="000000" w:themeColor="text1"/>
+          <w:sz w:val="28"/>
+          <w:szCs w:val="28"/>
+        </w:rPr>
+        <w:t xml:space="preserve">  –  предельная энтропия текста, </w:t>
+      </w:r>
       <w:r>
         <w:rPr>
           <w:rFonts w:ascii="Times New Roman" w:hAnsi="Times New Roman" w:cs="Times New Roman"/>
-          <w:caps/>
-          <w:sz w:val="28"/>
-          <w:szCs w:val="28"/>
-        </w:rPr>
-        <w:t>фы ыв ва аф фп пр ро</w:t>
-      </w:r>
-    </w:p>
-    <w:p>
-      <w:pPr>
-        <w:suppressAutoHyphens/>
-        <w:jc w:val="both"/>
+          <w:i/>
+          <w:color w:val="000000" w:themeColor="text1"/>
+          <w:sz w:val="28"/>
+          <w:szCs w:val="28"/>
+          <w:lang w:val="en-US"/>
+        </w:rPr>
+        <w:t>L</w:t>
+      </w:r>
+      <w:r>
         <w:rPr>
           <w:rFonts w:ascii="Times New Roman" w:hAnsi="Times New Roman" w:cs="Times New Roman"/>
-          <w:sz w:val="28"/>
-          <w:szCs w:val="28"/>
-        </w:rPr>
-      </w:pPr>
+          <w:color w:val="000000" w:themeColor="text1"/>
+          <w:sz w:val="28"/>
+          <w:szCs w:val="28"/>
+          <w:vertAlign w:val="subscript"/>
+          <w:lang w:val="en-US"/>
+        </w:rPr>
+        <w:t>cp</w:t>
+      </w:r>
       <w:r>
         <w:rPr>
           <w:rFonts w:ascii="Times New Roman" w:hAnsi="Times New Roman" w:cs="Times New Roman"/>
-          <w:sz w:val="28"/>
-          <w:szCs w:val="28"/>
-        </w:rPr>
-        <w:t xml:space="preserve">Для подсчета оценки энтропии </w:t>
+          <w:color w:val="000000" w:themeColor="text1"/>
+          <w:sz w:val="28"/>
+          <w:szCs w:val="28"/>
+          <w:vertAlign w:val="subscript"/>
+        </w:rPr>
+        <w:t xml:space="preserve"> </w:t>
       </w:r>
       <w:r>
         <w:rPr>
           <w:rFonts w:ascii="Times New Roman" w:hAnsi="Times New Roman" w:cs="Times New Roman"/>
-          <w:b/>
-          <w:noProof/>
-          <w:position w:val="-10"/>
-          <w:sz w:val="28"/>
-          <w:szCs w:val="28"/>
-        </w:rPr>
-        <w:object w:dxaOrig="360" w:dyaOrig="340" w14:anchorId="10591D51">
-          <v:shape id="_x0000_i1028" type="#_x0000_t75" alt="" style="width:18pt;height:16.95pt;mso-width-percent:0;mso-height-percent:0;mso-width-percent:0;mso-height-percent:0" o:ole="">
-            <v:imagedata r:id="rId7" o:title=""/>
-          </v:shape>
-          <o:OLEObject Type="Embed" ProgID="Equation.3" ShapeID="_x0000_i1028" DrawAspect="Content" ObjectID="_1834032351" r:id="rId11"/>
-        </w:object>
-      </w:r>
-      <w:r>
+          <w:color w:val="000000" w:themeColor="text1"/>
+          <w:sz w:val="28"/>
+          <w:szCs w:val="28"/>
+        </w:rPr>
+        <w:t xml:space="preserve"> – средняя длина кодовых  слов.</w:t>
+      </w:r>
+    </w:p>
+    <w:p>
+      <w:pPr>
         <w:rPr>
           <w:rFonts w:ascii="Times New Roman" w:hAnsi="Times New Roman" w:cs="Times New Roman"/>
-          <w:b/>
-          <w:sz w:val="28"/>
-          <w:szCs w:val="28"/>
-        </w:rPr>
-        <w:t xml:space="preserve"> </w:t>
-      </w:r>
+          <w:color w:val="000000" w:themeColor="text1"/>
+          <w:sz w:val="28"/>
+          <w:szCs w:val="28"/>
+        </w:rPr>
+      </w:pPr>
       <w:r>
         <w:rPr>
           <w:rFonts w:ascii="Times New Roman" w:hAnsi="Times New Roman" w:cs="Times New Roman"/>
-          <w:sz w:val="28"/>
-          <w:szCs w:val="28"/>
-        </w:rPr>
-        <w:t xml:space="preserve">необходимо подсчитать частоту каждой пары символов и подставить в формулу Шеннона. Полученное значение оценки энтропии следует разделить на 2.  </w:t>
-      </w:r>
-    </w:p>
-    <w:p>
-      <w:pPr>
-        <w:suppressAutoHyphens/>
-        <w:jc w:val="both"/>
-        <w:rPr>
-          <w:rFonts w:ascii="Times New Roman" w:hAnsi="Times New Roman" w:cs="Times New Roman"/>
-          <w:sz w:val="28"/>
-          <w:szCs w:val="28"/>
-        </w:rPr>
-      </w:pPr>
-      <w:r>
-        <w:rPr>
-          <w:rFonts w:ascii="Times New Roman" w:hAnsi="Times New Roman" w:cs="Times New Roman"/>
-          <w:b/>
-          <w:sz w:val="28"/>
-          <w:szCs w:val="28"/>
-        </w:rPr>
-        <w:t xml:space="preserve">Третья оценка </w:t>
-      </w:r>
-      <w:r>
-        <w:rPr>
-          <w:rFonts w:ascii="Times New Roman" w:hAnsi="Times New Roman" w:cs="Times New Roman"/>
-          <w:b/>
-          <w:noProof/>
-          <w:position w:val="-12"/>
-          <w:sz w:val="28"/>
-          <w:szCs w:val="28"/>
-        </w:rPr>
-        <w:object w:dxaOrig="360" w:dyaOrig="360" w14:anchorId="2052C17D">
-          <v:shape id="_x0000_i1027" type="#_x0000_t75" alt="" style="width:18pt;height:18pt;mso-width-percent:0;mso-height-percent:0;mso-width-percent:0;mso-height-percent:0" o:ole="">
-            <v:imagedata r:id="rId12" o:title=""/>
-          </v:shape>
-          <o:OLEObject Type="Embed" ProgID="Equation.3" ShapeID="_x0000_i1027" DrawAspect="Content" ObjectID="_1834032352" r:id="rId13"/>
-        </w:object>
-      </w:r>
-      <w:r>
-        <w:rPr>
-          <w:rFonts w:ascii="Times New Roman" w:hAnsi="Times New Roman" w:cs="Times New Roman"/>
-          <w:sz w:val="28"/>
-          <w:szCs w:val="28"/>
-        </w:rPr>
-        <w:t xml:space="preserve">. Определить частоты всех последовательных троек символов в файле. Для того правильной оценки энтропии </w:t>
-      </w:r>
-      <w:r>
-        <w:rPr>
-          <w:rFonts w:ascii="Times New Roman" w:hAnsi="Times New Roman" w:cs="Times New Roman"/>
-          <w:b/>
-          <w:noProof/>
-          <w:position w:val="-12"/>
-          <w:sz w:val="28"/>
-          <w:szCs w:val="28"/>
-        </w:rPr>
-        <w:object w:dxaOrig="360" w:dyaOrig="360" w14:anchorId="41207673">
-          <v:shape id="_x0000_i1026" type="#_x0000_t75" alt="" style="width:18pt;height:18pt;mso-width-percent:0;mso-height-percent:0;mso-width-percent:0;mso-height-percent:0" o:ole="">
-            <v:imagedata r:id="rId14" o:title=""/>
-          </v:shape>
-          <o:OLEObject Type="Embed" ProgID="Equation.3" ShapeID="_x0000_i1026" DrawAspect="Content" ObjectID="_1834032353" r:id="rId15"/>
-        </w:object>
-      </w:r>
-      <w:r>
-        <w:rPr>
-          <w:rFonts w:ascii="Times New Roman" w:hAnsi="Times New Roman" w:cs="Times New Roman"/>
-          <w:b/>
-          <w:sz w:val="28"/>
-          <w:szCs w:val="28"/>
-        </w:rPr>
-        <w:t xml:space="preserve"> тройки </w:t>
-      </w:r>
-      <w:r>
-        <w:rPr>
-          <w:rFonts w:ascii="Times New Roman" w:hAnsi="Times New Roman" w:cs="Times New Roman"/>
-          <w:sz w:val="28"/>
-          <w:szCs w:val="28"/>
-        </w:rPr>
-        <w:t xml:space="preserve"> символов нужно рассматривать с перехлестом. </w:t>
-      </w:r>
-    </w:p>
-    <w:p>
-      <w:pPr>
-        <w:suppressAutoHyphens/>
-        <w:jc w:val="both"/>
-        <w:rPr>
-          <w:rFonts w:ascii="Times New Roman" w:hAnsi="Times New Roman" w:cs="Times New Roman"/>
-          <w:sz w:val="28"/>
-          <w:szCs w:val="28"/>
-        </w:rPr>
-      </w:pPr>
-      <w:r>
-        <w:rPr>
-          <w:rFonts w:ascii="Times New Roman" w:hAnsi="Times New Roman" w:cs="Times New Roman"/>
-          <w:sz w:val="28"/>
-          <w:szCs w:val="28"/>
-        </w:rPr>
-        <w:t xml:space="preserve">Для подсчета оценки энтропии </w:t>
-      </w:r>
-      <w:r>
-        <w:rPr>
-          <w:rFonts w:ascii="Times New Roman" w:hAnsi="Times New Roman" w:cs="Times New Roman"/>
-          <w:b/>
-          <w:noProof/>
-          <w:position w:val="-12"/>
-          <w:sz w:val="28"/>
-          <w:szCs w:val="28"/>
-        </w:rPr>
-        <w:object w:dxaOrig="360" w:dyaOrig="360" w14:anchorId="3F082C2B">
-          <v:shape id="_x0000_i1025" type="#_x0000_t75" alt="" style="width:18pt;height:18pt;mso-width-percent:0;mso-height-percent:0;mso-width-percent:0;mso-height-percent:0" o:ole="">
-            <v:imagedata r:id="rId16" o:title=""/>
-          </v:shape>
-          <o:OLEObject Type="Embed" ProgID="Equation.3" ShapeID="_x0000_i1025" DrawAspect="Content" ObjectID="_1834032354" r:id="rId17"/>
-        </w:object>
-      </w:r>
-      <w:r>
-        <w:rPr>
-          <w:rFonts w:ascii="Times New Roman" w:hAnsi="Times New Roman" w:cs="Times New Roman"/>
-          <w:b/>
-          <w:sz w:val="28"/>
-          <w:szCs w:val="28"/>
-        </w:rPr>
-        <w:t xml:space="preserve"> </w:t>
-      </w:r>
-      <w:r>
-        <w:rPr>
-          <w:rFonts w:ascii="Times New Roman" w:hAnsi="Times New Roman" w:cs="Times New Roman"/>
-          <w:sz w:val="28"/>
-          <w:szCs w:val="28"/>
-        </w:rPr>
-        <w:t xml:space="preserve">необходимо подсчитать частоту каждой тройки символов и подставить в формулу Шеннона. Полученное значение оценки энтропии следует разделить на 3.  </w:t>
-      </w:r>
-    </w:p>
-    <w:p>
-      <w:pPr>
-        <w:jc w:val="both"/>
-        <w:rPr>
-          <w:rFonts w:ascii="Times New Roman" w:hAnsi="Times New Roman" w:cs="Times New Roman"/>
-          <w:sz w:val="28"/>
-          <w:szCs w:val="28"/>
-        </w:rPr>
-      </w:pPr>
-      <w:r>
-        <w:rPr>
-          <w:rFonts w:ascii="Times New Roman" w:hAnsi="Times New Roman" w:cs="Times New Roman"/>
-          <w:sz w:val="28"/>
-          <w:szCs w:val="28"/>
-        </w:rPr>
-        <w:t>По желанию можно продолжить процесс вычисления оценок с использованием частот четверок, пятерок символов и т.д.</w:t>
-      </w:r>
-    </w:p>
-    <w:p>
-      <w:pPr>
-        <w:jc w:val="both"/>
-        <w:rPr>
-          <w:rFonts w:ascii="Times New Roman" w:hAnsi="Times New Roman" w:cs="Times New Roman"/>
-          <w:sz w:val="28"/>
-          <w:szCs w:val="28"/>
-        </w:rPr>
-      </w:pPr>
-    </w:p>
-    <w:p>
-      <w:pPr>
-        <w:jc w:val="both"/>
-        <w:rPr>
-          <w:rFonts w:ascii="Times New Roman" w:hAnsi="Times New Roman" w:cs="Times New Roman"/>
-          <w:sz w:val="28"/>
-          <w:szCs w:val="28"/>
-        </w:rPr>
-      </w:pPr>
-      <w:r>
-        <w:rPr>
-          <w:rFonts w:ascii="Times New Roman" w:hAnsi="Times New Roman" w:cs="Times New Roman"/>
-          <w:sz w:val="28"/>
-          <w:szCs w:val="28"/>
-        </w:rPr>
-        <w:t xml:space="preserve">3. После тестирования программы необходимо заполнить таблицу для отчета и в отчете </w:t>
-      </w:r>
-      <w:r>
-        <w:rPr>
-          <w:rFonts w:ascii="Times New Roman" w:hAnsi="Times New Roman" w:cs="Times New Roman"/>
-          <w:b/>
-          <w:sz w:val="28"/>
-          <w:szCs w:val="28"/>
-        </w:rPr>
-        <w:t>проанализировать</w:t>
-      </w:r>
-      <w:r>
-        <w:rPr>
-          <w:rFonts w:ascii="Times New Roman" w:hAnsi="Times New Roman" w:cs="Times New Roman"/>
-          <w:sz w:val="28"/>
-          <w:szCs w:val="28"/>
-        </w:rPr>
-        <w:t xml:space="preserve"> полученные результаты, объяснить замеченные эффекты. Для получения теоретических значений энтропии использовать наборы вероятностей, которые использовались при генерации файлов, для файла с текстом на естественном языке не заполнять.</w:t>
+          <w:color w:val="000000" w:themeColor="text1"/>
+          <w:sz w:val="28"/>
+          <w:szCs w:val="28"/>
+        </w:rPr>
+        <w:t xml:space="preserve">4. Оформить отчет, загрузить отчет в электронную среду. Отчет обязательно должен содержать заполненную таблицу и анализ полученных результатов.  </w:t>
       </w:r>
     </w:p>
     <w:p>
@@ -1541,6 +1299,7 @@
           <w:rFonts w:ascii="Times New Roman" w:hAnsi="Times New Roman"/>
           <w:b/>
           <w:bCs/>
+          <w:color w:val="000000" w:themeColor="text1"/>
           <w:sz w:val="32"/>
           <w:szCs w:val="32"/>
         </w:rPr>
@@ -1558,6 +1317,7 @@
           <w:rFonts w:ascii="Times New Roman" w:hAnsi="Times New Roman"/>
           <w:b/>
           <w:bCs/>
+          <w:color w:val="000000" w:themeColor="text1"/>
           <w:sz w:val="32"/>
           <w:szCs w:val="32"/>
           <w:lang w:val="en-US"/>
@@ -1568,6 +1328,7 @@
           <w:rFonts w:ascii="Times New Roman" w:hAnsi="Times New Roman"/>
           <w:b/>
           <w:bCs/>
+          <w:color w:val="000000" w:themeColor="text1"/>
           <w:sz w:val="32"/>
           <w:szCs w:val="32"/>
         </w:rPr>
@@ -1582,6 +1343,7 @@
           <w:rFonts w:ascii="Times New Roman" w:hAnsi="Times New Roman"/>
           <w:b/>
           <w:bCs/>
+          <w:color w:val="000000" w:themeColor="text1"/>
           <w:sz w:val="32"/>
           <w:szCs w:val="32"/>
           <w:lang w:val="en-US"/>
@@ -1593,16 +1355,17 @@
           <w:b/>
           <w:bCs/>
           <w:noProof/>
+          <w:color w:val="000000" w:themeColor="text1"/>
           <w:sz w:val="32"/>
           <w:szCs w:val="32"/>
           <w:lang w:val="en-US"/>
           <w14:ligatures w14:val="standardContextual"/>
         </w:rPr>
         <w:drawing>
-          <wp:inline distT="0" distB="0" distL="0" distR="0" wp14:anchorId="4918E612" wp14:editId="5487010B">
-            <wp:extent cx="6116320" cy="1344295"/>
-            <wp:effectExtent l="0" t="0" r="5080" b="1905"/>
-            <wp:docPr id="1131738514" name="Рисунок 1"/>
+          <wp:inline distT="0" distB="0" distL="0" distR="0" wp14:anchorId="7D3D7054" wp14:editId="6C3C2B95">
+            <wp:extent cx="6116320" cy="2088515"/>
+            <wp:effectExtent l="0" t="0" r="5080" b="0"/>
+            <wp:docPr id="984002407" name="Рисунок 1"/>
             <wp:cNvGraphicFramePr>
               <a:graphicFrameLocks xmlns:a="http://schemas.openxmlformats.org/drawingml/2006/main" noChangeAspect="1"/>
             </wp:cNvGraphicFramePr>
@@ -1610,11 +1373,11 @@
               <a:graphicData uri="http://schemas.openxmlformats.org/drawingml/2006/picture">
                 <pic:pic xmlns:pic="http://schemas.openxmlformats.org/drawingml/2006/picture">
                   <pic:nvPicPr>
-                    <pic:cNvPr id="1131738514" name="Рисунок 1131738514"/>
+                    <pic:cNvPr id="984002407" name="Рисунок 984002407"/>
                     <pic:cNvPicPr/>
                   </pic:nvPicPr>
                   <pic:blipFill>
-                    <a:blip r:embed="rId18">
+                    <a:blip r:embed="rId13">
                       <a:extLst>
                         <a:ext uri="{28A0092B-C50C-407E-A947-70E740481C1C}">
                           <a14:useLocalDpi xmlns:a14="http://schemas.microsoft.com/office/drawing/2010/main" val="0"/>
@@ -1628,7 +1391,7 @@
                   <pic:spPr>
                     <a:xfrm>
                       <a:off x="0" y="0"/>
-                      <a:ext cx="6116320" cy="1344295"/>
+                      <a:ext cx="6116320" cy="2088515"/>
                     </a:xfrm>
                     <a:prstGeom prst="rect">
                       <a:avLst/>
@@ -1644,21 +1407,6 @@
     <w:p>
       <w:pPr>
         <w:pStyle w:val="ac"/>
-        <w:spacing w:line="360" w:lineRule="auto"/>
-        <w:ind w:left="0"/>
-        <w:rPr>
-          <w:rFonts w:ascii="Times New Roman" w:hAnsi="Times New Roman"/>
-          <w:b/>
-          <w:bCs/>
-          <w:sz w:val="32"/>
-          <w:szCs w:val="32"/>
-          <w:lang w:val="en-US"/>
-        </w:rPr>
-      </w:pPr>
-    </w:p>
-    <w:p>
-      <w:pPr>
-        <w:pStyle w:val="ac"/>
         <w:numPr>
           <w:ilvl w:val="0"/>
           <w:numId w:val="1"/>
@@ -1668,6 +1416,7 @@
           <w:rFonts w:ascii="Times New Roman" w:hAnsi="Times New Roman"/>
           <w:b/>
           <w:bCs/>
+          <w:color w:val="000000" w:themeColor="text1"/>
           <w:sz w:val="32"/>
           <w:szCs w:val="32"/>
           <w:lang w:val="en-US"/>
@@ -1678,6 +1427,7 @@
           <w:rFonts w:ascii="Times New Roman" w:hAnsi="Times New Roman"/>
           <w:b/>
           <w:bCs/>
+          <w:color w:val="000000" w:themeColor="text1"/>
           <w:sz w:val="32"/>
           <w:szCs w:val="32"/>
         </w:rPr>
@@ -1690,18 +1440,1414 @@
         <w:spacing w:line="360" w:lineRule="auto"/>
         <w:rPr>
           <w:rFonts w:ascii="Times New Roman" w:hAnsi="Times New Roman"/>
-          <w:sz w:val="28"/>
-          <w:szCs w:val="28"/>
+          <w:b/>
+          <w:bCs/>
+          <w:color w:val="000000" w:themeColor="text1"/>
+          <w:sz w:val="32"/>
+          <w:szCs w:val="32"/>
+          <w:lang w:val="en-US"/>
         </w:rPr>
       </w:pPr>
       <w:r>
         <w:rPr>
           <w:rFonts w:ascii="Times New Roman" w:hAnsi="Times New Roman"/>
-          <w:sz w:val="28"/>
-          <w:szCs w:val="28"/>
-        </w:rPr>
-        <w:t>1. Каким образом реализована генерация файлов?</w:t>
-      </w:r>
+          <w:b/>
+          <w:bCs/>
+          <w:color w:val="000000" w:themeColor="text1"/>
+          <w:sz w:val="30"/>
+          <w:szCs w:val="30"/>
+        </w:rPr>
+        <w:t>1. Сравнение методов по избыточности</w:t>
+      </w:r>
+    </w:p>
+    <w:p>
+      <w:pPr>
+        <w:pStyle w:val="ds-markdown-paragraph"/>
+        <w:numPr>
+          <w:ilvl w:val="0"/>
+          <w:numId w:val="2"/>
+        </w:numPr>
+        <w:spacing w:before="0" w:beforeAutospacing="0" w:after="0" w:afterAutospacing="0"/>
+        <w:rPr>
+          <w:color w:val="000000" w:themeColor="text1"/>
+        </w:rPr>
+      </w:pPr>
+      <w:r>
+        <w:rPr>
+          <w:color w:val="000000" w:themeColor="text1"/>
+        </w:rPr>
+        <w:t>Для файлов с простым распределением вероятностей (равномерным и заданным вручную) оба метода показывают одинаковую эффективность. Это объясняется тем, что распределения позволяют построить оптимальное разбиение и в методе Шеннона</w:t>
+      </w:r>
+      <w:r>
+        <w:rPr>
+          <w:color w:val="000000" w:themeColor="text1"/>
+        </w:rPr>
+        <w:noBreakHyphen/>
+        <w:t>Фано.</w:t>
+      </w:r>
+    </w:p>
+    <w:p>
+      <w:pPr>
+        <w:pStyle w:val="ds-markdown-paragraph"/>
+        <w:numPr>
+          <w:ilvl w:val="0"/>
+          <w:numId w:val="2"/>
+        </w:numPr>
+        <w:spacing w:before="0" w:beforeAutospacing="0" w:after="0" w:afterAutospacing="0"/>
+        <w:rPr>
+          <w:color w:val="000000" w:themeColor="text1"/>
+        </w:rPr>
+      </w:pPr>
+      <w:r>
+        <w:rPr>
+          <w:color w:val="000000" w:themeColor="text1"/>
+        </w:rPr>
+        <w:t>Для реального текста на русском языке (file3.txt) метод Хаффмана даёт меньшую избыточность (0.0273 против 0.0284), что подтверждает его теоретическое преимущество — </w:t>
+      </w:r>
+      <w:r>
+        <w:rPr>
+          <w:rStyle w:val="ae"/>
+          <w:rFonts w:eastAsiaTheme="majorEastAsia"/>
+          <w:color w:val="000000" w:themeColor="text1"/>
+        </w:rPr>
+        <w:t>гарантированную оптимальность</w:t>
+      </w:r>
+      <w:r>
+        <w:rPr>
+          <w:color w:val="000000" w:themeColor="text1"/>
+        </w:rPr>
+        <w:t>. Разница небольшая (около 4%), но устойчивая.</w:t>
+      </w:r>
+    </w:p>
+    <w:p>
+      <w:pPr>
+        <w:spacing w:before="480" w:after="240" w:line="450" w:lineRule="atLeast"/>
+        <w:outlineLvl w:val="2"/>
+        <w:rPr>
+          <w:rFonts w:ascii="Times New Roman" w:eastAsia="Times New Roman" w:hAnsi="Times New Roman" w:cs="Times New Roman"/>
+          <w:b/>
+          <w:bCs/>
+          <w:color w:val="000000" w:themeColor="text1"/>
+          <w:kern w:val="0"/>
+          <w:sz w:val="30"/>
+          <w:szCs w:val="30"/>
+          <w:lang w:eastAsia="ru-RU"/>
+          <w14:ligatures w14:val="none"/>
+        </w:rPr>
+      </w:pPr>
+      <w:r>
+        <w:rPr>
+          <w:rFonts w:ascii="Times New Roman" w:eastAsia="Times New Roman" w:hAnsi="Times New Roman" w:cs="Times New Roman"/>
+          <w:b/>
+          <w:bCs/>
+          <w:color w:val="000000" w:themeColor="text1"/>
+          <w:kern w:val="0"/>
+          <w:sz w:val="30"/>
+          <w:szCs w:val="30"/>
+          <w:lang w:eastAsia="ru-RU"/>
+          <w14:ligatures w14:val="none"/>
+        </w:rPr>
+        <w:lastRenderedPageBreak/>
+        <w:t>2. Анализ энтропии закодированных последовательностей</w:t>
+      </w:r>
+    </w:p>
+    <w:p>
+      <w:pPr>
+        <w:spacing w:before="240" w:after="120" w:line="420" w:lineRule="atLeast"/>
+        <w:outlineLvl w:val="3"/>
+        <w:rPr>
+          <w:rFonts w:ascii="Times New Roman" w:eastAsia="Times New Roman" w:hAnsi="Times New Roman" w:cs="Times New Roman"/>
+          <w:b/>
+          <w:bCs/>
+          <w:color w:val="000000" w:themeColor="text1"/>
+          <w:kern w:val="0"/>
+          <w:lang w:eastAsia="ru-RU"/>
+          <w14:ligatures w14:val="none"/>
+        </w:rPr>
+      </w:pPr>
+      <w:r>
+        <w:rPr>
+          <w:rFonts w:ascii="Times New Roman" w:eastAsia="Times New Roman" w:hAnsi="Times New Roman" w:cs="Times New Roman"/>
+          <w:b/>
+          <w:bCs/>
+          <w:color w:val="000000" w:themeColor="text1"/>
+          <w:kern w:val="0"/>
+          <w:lang w:eastAsia="ru-RU"/>
+          <w14:ligatures w14:val="none"/>
+        </w:rPr>
+        <w:t>file1.txt (равномерное распределение)</w:t>
+      </w:r>
+    </w:p>
+    <w:p>
+      <w:pPr>
+        <w:numPr>
+          <w:ilvl w:val="0"/>
+          <w:numId w:val="3"/>
+        </w:numPr>
+        <w:spacing w:after="0" w:line="240" w:lineRule="auto"/>
+        <w:rPr>
+          <w:rFonts w:ascii="Times New Roman" w:eastAsia="Times New Roman" w:hAnsi="Times New Roman" w:cs="Times New Roman"/>
+          <w:color w:val="000000" w:themeColor="text1"/>
+          <w:kern w:val="0"/>
+          <w:lang w:eastAsia="ru-RU"/>
+          <w14:ligatures w14:val="none"/>
+        </w:rPr>
+      </w:pPr>
+      <m:oMath>
+        <m:sSub>
+          <m:sSubPr>
+            <m:ctrlPr>
+              <w:rPr>
+                <w:rFonts w:ascii="Cambria Math" w:eastAsia="Times New Roman" w:hAnsi="Cambria Math" w:cs="Times New Roman"/>
+                <w:color w:val="000000" w:themeColor="text1"/>
+                <w:kern w:val="0"/>
+                <w:lang w:eastAsia="ru-RU"/>
+                <w14:ligatures w14:val="none"/>
+              </w:rPr>
+            </m:ctrlPr>
+          </m:sSubPr>
+          <m:e>
+            <m:r>
+              <w:rPr>
+                <w:rFonts w:ascii="Cambria Math" w:eastAsia="Times New Roman" w:hAnsi="Cambria Math" w:cs="Times New Roman"/>
+                <w:color w:val="000000" w:themeColor="text1"/>
+                <w:kern w:val="0"/>
+                <w:lang w:eastAsia="ru-RU"/>
+                <w14:ligatures w14:val="none"/>
+              </w:rPr>
+              <m:t>H</m:t>
+            </m:r>
+          </m:e>
+          <m:sub>
+            <m:r>
+              <w:rPr>
+                <w:rFonts w:ascii="Cambria Math" w:eastAsia="Times New Roman" w:hAnsi="Cambria Math" w:cs="Times New Roman"/>
+                <w:color w:val="000000" w:themeColor="text1"/>
+                <w:kern w:val="0"/>
+                <w:lang w:eastAsia="ru-RU"/>
+                <w14:ligatures w14:val="none"/>
+              </w:rPr>
+              <m:t>1</m:t>
+            </m:r>
+          </m:sub>
+        </m:sSub>
+        <m:r>
+          <w:rPr>
+            <w:rFonts w:ascii="Cambria Math" w:eastAsia="Times New Roman" w:hAnsi="Cambria Math" w:cs="Times New Roman"/>
+            <w:color w:val="000000" w:themeColor="text1"/>
+            <w:kern w:val="0"/>
+            <w:lang w:eastAsia="ru-RU"/>
+            <w14:ligatures w14:val="none"/>
+          </w:rPr>
+          <m:t>≈1.0000</m:t>
+        </m:r>
+      </m:oMath>
+      <w:r>
+        <w:rPr>
+          <w:rFonts w:ascii="Times New Roman" w:eastAsia="Times New Roman" w:hAnsi="Times New Roman" w:cs="Times New Roman"/>
+          <w:color w:val="000000" w:themeColor="text1"/>
+          <w:kern w:val="0"/>
+          <w:lang w:eastAsia="ru-RU"/>
+          <w14:ligatures w14:val="none"/>
+        </w:rPr>
+        <w:t> бит</w:t>
+      </w:r>
+    </w:p>
+    <w:p>
+      <w:pPr>
+        <w:numPr>
+          <w:ilvl w:val="0"/>
+          <w:numId w:val="3"/>
+        </w:numPr>
+        <w:spacing w:after="0" w:line="240" w:lineRule="auto"/>
+        <w:rPr>
+          <w:rFonts w:ascii="Times New Roman" w:eastAsia="Times New Roman" w:hAnsi="Times New Roman" w:cs="Times New Roman"/>
+          <w:color w:val="000000" w:themeColor="text1"/>
+          <w:kern w:val="0"/>
+          <w:lang w:eastAsia="ru-RU"/>
+          <w14:ligatures w14:val="none"/>
+        </w:rPr>
+      </w:pPr>
+      <m:oMath>
+        <m:sSub>
+          <m:sSubPr>
+            <m:ctrlPr>
+              <w:rPr>
+                <w:rFonts w:ascii="Cambria Math" w:eastAsia="Times New Roman" w:hAnsi="Cambria Math" w:cs="Times New Roman"/>
+                <w:color w:val="000000" w:themeColor="text1"/>
+                <w:kern w:val="0"/>
+                <w:lang w:eastAsia="ru-RU"/>
+                <w14:ligatures w14:val="none"/>
+              </w:rPr>
+            </m:ctrlPr>
+          </m:sSubPr>
+          <m:e>
+            <m:r>
+              <w:rPr>
+                <w:rFonts w:ascii="Cambria Math" w:eastAsia="Times New Roman" w:hAnsi="Cambria Math" w:cs="Times New Roman"/>
+                <w:color w:val="000000" w:themeColor="text1"/>
+                <w:kern w:val="0"/>
+                <w:lang w:eastAsia="ru-RU"/>
+                <w14:ligatures w14:val="none"/>
+              </w:rPr>
+              <m:t>H</m:t>
+            </m:r>
+          </m:e>
+          <m:sub>
+            <m:r>
+              <w:rPr>
+                <w:rFonts w:ascii="Cambria Math" w:eastAsia="Times New Roman" w:hAnsi="Cambria Math" w:cs="Times New Roman"/>
+                <w:color w:val="000000" w:themeColor="text1"/>
+                <w:kern w:val="0"/>
+                <w:lang w:eastAsia="ru-RU"/>
+                <w14:ligatures w14:val="none"/>
+              </w:rPr>
+              <m:t>2</m:t>
+            </m:r>
+          </m:sub>
+        </m:sSub>
+        <m:r>
+          <w:rPr>
+            <w:rFonts w:ascii="Cambria Math" w:eastAsia="Times New Roman" w:hAnsi="Cambria Math" w:cs="Times New Roman"/>
+            <w:color w:val="000000" w:themeColor="text1"/>
+            <w:kern w:val="0"/>
+            <w:lang w:eastAsia="ru-RU"/>
+            <w14:ligatures w14:val="none"/>
+          </w:rPr>
+          <m:t>≈0.9999</m:t>
+        </m:r>
+      </m:oMath>
+      <w:r>
+        <w:rPr>
+          <w:rFonts w:ascii="Times New Roman" w:eastAsia="Times New Roman" w:hAnsi="Times New Roman" w:cs="Times New Roman"/>
+          <w:color w:val="000000" w:themeColor="text1"/>
+          <w:kern w:val="0"/>
+          <w:lang w:eastAsia="ru-RU"/>
+          <w14:ligatures w14:val="none"/>
+        </w:rPr>
+        <w:t> бит</w:t>
+      </w:r>
+    </w:p>
+    <w:p>
+      <w:pPr>
+        <w:numPr>
+          <w:ilvl w:val="0"/>
+          <w:numId w:val="3"/>
+        </w:numPr>
+        <w:spacing w:after="0" w:line="240" w:lineRule="auto"/>
+        <w:rPr>
+          <w:rFonts w:ascii="Times New Roman" w:eastAsia="Times New Roman" w:hAnsi="Times New Roman" w:cs="Times New Roman"/>
+          <w:color w:val="000000" w:themeColor="text1"/>
+          <w:kern w:val="0"/>
+          <w:lang w:eastAsia="ru-RU"/>
+          <w14:ligatures w14:val="none"/>
+        </w:rPr>
+      </w:pPr>
+      <m:oMath>
+        <m:sSub>
+          <m:sSubPr>
+            <m:ctrlPr>
+              <w:rPr>
+                <w:rFonts w:ascii="Cambria Math" w:eastAsia="Times New Roman" w:hAnsi="Cambria Math" w:cs="Times New Roman"/>
+                <w:color w:val="000000" w:themeColor="text1"/>
+                <w:kern w:val="0"/>
+                <w:lang w:eastAsia="ru-RU"/>
+                <w14:ligatures w14:val="none"/>
+              </w:rPr>
+            </m:ctrlPr>
+          </m:sSubPr>
+          <m:e>
+            <m:r>
+              <w:rPr>
+                <w:rFonts w:ascii="Cambria Math" w:eastAsia="Times New Roman" w:hAnsi="Cambria Math" w:cs="Times New Roman"/>
+                <w:color w:val="000000" w:themeColor="text1"/>
+                <w:kern w:val="0"/>
+                <w:lang w:eastAsia="ru-RU"/>
+                <w14:ligatures w14:val="none"/>
+              </w:rPr>
+              <m:t>H</m:t>
+            </m:r>
+          </m:e>
+          <m:sub>
+            <m:r>
+              <w:rPr>
+                <w:rFonts w:ascii="Cambria Math" w:eastAsia="Times New Roman" w:hAnsi="Cambria Math" w:cs="Times New Roman"/>
+                <w:color w:val="000000" w:themeColor="text1"/>
+                <w:kern w:val="0"/>
+                <w:lang w:eastAsia="ru-RU"/>
+                <w14:ligatures w14:val="none"/>
+              </w:rPr>
+              <m:t>3</m:t>
+            </m:r>
+          </m:sub>
+        </m:sSub>
+        <m:r>
+          <w:rPr>
+            <w:rFonts w:ascii="Cambria Math" w:eastAsia="Times New Roman" w:hAnsi="Cambria Math" w:cs="Times New Roman"/>
+            <w:color w:val="000000" w:themeColor="text1"/>
+            <w:kern w:val="0"/>
+            <w:lang w:eastAsia="ru-RU"/>
+            <w14:ligatures w14:val="none"/>
+          </w:rPr>
+          <m:t>≈0.9999</m:t>
+        </m:r>
+      </m:oMath>
+      <w:r>
+        <w:rPr>
+          <w:rFonts w:ascii="Times New Roman" w:eastAsia="Times New Roman" w:hAnsi="Times New Roman" w:cs="Times New Roman"/>
+          <w:color w:val="000000" w:themeColor="text1"/>
+          <w:kern w:val="0"/>
+          <w:lang w:eastAsia="ru-RU"/>
+          <w14:ligatures w14:val="none"/>
+        </w:rPr>
+        <w:t> бит</w:t>
+      </w:r>
+    </w:p>
+    <w:p>
+      <w:pPr>
+        <w:spacing w:before="240" w:after="240" w:line="240" w:lineRule="auto"/>
+        <w:rPr>
+          <w:rFonts w:ascii="Times New Roman" w:eastAsia="Times New Roman" w:hAnsi="Times New Roman" w:cs="Times New Roman"/>
+          <w:color w:val="000000" w:themeColor="text1"/>
+          <w:kern w:val="0"/>
+          <w:lang w:eastAsia="ru-RU"/>
+          <w14:ligatures w14:val="none"/>
+        </w:rPr>
+      </w:pPr>
+      <w:r>
+        <w:rPr>
+          <w:rFonts w:ascii="Times New Roman" w:eastAsia="Times New Roman" w:hAnsi="Times New Roman" w:cs="Times New Roman"/>
+          <w:b/>
+          <w:bCs/>
+          <w:color w:val="000000" w:themeColor="text1"/>
+          <w:kern w:val="0"/>
+          <w:lang w:eastAsia="ru-RU"/>
+          <w14:ligatures w14:val="none"/>
+        </w:rPr>
+        <w:t>Интерпретация:</w:t>
+      </w:r>
+      <w:r>
+        <w:rPr>
+          <w:rFonts w:ascii="Times New Roman" w:eastAsia="Times New Roman" w:hAnsi="Times New Roman" w:cs="Times New Roman"/>
+          <w:color w:val="000000" w:themeColor="text1"/>
+          <w:kern w:val="0"/>
+          <w:lang w:eastAsia="ru-RU"/>
+          <w14:ligatures w14:val="none"/>
+        </w:rPr>
+        <w:t> битовая последовательность практически максимально случайна (энтропия близка к 1), корреляции между соседними битами отсутствуют. Это идеальный случай для кода Хаффмана.</w:t>
+      </w:r>
+    </w:p>
+    <w:p>
+      <w:pPr>
+        <w:spacing w:before="240" w:after="120" w:line="420" w:lineRule="atLeast"/>
+        <w:outlineLvl w:val="3"/>
+        <w:rPr>
+          <w:rFonts w:ascii="Times New Roman" w:eastAsia="Times New Roman" w:hAnsi="Times New Roman" w:cs="Times New Roman"/>
+          <w:b/>
+          <w:bCs/>
+          <w:color w:val="000000" w:themeColor="text1"/>
+          <w:kern w:val="0"/>
+          <w:lang w:eastAsia="ru-RU"/>
+          <w14:ligatures w14:val="none"/>
+        </w:rPr>
+      </w:pPr>
+      <w:r>
+        <w:rPr>
+          <w:rFonts w:ascii="Times New Roman" w:eastAsia="Times New Roman" w:hAnsi="Times New Roman" w:cs="Times New Roman"/>
+          <w:b/>
+          <w:bCs/>
+          <w:color w:val="000000" w:themeColor="text1"/>
+          <w:kern w:val="0"/>
+          <w:lang w:eastAsia="ru-RU"/>
+          <w14:ligatures w14:val="none"/>
+        </w:rPr>
+        <w:t>file2.txt (неравномерное независимое распределение)</w:t>
+      </w:r>
+    </w:p>
+    <w:p>
+      <w:pPr>
+        <w:numPr>
+          <w:ilvl w:val="0"/>
+          <w:numId w:val="4"/>
+        </w:numPr>
+        <w:spacing w:after="0" w:line="240" w:lineRule="auto"/>
+        <w:rPr>
+          <w:rFonts w:ascii="Times New Roman" w:eastAsia="Times New Roman" w:hAnsi="Times New Roman" w:cs="Times New Roman"/>
+          <w:color w:val="000000" w:themeColor="text1"/>
+          <w:kern w:val="0"/>
+          <w:lang w:eastAsia="ru-RU"/>
+          <w14:ligatures w14:val="none"/>
+        </w:rPr>
+      </w:pPr>
+      <m:oMath>
+        <m:sSub>
+          <m:sSubPr>
+            <m:ctrlPr>
+              <w:rPr>
+                <w:rFonts w:ascii="Cambria Math" w:eastAsia="Times New Roman" w:hAnsi="Cambria Math" w:cs="Times New Roman"/>
+                <w:color w:val="000000" w:themeColor="text1"/>
+                <w:kern w:val="0"/>
+                <w:lang w:eastAsia="ru-RU"/>
+                <w14:ligatures w14:val="none"/>
+              </w:rPr>
+            </m:ctrlPr>
+          </m:sSubPr>
+          <m:e>
+            <m:r>
+              <w:rPr>
+                <w:rFonts w:ascii="Cambria Math" w:eastAsia="Times New Roman" w:hAnsi="Cambria Math" w:cs="Times New Roman"/>
+                <w:color w:val="000000" w:themeColor="text1"/>
+                <w:kern w:val="0"/>
+                <w:lang w:eastAsia="ru-RU"/>
+                <w14:ligatures w14:val="none"/>
+              </w:rPr>
+              <m:t>H</m:t>
+            </m:r>
+          </m:e>
+          <m:sub>
+            <m:r>
+              <w:rPr>
+                <w:rFonts w:ascii="Cambria Math" w:eastAsia="Times New Roman" w:hAnsi="Cambria Math" w:cs="Times New Roman"/>
+                <w:color w:val="000000" w:themeColor="text1"/>
+                <w:kern w:val="0"/>
+                <w:lang w:eastAsia="ru-RU"/>
+                <w14:ligatures w14:val="none"/>
+              </w:rPr>
+              <m:t>1</m:t>
+            </m:r>
+          </m:sub>
+        </m:sSub>
+      </m:oMath>
+      <w:r>
+        <w:rPr>
+          <w:rFonts w:ascii="Times New Roman" w:eastAsia="Times New Roman" w:hAnsi="Times New Roman" w:cs="Times New Roman"/>
+          <w:color w:val="000000" w:themeColor="text1"/>
+          <w:kern w:val="0"/>
+          <w:lang w:eastAsia="ru-RU"/>
+          <w14:ligatures w14:val="none"/>
+        </w:rPr>
+        <w:t>: 0.9991–0.9995 бит</w:t>
+      </w:r>
+    </w:p>
+    <w:p>
+      <w:pPr>
+        <w:numPr>
+          <w:ilvl w:val="0"/>
+          <w:numId w:val="4"/>
+        </w:numPr>
+        <w:spacing w:after="0" w:line="240" w:lineRule="auto"/>
+        <w:rPr>
+          <w:rFonts w:ascii="Times New Roman" w:eastAsia="Times New Roman" w:hAnsi="Times New Roman" w:cs="Times New Roman"/>
+          <w:color w:val="000000" w:themeColor="text1"/>
+          <w:kern w:val="0"/>
+          <w:lang w:eastAsia="ru-RU"/>
+          <w14:ligatures w14:val="none"/>
+        </w:rPr>
+      </w:pPr>
+      <m:oMath>
+        <m:sSub>
+          <m:sSubPr>
+            <m:ctrlPr>
+              <w:rPr>
+                <w:rFonts w:ascii="Cambria Math" w:eastAsia="Times New Roman" w:hAnsi="Cambria Math" w:cs="Times New Roman"/>
+                <w:color w:val="000000" w:themeColor="text1"/>
+                <w:kern w:val="0"/>
+                <w:lang w:eastAsia="ru-RU"/>
+                <w14:ligatures w14:val="none"/>
+              </w:rPr>
+            </m:ctrlPr>
+          </m:sSubPr>
+          <m:e>
+            <m:r>
+              <w:rPr>
+                <w:rFonts w:ascii="Cambria Math" w:eastAsia="Times New Roman" w:hAnsi="Cambria Math" w:cs="Times New Roman"/>
+                <w:color w:val="000000" w:themeColor="text1"/>
+                <w:kern w:val="0"/>
+                <w:lang w:eastAsia="ru-RU"/>
+                <w14:ligatures w14:val="none"/>
+              </w:rPr>
+              <m:t>H</m:t>
+            </m:r>
+          </m:e>
+          <m:sub>
+            <m:r>
+              <w:rPr>
+                <w:rFonts w:ascii="Cambria Math" w:eastAsia="Times New Roman" w:hAnsi="Cambria Math" w:cs="Times New Roman"/>
+                <w:color w:val="000000" w:themeColor="text1"/>
+                <w:kern w:val="0"/>
+                <w:lang w:eastAsia="ru-RU"/>
+                <w14:ligatures w14:val="none"/>
+              </w:rPr>
+              <m:t>2</m:t>
+            </m:r>
+          </m:sub>
+        </m:sSub>
+      </m:oMath>
+      <w:r>
+        <w:rPr>
+          <w:rFonts w:ascii="Times New Roman" w:eastAsia="Times New Roman" w:hAnsi="Times New Roman" w:cs="Times New Roman"/>
+          <w:color w:val="000000" w:themeColor="text1"/>
+          <w:kern w:val="0"/>
+          <w:lang w:eastAsia="ru-RU"/>
+          <w14:ligatures w14:val="none"/>
+        </w:rPr>
+        <w:t>: 0.9987–0.9990 бит</w:t>
+      </w:r>
+    </w:p>
+    <w:p>
+      <w:pPr>
+        <w:numPr>
+          <w:ilvl w:val="0"/>
+          <w:numId w:val="4"/>
+        </w:numPr>
+        <w:spacing w:after="0" w:line="240" w:lineRule="auto"/>
+        <w:rPr>
+          <w:rFonts w:ascii="Times New Roman" w:eastAsia="Times New Roman" w:hAnsi="Times New Roman" w:cs="Times New Roman"/>
+          <w:color w:val="000000" w:themeColor="text1"/>
+          <w:kern w:val="0"/>
+          <w:lang w:eastAsia="ru-RU"/>
+          <w14:ligatures w14:val="none"/>
+        </w:rPr>
+      </w:pPr>
+      <m:oMath>
+        <m:sSub>
+          <m:sSubPr>
+            <m:ctrlPr>
+              <w:rPr>
+                <w:rFonts w:ascii="Cambria Math" w:eastAsia="Times New Roman" w:hAnsi="Cambria Math" w:cs="Times New Roman"/>
+                <w:color w:val="000000" w:themeColor="text1"/>
+                <w:kern w:val="0"/>
+                <w:lang w:eastAsia="ru-RU"/>
+                <w14:ligatures w14:val="none"/>
+              </w:rPr>
+            </m:ctrlPr>
+          </m:sSubPr>
+          <m:e>
+            <m:r>
+              <w:rPr>
+                <w:rFonts w:ascii="Cambria Math" w:eastAsia="Times New Roman" w:hAnsi="Cambria Math" w:cs="Times New Roman"/>
+                <w:color w:val="000000" w:themeColor="text1"/>
+                <w:kern w:val="0"/>
+                <w:lang w:eastAsia="ru-RU"/>
+                <w14:ligatures w14:val="none"/>
+              </w:rPr>
+              <m:t>H</m:t>
+            </m:r>
+          </m:e>
+          <m:sub>
+            <m:r>
+              <w:rPr>
+                <w:rFonts w:ascii="Cambria Math" w:eastAsia="Times New Roman" w:hAnsi="Cambria Math" w:cs="Times New Roman"/>
+                <w:color w:val="000000" w:themeColor="text1"/>
+                <w:kern w:val="0"/>
+                <w:lang w:eastAsia="ru-RU"/>
+                <w14:ligatures w14:val="none"/>
+              </w:rPr>
+              <m:t>3</m:t>
+            </m:r>
+          </m:sub>
+        </m:sSub>
+      </m:oMath>
+      <w:r>
+        <w:rPr>
+          <w:rFonts w:ascii="Times New Roman" w:eastAsia="Times New Roman" w:hAnsi="Times New Roman" w:cs="Times New Roman"/>
+          <w:color w:val="000000" w:themeColor="text1"/>
+          <w:kern w:val="0"/>
+          <w:lang w:eastAsia="ru-RU"/>
+          <w14:ligatures w14:val="none"/>
+        </w:rPr>
+        <w:t>: немного ниже</w:t>
+      </w:r>
+    </w:p>
+    <w:p>
+      <w:pPr>
+        <w:spacing w:before="240" w:after="240" w:line="240" w:lineRule="auto"/>
+        <w:rPr>
+          <w:rFonts w:ascii="Times New Roman" w:eastAsia="Times New Roman" w:hAnsi="Times New Roman" w:cs="Times New Roman"/>
+          <w:color w:val="000000" w:themeColor="text1"/>
+          <w:kern w:val="0"/>
+          <w:lang w:eastAsia="ru-RU"/>
+          <w14:ligatures w14:val="none"/>
+        </w:rPr>
+      </w:pPr>
+      <w:r>
+        <w:rPr>
+          <w:rFonts w:ascii="Times New Roman" w:eastAsia="Times New Roman" w:hAnsi="Times New Roman" w:cs="Times New Roman"/>
+          <w:b/>
+          <w:bCs/>
+          <w:color w:val="000000" w:themeColor="text1"/>
+          <w:kern w:val="0"/>
+          <w:lang w:eastAsia="ru-RU"/>
+          <w14:ligatures w14:val="none"/>
+        </w:rPr>
+        <w:t>Интерпретация:</w:t>
+      </w:r>
+      <w:r>
+        <w:rPr>
+          <w:rFonts w:ascii="Times New Roman" w:eastAsia="Times New Roman" w:hAnsi="Times New Roman" w:cs="Times New Roman"/>
+          <w:color w:val="000000" w:themeColor="text1"/>
+          <w:kern w:val="0"/>
+          <w:lang w:eastAsia="ru-RU"/>
+          <w14:ligatures w14:val="none"/>
+        </w:rPr>
+        <w:t> энтропия битового потока также близка к 1, но наблюдается небольшое убывание </w:t>
+      </w:r>
+      <m:oMath>
+        <m:sSub>
+          <m:sSubPr>
+            <m:ctrlPr>
+              <w:rPr>
+                <w:rFonts w:ascii="Cambria Math" w:eastAsia="Times New Roman" w:hAnsi="Cambria Math" w:cs="Times New Roman"/>
+                <w:color w:val="000000" w:themeColor="text1"/>
+                <w:kern w:val="0"/>
+                <w:lang w:eastAsia="ru-RU"/>
+                <w14:ligatures w14:val="none"/>
+              </w:rPr>
+            </m:ctrlPr>
+          </m:sSubPr>
+          <m:e>
+            <m:r>
+              <w:rPr>
+                <w:rFonts w:ascii="Cambria Math" w:eastAsia="Times New Roman" w:hAnsi="Cambria Math" w:cs="Times New Roman"/>
+                <w:color w:val="000000" w:themeColor="text1"/>
+                <w:kern w:val="0"/>
+                <w:lang w:eastAsia="ru-RU"/>
+                <w14:ligatures w14:val="none"/>
+              </w:rPr>
+              <m:t>H</m:t>
+            </m:r>
+          </m:e>
+          <m:sub>
+            <m:r>
+              <w:rPr>
+                <w:rFonts w:ascii="Cambria Math" w:eastAsia="Times New Roman" w:hAnsi="Cambria Math" w:cs="Times New Roman"/>
+                <w:color w:val="000000" w:themeColor="text1"/>
+                <w:kern w:val="0"/>
+                <w:lang w:eastAsia="ru-RU"/>
+                <w14:ligatures w14:val="none"/>
+              </w:rPr>
+              <m:t>2</m:t>
+            </m:r>
+          </m:sub>
+        </m:sSub>
+      </m:oMath>
+      <w:r>
+        <w:rPr>
+          <w:rFonts w:ascii="Times New Roman" w:eastAsia="Times New Roman" w:hAnsi="Times New Roman" w:cs="Times New Roman"/>
+          <w:color w:val="000000" w:themeColor="text1"/>
+          <w:kern w:val="0"/>
+          <w:lang w:eastAsia="ru-RU"/>
+          <w14:ligatures w14:val="none"/>
+        </w:rPr>
+        <w:t> и </w:t>
+      </w:r>
+      <m:oMath>
+        <m:sSub>
+          <m:sSubPr>
+            <m:ctrlPr>
+              <w:rPr>
+                <w:rFonts w:ascii="Cambria Math" w:eastAsia="Times New Roman" w:hAnsi="Cambria Math" w:cs="Times New Roman"/>
+                <w:color w:val="000000" w:themeColor="text1"/>
+                <w:kern w:val="0"/>
+                <w:lang w:eastAsia="ru-RU"/>
+                <w14:ligatures w14:val="none"/>
+              </w:rPr>
+            </m:ctrlPr>
+          </m:sSubPr>
+          <m:e>
+            <m:r>
+              <w:rPr>
+                <w:rFonts w:ascii="Cambria Math" w:eastAsia="Times New Roman" w:hAnsi="Cambria Math" w:cs="Times New Roman"/>
+                <w:color w:val="000000" w:themeColor="text1"/>
+                <w:kern w:val="0"/>
+                <w:lang w:eastAsia="ru-RU"/>
+                <w14:ligatures w14:val="none"/>
+              </w:rPr>
+              <m:t>H</m:t>
+            </m:r>
+          </m:e>
+          <m:sub>
+            <m:r>
+              <w:rPr>
+                <w:rFonts w:ascii="Cambria Math" w:eastAsia="Times New Roman" w:hAnsi="Cambria Math" w:cs="Times New Roman"/>
+                <w:color w:val="000000" w:themeColor="text1"/>
+                <w:kern w:val="0"/>
+                <w:lang w:eastAsia="ru-RU"/>
+                <w14:ligatures w14:val="none"/>
+              </w:rPr>
+              <m:t>3</m:t>
+            </m:r>
+          </m:sub>
+        </m:sSub>
+      </m:oMath>
+      <w:r>
+        <w:rPr>
+          <w:rFonts w:ascii="Times New Roman" w:eastAsia="Times New Roman" w:hAnsi="Times New Roman" w:cs="Times New Roman"/>
+          <w:color w:val="000000" w:themeColor="text1"/>
+          <w:kern w:val="0"/>
+          <w:lang w:eastAsia="ru-RU"/>
+          <w14:ligatures w14:val="none"/>
+        </w:rPr>
+        <w:t> по сравнению с </w:t>
+      </w:r>
+      <m:oMath>
+        <m:sSub>
+          <m:sSubPr>
+            <m:ctrlPr>
+              <w:rPr>
+                <w:rFonts w:ascii="Cambria Math" w:eastAsia="Times New Roman" w:hAnsi="Cambria Math" w:cs="Times New Roman"/>
+                <w:color w:val="000000" w:themeColor="text1"/>
+                <w:kern w:val="0"/>
+                <w:lang w:eastAsia="ru-RU"/>
+                <w14:ligatures w14:val="none"/>
+              </w:rPr>
+            </m:ctrlPr>
+          </m:sSubPr>
+          <m:e>
+            <m:r>
+              <w:rPr>
+                <w:rFonts w:ascii="Cambria Math" w:eastAsia="Times New Roman" w:hAnsi="Cambria Math" w:cs="Times New Roman"/>
+                <w:color w:val="000000" w:themeColor="text1"/>
+                <w:kern w:val="0"/>
+                <w:lang w:eastAsia="ru-RU"/>
+                <w14:ligatures w14:val="none"/>
+              </w:rPr>
+              <m:t>H</m:t>
+            </m:r>
+          </m:e>
+          <m:sub>
+            <m:r>
+              <w:rPr>
+                <w:rFonts w:ascii="Cambria Math" w:eastAsia="Times New Roman" w:hAnsi="Cambria Math" w:cs="Times New Roman"/>
+                <w:color w:val="000000" w:themeColor="text1"/>
+                <w:kern w:val="0"/>
+                <w:lang w:eastAsia="ru-RU"/>
+                <w14:ligatures w14:val="none"/>
+              </w:rPr>
+              <m:t>1</m:t>
+            </m:r>
+          </m:sub>
+        </m:sSub>
+      </m:oMath>
+      <w:r>
+        <w:rPr>
+          <w:rFonts w:ascii="Times New Roman" w:eastAsia="Times New Roman" w:hAnsi="Times New Roman" w:cs="Times New Roman"/>
+          <w:color w:val="000000" w:themeColor="text1"/>
+          <w:kern w:val="0"/>
+          <w:lang w:eastAsia="ru-RU"/>
+          <w14:ligatures w14:val="none"/>
+        </w:rPr>
+        <w:t>. Это связано с тем, что кодовые слова имеют разную длину, что создаёт слабые корреляции между битами на границах слов.</w:t>
+      </w:r>
+    </w:p>
+    <w:p>
+      <w:pPr>
+        <w:spacing w:before="240" w:after="120" w:line="420" w:lineRule="atLeast"/>
+        <w:outlineLvl w:val="3"/>
+        <w:rPr>
+          <w:rFonts w:ascii="Times New Roman" w:eastAsia="Times New Roman" w:hAnsi="Times New Roman" w:cs="Times New Roman"/>
+          <w:b/>
+          <w:bCs/>
+          <w:color w:val="000000" w:themeColor="text1"/>
+          <w:kern w:val="0"/>
+          <w:lang w:eastAsia="ru-RU"/>
+          <w14:ligatures w14:val="none"/>
+        </w:rPr>
+      </w:pPr>
+      <w:r>
+        <w:rPr>
+          <w:rFonts w:ascii="Times New Roman" w:eastAsia="Times New Roman" w:hAnsi="Times New Roman" w:cs="Times New Roman"/>
+          <w:b/>
+          <w:bCs/>
+          <w:color w:val="000000" w:themeColor="text1"/>
+          <w:kern w:val="0"/>
+          <w:lang w:eastAsia="ru-RU"/>
+          <w14:ligatures w14:val="none"/>
+        </w:rPr>
+        <w:t>file3.txt (русский текст)</w:t>
+      </w:r>
+    </w:p>
+    <w:p>
+      <w:pPr>
+        <w:numPr>
+          <w:ilvl w:val="0"/>
+          <w:numId w:val="5"/>
+        </w:numPr>
+        <w:spacing w:after="0" w:line="240" w:lineRule="auto"/>
+        <w:rPr>
+          <w:rFonts w:ascii="Times New Roman" w:eastAsia="Times New Roman" w:hAnsi="Times New Roman" w:cs="Times New Roman"/>
+          <w:color w:val="000000" w:themeColor="text1"/>
+          <w:kern w:val="0"/>
+          <w:lang w:eastAsia="ru-RU"/>
+          <w14:ligatures w14:val="none"/>
+        </w:rPr>
+      </w:pPr>
+      <w:r>
+        <w:rPr>
+          <w:rFonts w:ascii="Times New Roman" w:eastAsia="Times New Roman" w:hAnsi="Times New Roman" w:cs="Times New Roman"/>
+          <w:color w:val="000000" w:themeColor="text1"/>
+          <w:kern w:val="0"/>
+          <w:lang w:eastAsia="ru-RU"/>
+          <w14:ligatures w14:val="none"/>
+        </w:rPr>
+        <w:t>Хаффман: </w:t>
+      </w:r>
+      <m:oMath>
+        <m:sSub>
+          <m:sSubPr>
+            <m:ctrlPr>
+              <w:rPr>
+                <w:rFonts w:ascii="Cambria Math" w:eastAsia="Times New Roman" w:hAnsi="Cambria Math" w:cs="Times New Roman"/>
+                <w:color w:val="000000" w:themeColor="text1"/>
+                <w:kern w:val="0"/>
+                <w:lang w:eastAsia="ru-RU"/>
+                <w14:ligatures w14:val="none"/>
+              </w:rPr>
+            </m:ctrlPr>
+          </m:sSubPr>
+          <m:e>
+            <m:r>
+              <w:rPr>
+                <w:rFonts w:ascii="Cambria Math" w:eastAsia="Times New Roman" w:hAnsi="Cambria Math" w:cs="Times New Roman"/>
+                <w:color w:val="000000" w:themeColor="text1"/>
+                <w:kern w:val="0"/>
+                <w:lang w:eastAsia="ru-RU"/>
+                <w14:ligatures w14:val="none"/>
+              </w:rPr>
+              <m:t>H</m:t>
+            </m:r>
+          </m:e>
+          <m:sub>
+            <m:r>
+              <w:rPr>
+                <w:rFonts w:ascii="Cambria Math" w:eastAsia="Times New Roman" w:hAnsi="Cambria Math" w:cs="Times New Roman"/>
+                <w:color w:val="000000" w:themeColor="text1"/>
+                <w:kern w:val="0"/>
+                <w:lang w:eastAsia="ru-RU"/>
+                <w14:ligatures w14:val="none"/>
+              </w:rPr>
+              <m:t>1</m:t>
+            </m:r>
+          </m:sub>
+        </m:sSub>
+        <m:r>
+          <w:rPr>
+            <w:rFonts w:ascii="Cambria Math" w:eastAsia="Times New Roman" w:hAnsi="Cambria Math" w:cs="Times New Roman"/>
+            <w:color w:val="000000" w:themeColor="text1"/>
+            <w:kern w:val="0"/>
+            <w:lang w:eastAsia="ru-RU"/>
+            <w14:ligatures w14:val="none"/>
+          </w:rPr>
+          <m:t>=0.9959</m:t>
+        </m:r>
+      </m:oMath>
+      <w:r>
+        <w:rPr>
+          <w:rFonts w:ascii="Times New Roman" w:eastAsia="Times New Roman" w:hAnsi="Times New Roman" w:cs="Times New Roman"/>
+          <w:color w:val="000000" w:themeColor="text1"/>
+          <w:kern w:val="0"/>
+          <w:lang w:eastAsia="ru-RU"/>
+          <w14:ligatures w14:val="none"/>
+        </w:rPr>
+        <w:t>, </w:t>
+      </w:r>
+      <m:oMath>
+        <m:sSub>
+          <m:sSubPr>
+            <m:ctrlPr>
+              <w:rPr>
+                <w:rFonts w:ascii="Cambria Math" w:eastAsia="Times New Roman" w:hAnsi="Cambria Math" w:cs="Times New Roman"/>
+                <w:color w:val="000000" w:themeColor="text1"/>
+                <w:kern w:val="0"/>
+                <w:lang w:eastAsia="ru-RU"/>
+                <w14:ligatures w14:val="none"/>
+              </w:rPr>
+            </m:ctrlPr>
+          </m:sSubPr>
+          <m:e>
+            <m:r>
+              <w:rPr>
+                <w:rFonts w:ascii="Cambria Math" w:eastAsia="Times New Roman" w:hAnsi="Cambria Math" w:cs="Times New Roman"/>
+                <w:color w:val="000000" w:themeColor="text1"/>
+                <w:kern w:val="0"/>
+                <w:lang w:eastAsia="ru-RU"/>
+                <w14:ligatures w14:val="none"/>
+              </w:rPr>
+              <m:t>H</m:t>
+            </m:r>
+          </m:e>
+          <m:sub>
+            <m:r>
+              <w:rPr>
+                <w:rFonts w:ascii="Cambria Math" w:eastAsia="Times New Roman" w:hAnsi="Cambria Math" w:cs="Times New Roman"/>
+                <w:color w:val="000000" w:themeColor="text1"/>
+                <w:kern w:val="0"/>
+                <w:lang w:eastAsia="ru-RU"/>
+                <w14:ligatures w14:val="none"/>
+              </w:rPr>
+              <m:t>2</m:t>
+            </m:r>
+          </m:sub>
+        </m:sSub>
+        <m:r>
+          <w:rPr>
+            <w:rFonts w:ascii="Cambria Math" w:eastAsia="Times New Roman" w:hAnsi="Cambria Math" w:cs="Times New Roman"/>
+            <w:color w:val="000000" w:themeColor="text1"/>
+            <w:kern w:val="0"/>
+            <w:lang w:eastAsia="ru-RU"/>
+            <w14:ligatures w14:val="none"/>
+          </w:rPr>
+          <m:t>=0.9959</m:t>
+        </m:r>
+      </m:oMath>
+      <w:r>
+        <w:rPr>
+          <w:rFonts w:ascii="Times New Roman" w:eastAsia="Times New Roman" w:hAnsi="Times New Roman" w:cs="Times New Roman"/>
+          <w:color w:val="000000" w:themeColor="text1"/>
+          <w:kern w:val="0"/>
+          <w:lang w:eastAsia="ru-RU"/>
+          <w14:ligatures w14:val="none"/>
+        </w:rPr>
+        <w:t>, </w:t>
+      </w:r>
+      <m:oMath>
+        <m:sSub>
+          <m:sSubPr>
+            <m:ctrlPr>
+              <w:rPr>
+                <w:rFonts w:ascii="Cambria Math" w:eastAsia="Times New Roman" w:hAnsi="Cambria Math" w:cs="Times New Roman"/>
+                <w:color w:val="000000" w:themeColor="text1"/>
+                <w:kern w:val="0"/>
+                <w:lang w:eastAsia="ru-RU"/>
+                <w14:ligatures w14:val="none"/>
+              </w:rPr>
+            </m:ctrlPr>
+          </m:sSubPr>
+          <m:e>
+            <m:r>
+              <w:rPr>
+                <w:rFonts w:ascii="Cambria Math" w:eastAsia="Times New Roman" w:hAnsi="Cambria Math" w:cs="Times New Roman"/>
+                <w:color w:val="000000" w:themeColor="text1"/>
+                <w:kern w:val="0"/>
+                <w:lang w:eastAsia="ru-RU"/>
+                <w14:ligatures w14:val="none"/>
+              </w:rPr>
+              <m:t>H</m:t>
+            </m:r>
+          </m:e>
+          <m:sub>
+            <m:r>
+              <w:rPr>
+                <w:rFonts w:ascii="Cambria Math" w:eastAsia="Times New Roman" w:hAnsi="Cambria Math" w:cs="Times New Roman"/>
+                <w:color w:val="000000" w:themeColor="text1"/>
+                <w:kern w:val="0"/>
+                <w:lang w:eastAsia="ru-RU"/>
+                <w14:ligatures w14:val="none"/>
+              </w:rPr>
+              <m:t>3</m:t>
+            </m:r>
+          </m:sub>
+        </m:sSub>
+        <m:r>
+          <w:rPr>
+            <w:rFonts w:ascii="Cambria Math" w:eastAsia="Times New Roman" w:hAnsi="Cambria Math" w:cs="Times New Roman"/>
+            <w:color w:val="000000" w:themeColor="text1"/>
+            <w:kern w:val="0"/>
+            <w:lang w:eastAsia="ru-RU"/>
+            <w14:ligatures w14:val="none"/>
+          </w:rPr>
+          <m:t>=0.9955</m:t>
+        </m:r>
+      </m:oMath>
+    </w:p>
+    <w:p>
+      <w:pPr>
+        <w:numPr>
+          <w:ilvl w:val="0"/>
+          <w:numId w:val="5"/>
+        </w:numPr>
+        <w:spacing w:after="0" w:line="240" w:lineRule="auto"/>
+        <w:rPr>
+          <w:rFonts w:ascii="Times New Roman" w:eastAsia="Times New Roman" w:hAnsi="Times New Roman" w:cs="Times New Roman"/>
+          <w:color w:val="000000" w:themeColor="text1"/>
+          <w:kern w:val="0"/>
+          <w:lang w:eastAsia="ru-RU"/>
+          <w14:ligatures w14:val="none"/>
+        </w:rPr>
+      </w:pPr>
+      <w:r>
+        <w:rPr>
+          <w:rFonts w:ascii="Times New Roman" w:eastAsia="Times New Roman" w:hAnsi="Times New Roman" w:cs="Times New Roman"/>
+          <w:color w:val="000000" w:themeColor="text1"/>
+          <w:kern w:val="0"/>
+          <w:lang w:eastAsia="ru-RU"/>
+          <w14:ligatures w14:val="none"/>
+        </w:rPr>
+        <w:t>Шеннон</w:t>
+      </w:r>
+      <w:r>
+        <w:rPr>
+          <w:rFonts w:ascii="Times New Roman" w:eastAsia="Times New Roman" w:hAnsi="Times New Roman" w:cs="Times New Roman"/>
+          <w:color w:val="000000" w:themeColor="text1"/>
+          <w:kern w:val="0"/>
+          <w:lang w:eastAsia="ru-RU"/>
+          <w14:ligatures w14:val="none"/>
+        </w:rPr>
+        <w:noBreakHyphen/>
+        <w:t>Фано: </w:t>
+      </w:r>
+      <m:oMath>
+        <m:sSub>
+          <m:sSubPr>
+            <m:ctrlPr>
+              <w:rPr>
+                <w:rFonts w:ascii="Cambria Math" w:eastAsia="Times New Roman" w:hAnsi="Cambria Math" w:cs="Times New Roman"/>
+                <w:color w:val="000000" w:themeColor="text1"/>
+                <w:kern w:val="0"/>
+                <w:lang w:eastAsia="ru-RU"/>
+                <w14:ligatures w14:val="none"/>
+              </w:rPr>
+            </m:ctrlPr>
+          </m:sSubPr>
+          <m:e>
+            <m:r>
+              <w:rPr>
+                <w:rFonts w:ascii="Cambria Math" w:eastAsia="Times New Roman" w:hAnsi="Cambria Math" w:cs="Times New Roman"/>
+                <w:color w:val="000000" w:themeColor="text1"/>
+                <w:kern w:val="0"/>
+                <w:lang w:eastAsia="ru-RU"/>
+                <w14:ligatures w14:val="none"/>
+              </w:rPr>
+              <m:t>H</m:t>
+            </m:r>
+          </m:e>
+          <m:sub>
+            <m:r>
+              <w:rPr>
+                <w:rFonts w:ascii="Cambria Math" w:eastAsia="Times New Roman" w:hAnsi="Cambria Math" w:cs="Times New Roman"/>
+                <w:color w:val="000000" w:themeColor="text1"/>
+                <w:kern w:val="0"/>
+                <w:lang w:eastAsia="ru-RU"/>
+                <w14:ligatures w14:val="none"/>
+              </w:rPr>
+              <m:t>1</m:t>
+            </m:r>
+          </m:sub>
+        </m:sSub>
+        <m:r>
+          <w:rPr>
+            <w:rFonts w:ascii="Cambria Math" w:eastAsia="Times New Roman" w:hAnsi="Cambria Math" w:cs="Times New Roman"/>
+            <w:color w:val="000000" w:themeColor="text1"/>
+            <w:kern w:val="0"/>
+            <w:lang w:eastAsia="ru-RU"/>
+            <w14:ligatures w14:val="none"/>
+          </w:rPr>
+          <m:t>=0.9998</m:t>
+        </m:r>
+      </m:oMath>
+      <w:r>
+        <w:rPr>
+          <w:rFonts w:ascii="Times New Roman" w:eastAsia="Times New Roman" w:hAnsi="Times New Roman" w:cs="Times New Roman"/>
+          <w:color w:val="000000" w:themeColor="text1"/>
+          <w:kern w:val="0"/>
+          <w:lang w:eastAsia="ru-RU"/>
+          <w14:ligatures w14:val="none"/>
+        </w:rPr>
+        <w:t>, </w:t>
+      </w:r>
+      <m:oMath>
+        <m:sSub>
+          <m:sSubPr>
+            <m:ctrlPr>
+              <w:rPr>
+                <w:rFonts w:ascii="Cambria Math" w:eastAsia="Times New Roman" w:hAnsi="Cambria Math" w:cs="Times New Roman"/>
+                <w:color w:val="000000" w:themeColor="text1"/>
+                <w:kern w:val="0"/>
+                <w:lang w:eastAsia="ru-RU"/>
+                <w14:ligatures w14:val="none"/>
+              </w:rPr>
+            </m:ctrlPr>
+          </m:sSubPr>
+          <m:e>
+            <m:r>
+              <w:rPr>
+                <w:rFonts w:ascii="Cambria Math" w:eastAsia="Times New Roman" w:hAnsi="Cambria Math" w:cs="Times New Roman"/>
+                <w:color w:val="000000" w:themeColor="text1"/>
+                <w:kern w:val="0"/>
+                <w:lang w:eastAsia="ru-RU"/>
+                <w14:ligatures w14:val="none"/>
+              </w:rPr>
+              <m:t>H</m:t>
+            </m:r>
+          </m:e>
+          <m:sub>
+            <m:r>
+              <w:rPr>
+                <w:rFonts w:ascii="Cambria Math" w:eastAsia="Times New Roman" w:hAnsi="Cambria Math" w:cs="Times New Roman"/>
+                <w:color w:val="000000" w:themeColor="text1"/>
+                <w:kern w:val="0"/>
+                <w:lang w:eastAsia="ru-RU"/>
+                <w14:ligatures w14:val="none"/>
+              </w:rPr>
+              <m:t>2</m:t>
+            </m:r>
+          </m:sub>
+        </m:sSub>
+        <m:r>
+          <w:rPr>
+            <w:rFonts w:ascii="Cambria Math" w:eastAsia="Times New Roman" w:hAnsi="Cambria Math" w:cs="Times New Roman"/>
+            <w:color w:val="000000" w:themeColor="text1"/>
+            <w:kern w:val="0"/>
+            <w:lang w:eastAsia="ru-RU"/>
+            <w14:ligatures w14:val="none"/>
+          </w:rPr>
+          <m:t>=0.9997</m:t>
+        </m:r>
+      </m:oMath>
+      <w:r>
+        <w:rPr>
+          <w:rFonts w:ascii="Times New Roman" w:eastAsia="Times New Roman" w:hAnsi="Times New Roman" w:cs="Times New Roman"/>
+          <w:color w:val="000000" w:themeColor="text1"/>
+          <w:kern w:val="0"/>
+          <w:lang w:eastAsia="ru-RU"/>
+          <w14:ligatures w14:val="none"/>
+        </w:rPr>
+        <w:t>, </w:t>
+      </w:r>
+      <m:oMath>
+        <m:sSub>
+          <m:sSubPr>
+            <m:ctrlPr>
+              <w:rPr>
+                <w:rFonts w:ascii="Cambria Math" w:eastAsia="Times New Roman" w:hAnsi="Cambria Math" w:cs="Times New Roman"/>
+                <w:color w:val="000000" w:themeColor="text1"/>
+                <w:kern w:val="0"/>
+                <w:lang w:eastAsia="ru-RU"/>
+                <w14:ligatures w14:val="none"/>
+              </w:rPr>
+            </m:ctrlPr>
+          </m:sSubPr>
+          <m:e>
+            <m:r>
+              <w:rPr>
+                <w:rFonts w:ascii="Cambria Math" w:eastAsia="Times New Roman" w:hAnsi="Cambria Math" w:cs="Times New Roman"/>
+                <w:color w:val="000000" w:themeColor="text1"/>
+                <w:kern w:val="0"/>
+                <w:lang w:eastAsia="ru-RU"/>
+                <w14:ligatures w14:val="none"/>
+              </w:rPr>
+              <m:t>H</m:t>
+            </m:r>
+          </m:e>
+          <m:sub>
+            <m:r>
+              <w:rPr>
+                <w:rFonts w:ascii="Cambria Math" w:eastAsia="Times New Roman" w:hAnsi="Cambria Math" w:cs="Times New Roman"/>
+                <w:color w:val="000000" w:themeColor="text1"/>
+                <w:kern w:val="0"/>
+                <w:lang w:eastAsia="ru-RU"/>
+                <w14:ligatures w14:val="none"/>
+              </w:rPr>
+              <m:t>3</m:t>
+            </m:r>
+          </m:sub>
+        </m:sSub>
+        <m:r>
+          <w:rPr>
+            <w:rFonts w:ascii="Cambria Math" w:eastAsia="Times New Roman" w:hAnsi="Cambria Math" w:cs="Times New Roman"/>
+            <w:color w:val="000000" w:themeColor="text1"/>
+            <w:kern w:val="0"/>
+            <w:lang w:eastAsia="ru-RU"/>
+            <w14:ligatures w14:val="none"/>
+          </w:rPr>
+          <m:t>=0.9994</m:t>
+        </m:r>
+      </m:oMath>
+    </w:p>
+    <w:p>
+      <w:pPr>
+        <w:spacing w:before="240" w:after="240" w:line="240" w:lineRule="auto"/>
+        <w:rPr>
+          <w:rFonts w:ascii="Times New Roman" w:eastAsia="Times New Roman" w:hAnsi="Times New Roman" w:cs="Times New Roman"/>
+          <w:color w:val="000000" w:themeColor="text1"/>
+          <w:kern w:val="0"/>
+          <w:lang w:eastAsia="ru-RU"/>
+          <w14:ligatures w14:val="none"/>
+        </w:rPr>
+      </w:pPr>
+      <w:r>
+        <w:rPr>
+          <w:rFonts w:ascii="Times New Roman" w:eastAsia="Times New Roman" w:hAnsi="Times New Roman" w:cs="Times New Roman"/>
+          <w:b/>
+          <w:bCs/>
+          <w:color w:val="000000" w:themeColor="text1"/>
+          <w:kern w:val="0"/>
+          <w:lang w:eastAsia="ru-RU"/>
+          <w14:ligatures w14:val="none"/>
+        </w:rPr>
+        <w:t>Интерпретация:</w:t>
+      </w:r>
+    </w:p>
+    <w:p>
+      <w:pPr>
+        <w:numPr>
+          <w:ilvl w:val="0"/>
+          <w:numId w:val="6"/>
+        </w:numPr>
+        <w:spacing w:after="0" w:line="240" w:lineRule="auto"/>
+        <w:rPr>
+          <w:rFonts w:ascii="Times New Roman" w:eastAsia="Times New Roman" w:hAnsi="Times New Roman" w:cs="Times New Roman"/>
+          <w:color w:val="000000" w:themeColor="text1"/>
+          <w:kern w:val="0"/>
+          <w:lang w:eastAsia="ru-RU"/>
+          <w14:ligatures w14:val="none"/>
+        </w:rPr>
+      </w:pPr>
+      <w:r>
+        <w:rPr>
+          <w:rFonts w:ascii="Times New Roman" w:eastAsia="Times New Roman" w:hAnsi="Times New Roman" w:cs="Times New Roman"/>
+          <w:color w:val="000000" w:themeColor="text1"/>
+          <w:kern w:val="0"/>
+          <w:lang w:eastAsia="ru-RU"/>
+          <w14:ligatures w14:val="none"/>
+        </w:rPr>
+        <w:t>Для метода Шеннона</w:t>
+      </w:r>
+      <w:r>
+        <w:rPr>
+          <w:rFonts w:ascii="Times New Roman" w:eastAsia="Times New Roman" w:hAnsi="Times New Roman" w:cs="Times New Roman"/>
+          <w:color w:val="000000" w:themeColor="text1"/>
+          <w:kern w:val="0"/>
+          <w:lang w:eastAsia="ru-RU"/>
+          <w14:ligatures w14:val="none"/>
+        </w:rPr>
+        <w:noBreakHyphen/>
+        <w:t>Фано энтропия битового потока выше (ближе к 1), чем для Хаффмана. Это парадоксально, так как избыточность у Шеннона</w:t>
+      </w:r>
+      <w:r>
+        <w:rPr>
+          <w:rFonts w:ascii="Times New Roman" w:eastAsia="Times New Roman" w:hAnsi="Times New Roman" w:cs="Times New Roman"/>
+          <w:color w:val="000000" w:themeColor="text1"/>
+          <w:kern w:val="0"/>
+          <w:lang w:eastAsia="ru-RU"/>
+          <w14:ligatures w14:val="none"/>
+        </w:rPr>
+        <w:noBreakHyphen/>
+        <w:t>Фано больше.</w:t>
+      </w:r>
+    </w:p>
+    <w:p>
+      <w:pPr>
+        <w:numPr>
+          <w:ilvl w:val="0"/>
+          <w:numId w:val="6"/>
+        </w:numPr>
+        <w:spacing w:after="0" w:line="240" w:lineRule="auto"/>
+        <w:rPr>
+          <w:rFonts w:ascii="Times New Roman" w:eastAsia="Times New Roman" w:hAnsi="Times New Roman" w:cs="Times New Roman"/>
+          <w:color w:val="000000" w:themeColor="text1"/>
+          <w:kern w:val="0"/>
+          <w:lang w:eastAsia="ru-RU"/>
+          <w14:ligatures w14:val="none"/>
+        </w:rPr>
+      </w:pPr>
+      <w:r>
+        <w:rPr>
+          <w:rFonts w:ascii="Times New Roman" w:eastAsia="Times New Roman" w:hAnsi="Times New Roman" w:cs="Times New Roman"/>
+          <w:color w:val="000000" w:themeColor="text1"/>
+          <w:kern w:val="0"/>
+          <w:lang w:eastAsia="ru-RU"/>
+          <w14:ligatures w14:val="none"/>
+        </w:rPr>
+        <w:t>Объяснение: более высокая энтропия битового потока не означает лучшего сжатия. Она лишь говорит о том, что биты в закодированной последовательности более равновероятны и независимы. Однако средняя длина кодового слова при этом может быть больше, что и даёт большую избыточность.</w:t>
+      </w:r>
+    </w:p>
+    <w:p>
+      <w:pPr>
+        <w:numPr>
+          <w:ilvl w:val="0"/>
+          <w:numId w:val="6"/>
+        </w:numPr>
+        <w:spacing w:after="0" w:line="240" w:lineRule="auto"/>
+        <w:rPr>
+          <w:rFonts w:ascii="Times New Roman" w:eastAsia="Times New Roman" w:hAnsi="Times New Roman" w:cs="Times New Roman"/>
+          <w:color w:val="000000" w:themeColor="text1"/>
+          <w:kern w:val="0"/>
+          <w:lang w:eastAsia="ru-RU"/>
+          <w14:ligatures w14:val="none"/>
+        </w:rPr>
+      </w:pPr>
+      <w:r>
+        <w:rPr>
+          <w:rFonts w:ascii="Times New Roman" w:eastAsia="Times New Roman" w:hAnsi="Times New Roman" w:cs="Times New Roman"/>
+          <w:color w:val="000000" w:themeColor="text1"/>
+          <w:kern w:val="0"/>
+          <w:lang w:eastAsia="ru-RU"/>
+          <w14:ligatures w14:val="none"/>
+        </w:rPr>
+        <w:t>Для Хаффмана </w:t>
+      </w:r>
+      <m:oMath>
+        <m:sSub>
+          <m:sSubPr>
+            <m:ctrlPr>
+              <w:rPr>
+                <w:rFonts w:ascii="Cambria Math" w:eastAsia="Times New Roman" w:hAnsi="Cambria Math" w:cs="Times New Roman"/>
+                <w:color w:val="000000" w:themeColor="text1"/>
+                <w:kern w:val="0"/>
+                <w:lang w:eastAsia="ru-RU"/>
+                <w14:ligatures w14:val="none"/>
+              </w:rPr>
+            </m:ctrlPr>
+          </m:sSubPr>
+          <m:e>
+            <m:r>
+              <w:rPr>
+                <w:rFonts w:ascii="Cambria Math" w:eastAsia="Times New Roman" w:hAnsi="Cambria Math" w:cs="Times New Roman"/>
+                <w:color w:val="000000" w:themeColor="text1"/>
+                <w:kern w:val="0"/>
+                <w:lang w:eastAsia="ru-RU"/>
+                <w14:ligatures w14:val="none"/>
+              </w:rPr>
+              <m:t>H</m:t>
+            </m:r>
+          </m:e>
+          <m:sub>
+            <m:r>
+              <w:rPr>
+                <w:rFonts w:ascii="Cambria Math" w:eastAsia="Times New Roman" w:hAnsi="Cambria Math" w:cs="Times New Roman"/>
+                <w:color w:val="000000" w:themeColor="text1"/>
+                <w:kern w:val="0"/>
+                <w:lang w:eastAsia="ru-RU"/>
+                <w14:ligatures w14:val="none"/>
+              </w:rPr>
+              <m:t>1</m:t>
+            </m:r>
+          </m:sub>
+        </m:sSub>
+      </m:oMath>
+      <w:r>
+        <w:rPr>
+          <w:rFonts w:ascii="Times New Roman" w:eastAsia="Times New Roman" w:hAnsi="Times New Roman" w:cs="Times New Roman"/>
+          <w:color w:val="000000" w:themeColor="text1"/>
+          <w:kern w:val="0"/>
+          <w:lang w:eastAsia="ru-RU"/>
+          <w14:ligatures w14:val="none"/>
+        </w:rPr>
+        <w:t> немного ниже (0.9959 против 0.9998), но при этом средняя длина кода меньше — сжатие эффективнее.</w:t>
+      </w:r>
+    </w:p>
+    <w:p>
+      <w:pPr>
+        <w:spacing w:after="0" w:line="240" w:lineRule="auto"/>
+        <w:rPr>
+          <w:rFonts w:ascii="Times New Roman" w:eastAsia="Times New Roman" w:hAnsi="Times New Roman" w:cs="Times New Roman"/>
+          <w:color w:val="000000" w:themeColor="text1"/>
+          <w:kern w:val="0"/>
+          <w:lang w:eastAsia="ru-RU"/>
+          <w14:ligatures w14:val="none"/>
+        </w:rPr>
+      </w:pPr>
     </w:p>
     <w:p>
       <w:pPr>
@@ -1709,1066 +2855,11 @@
         <w:spacing w:line="360" w:lineRule="auto"/>
         <w:rPr>
           <w:rFonts w:ascii="Times New Roman" w:hAnsi="Times New Roman"/>
-          <w:sz w:val="28"/>
-          <w:szCs w:val="28"/>
-        </w:rPr>
-      </w:pPr>
-      <w:r>
-        <w:rPr>
-          <w:rFonts w:ascii="Times New Roman" w:hAnsi="Times New Roman"/>
-          <w:sz w:val="28"/>
-          <w:szCs w:val="28"/>
-        </w:rPr>
-        <w:lastRenderedPageBreak/>
-        <w:t>Файл 1 (</w:t>
-      </w:r>
-      <w:r>
-        <w:rPr>
-          <w:rFonts w:ascii="Times New Roman" w:hAnsi="Times New Roman"/>
-          <w:sz w:val="28"/>
-          <w:szCs w:val="28"/>
-          <w:lang w:val="en-US"/>
-        </w:rPr>
-        <w:t>file</w:t>
-      </w:r>
-      <w:r>
-        <w:rPr>
-          <w:rFonts w:ascii="Times New Roman" w:hAnsi="Times New Roman"/>
-          <w:sz w:val="28"/>
-          <w:szCs w:val="28"/>
-        </w:rPr>
-        <w:t>1.</w:t>
-      </w:r>
-      <w:r>
-        <w:rPr>
-          <w:rFonts w:ascii="Times New Roman" w:hAnsi="Times New Roman"/>
-          <w:sz w:val="28"/>
-          <w:szCs w:val="28"/>
-          <w:lang w:val="en-US"/>
-        </w:rPr>
-        <w:t>txt</w:t>
-      </w:r>
-      <w:r>
-        <w:rPr>
-          <w:rFonts w:ascii="Times New Roman" w:hAnsi="Times New Roman"/>
-          <w:sz w:val="28"/>
-          <w:szCs w:val="28"/>
-        </w:rPr>
-        <w:t>) создан с использованием генератора псевдослучайных чисел. Символы выбираются независимо и равновероятно из алфавита, состоящего из 4 символов (например, {</w:t>
-      </w:r>
-      <w:r>
-        <w:rPr>
-          <w:rFonts w:ascii="Times New Roman" w:hAnsi="Times New Roman"/>
-          <w:sz w:val="28"/>
-          <w:szCs w:val="28"/>
-          <w:lang w:val="en-US"/>
-        </w:rPr>
-        <w:t>A</w:t>
-      </w:r>
-      <w:r>
-        <w:rPr>
-          <w:rFonts w:ascii="Times New Roman" w:hAnsi="Times New Roman"/>
-          <w:sz w:val="28"/>
-          <w:szCs w:val="28"/>
-        </w:rPr>
-        <w:t xml:space="preserve">, </w:t>
-      </w:r>
-      <w:r>
-        <w:rPr>
-          <w:rFonts w:ascii="Times New Roman" w:hAnsi="Times New Roman"/>
-          <w:sz w:val="28"/>
-          <w:szCs w:val="28"/>
-          <w:lang w:val="en-US"/>
-        </w:rPr>
-        <w:t>B</w:t>
-      </w:r>
-      <w:r>
-        <w:rPr>
-          <w:rFonts w:ascii="Times New Roman" w:hAnsi="Times New Roman"/>
-          <w:sz w:val="28"/>
-          <w:szCs w:val="28"/>
-        </w:rPr>
-        <w:t xml:space="preserve">, </w:t>
-      </w:r>
-      <w:r>
-        <w:rPr>
-          <w:rFonts w:ascii="Times New Roman" w:hAnsi="Times New Roman"/>
-          <w:sz w:val="28"/>
-          <w:szCs w:val="28"/>
-          <w:lang w:val="en-US"/>
-        </w:rPr>
-        <w:t>C</w:t>
-      </w:r>
-      <w:r>
-        <w:rPr>
-          <w:rFonts w:ascii="Times New Roman" w:hAnsi="Times New Roman"/>
-          <w:sz w:val="28"/>
-          <w:szCs w:val="28"/>
-        </w:rPr>
-        <w:t xml:space="preserve">, </w:t>
-      </w:r>
-      <w:r>
-        <w:rPr>
-          <w:rFonts w:ascii="Times New Roman" w:hAnsi="Times New Roman"/>
-          <w:sz w:val="28"/>
-          <w:szCs w:val="28"/>
-          <w:lang w:val="en-US"/>
-        </w:rPr>
-        <w:t>D</w:t>
-      </w:r>
-      <w:r>
-        <w:rPr>
-          <w:rFonts w:ascii="Times New Roman" w:hAnsi="Times New Roman"/>
-          <w:sz w:val="28"/>
-          <w:szCs w:val="28"/>
-        </w:rPr>
-        <w:t>}). Объём файла составляет 20 000 символов.</w:t>
-      </w:r>
-    </w:p>
-    <w:p>
-      <w:pPr>
-        <w:pStyle w:val="ac"/>
-        <w:spacing w:line="360" w:lineRule="auto"/>
-        <w:rPr>
-          <w:rFonts w:ascii="Times New Roman" w:hAnsi="Times New Roman"/>
-          <w:sz w:val="28"/>
-          <w:szCs w:val="28"/>
-        </w:rPr>
-      </w:pPr>
-    </w:p>
-    <w:p>
-      <w:pPr>
-        <w:pStyle w:val="ac"/>
-        <w:spacing w:line="360" w:lineRule="auto"/>
-        <w:rPr>
-          <w:rFonts w:ascii="Times New Roman" w:hAnsi="Times New Roman"/>
-          <w:sz w:val="28"/>
-          <w:szCs w:val="28"/>
-        </w:rPr>
-      </w:pPr>
-      <w:r>
-        <w:rPr>
-          <w:rFonts w:ascii="Times New Roman" w:hAnsi="Times New Roman"/>
-          <w:sz w:val="28"/>
-          <w:szCs w:val="28"/>
-        </w:rPr>
-        <w:t>Файл 2 (</w:t>
-      </w:r>
-      <w:r>
-        <w:rPr>
-          <w:rFonts w:ascii="Times New Roman" w:hAnsi="Times New Roman"/>
-          <w:sz w:val="28"/>
-          <w:szCs w:val="28"/>
-          <w:lang w:val="en-US"/>
-        </w:rPr>
-        <w:t>file</w:t>
-      </w:r>
-      <w:r>
-        <w:rPr>
-          <w:rFonts w:ascii="Times New Roman" w:hAnsi="Times New Roman"/>
-          <w:sz w:val="28"/>
-          <w:szCs w:val="28"/>
-        </w:rPr>
-        <w:t>2.</w:t>
-      </w:r>
-      <w:r>
-        <w:rPr>
-          <w:rFonts w:ascii="Times New Roman" w:hAnsi="Times New Roman"/>
-          <w:sz w:val="28"/>
-          <w:szCs w:val="28"/>
-          <w:lang w:val="en-US"/>
-        </w:rPr>
-        <w:t>txt</w:t>
-      </w:r>
-      <w:r>
-        <w:rPr>
-          <w:rFonts w:ascii="Times New Roman" w:hAnsi="Times New Roman"/>
-          <w:sz w:val="28"/>
-          <w:szCs w:val="28"/>
-        </w:rPr>
-        <w:t>) генерируется из того же алфавита, но с заданным неравномерным распределением вероятностей (например, [0.5, 0.25, 0.15, 0.1]). Символы также независимы. Для обеспечения воспроизводимости результатов используется фиксированное начальное значение (</w:t>
-      </w:r>
-      <w:r>
-        <w:rPr>
-          <w:rFonts w:ascii="Times New Roman" w:hAnsi="Times New Roman"/>
-          <w:sz w:val="28"/>
-          <w:szCs w:val="28"/>
-          <w:lang w:val="en-US"/>
-        </w:rPr>
-        <w:t>random</w:t>
-      </w:r>
-      <w:r>
-        <w:rPr>
-          <w:rFonts w:ascii="Times New Roman" w:hAnsi="Times New Roman"/>
-          <w:sz w:val="28"/>
-          <w:szCs w:val="28"/>
-        </w:rPr>
-        <w:t>.</w:t>
-      </w:r>
-      <w:r>
-        <w:rPr>
-          <w:rFonts w:ascii="Times New Roman" w:hAnsi="Times New Roman"/>
-          <w:sz w:val="28"/>
-          <w:szCs w:val="28"/>
-          <w:lang w:val="en-US"/>
-        </w:rPr>
-        <w:t>seed</w:t>
-      </w:r>
-      <w:r>
-        <w:rPr>
-          <w:rFonts w:ascii="Times New Roman" w:hAnsi="Times New Roman"/>
-          <w:sz w:val="28"/>
-          <w:szCs w:val="28"/>
-        </w:rPr>
-        <w:t>(42)).</w:t>
-      </w:r>
-    </w:p>
-    <w:p>
-      <w:pPr>
-        <w:pStyle w:val="ac"/>
-        <w:spacing w:line="360" w:lineRule="auto"/>
-        <w:rPr>
-          <w:rFonts w:ascii="Times New Roman" w:hAnsi="Times New Roman"/>
-          <w:sz w:val="28"/>
-          <w:szCs w:val="28"/>
-        </w:rPr>
-      </w:pPr>
-    </w:p>
-    <w:p>
-      <w:pPr>
-        <w:pStyle w:val="ac"/>
-        <w:spacing w:line="360" w:lineRule="auto"/>
-        <w:rPr>
-          <w:rFonts w:ascii="Times New Roman" w:hAnsi="Times New Roman"/>
-          <w:sz w:val="28"/>
-          <w:szCs w:val="28"/>
-        </w:rPr>
-      </w:pPr>
-      <w:r>
-        <w:rPr>
-          <w:rFonts w:ascii="Times New Roman" w:hAnsi="Times New Roman"/>
-          <w:sz w:val="28"/>
-          <w:szCs w:val="28"/>
-        </w:rPr>
-        <w:t>Файл 3 (</w:t>
-      </w:r>
-      <w:r>
-        <w:rPr>
-          <w:rFonts w:ascii="Times New Roman" w:hAnsi="Times New Roman"/>
-          <w:sz w:val="28"/>
-          <w:szCs w:val="28"/>
-          <w:lang w:val="en-US"/>
-        </w:rPr>
-        <w:t>file</w:t>
-      </w:r>
-      <w:r>
-        <w:rPr>
-          <w:rFonts w:ascii="Times New Roman" w:hAnsi="Times New Roman"/>
-          <w:sz w:val="28"/>
-          <w:szCs w:val="28"/>
-        </w:rPr>
-        <w:t>3.</w:t>
-      </w:r>
-      <w:r>
-        <w:rPr>
-          <w:rFonts w:ascii="Times New Roman" w:hAnsi="Times New Roman"/>
-          <w:sz w:val="28"/>
-          <w:szCs w:val="28"/>
-          <w:lang w:val="en-US"/>
-        </w:rPr>
-        <w:t>txt</w:t>
-      </w:r>
-      <w:r>
-        <w:rPr>
-          <w:rFonts w:ascii="Times New Roman" w:hAnsi="Times New Roman"/>
-          <w:sz w:val="28"/>
-          <w:szCs w:val="28"/>
-        </w:rPr>
-        <w:t>) представляет собой художественный текст на русском языке, прошедший предобработку: приведение к нижнему регистру, замена «ё» на «е», «ъ» на «ь», удаление всех символов, кроме русских букв и пробелов (с сохранением пробела как значимого элемента). Объём текста достаточен для статистического анализа (более 10 КБ).</w:t>
-      </w:r>
-    </w:p>
-    <w:p>
-      <w:pPr>
-        <w:pStyle w:val="ac"/>
-        <w:spacing w:line="360" w:lineRule="auto"/>
-        <w:rPr>
-          <w:rFonts w:ascii="Times New Roman" w:hAnsi="Times New Roman"/>
-          <w:sz w:val="28"/>
-          <w:szCs w:val="28"/>
-        </w:rPr>
-      </w:pPr>
-    </w:p>
-    <w:p>
-      <w:pPr>
-        <w:pStyle w:val="ac"/>
-        <w:spacing w:line="360" w:lineRule="auto"/>
-        <w:rPr>
-          <w:rFonts w:ascii="Times New Roman" w:hAnsi="Times New Roman"/>
-          <w:sz w:val="28"/>
-          <w:szCs w:val="28"/>
-        </w:rPr>
-      </w:pPr>
-      <w:r>
-        <w:rPr>
-          <w:rFonts w:ascii="Times New Roman" w:hAnsi="Times New Roman"/>
-          <w:sz w:val="28"/>
-          <w:szCs w:val="28"/>
-        </w:rPr>
-        <w:t>2. Соотношение оценок для каждого файла</w:t>
-      </w:r>
-    </w:p>
-    <w:p>
-      <w:pPr>
-        <w:pStyle w:val="ac"/>
-        <w:spacing w:line="360" w:lineRule="auto"/>
-        <w:rPr>
-          <w:rFonts w:ascii="Times New Roman" w:hAnsi="Times New Roman"/>
-          <w:sz w:val="28"/>
-          <w:szCs w:val="28"/>
-        </w:rPr>
-      </w:pPr>
-      <w:r>
-        <w:rPr>
-          <w:rFonts w:ascii="Times New Roman" w:hAnsi="Times New Roman"/>
-          <w:sz w:val="28"/>
-          <w:szCs w:val="28"/>
-        </w:rPr>
-        <w:t xml:space="preserve">Для </w:t>
-      </w:r>
-      <w:r>
-        <w:rPr>
-          <w:rFonts w:ascii="Times New Roman" w:hAnsi="Times New Roman"/>
-          <w:sz w:val="28"/>
-          <w:szCs w:val="28"/>
-          <w:lang w:val="en-US"/>
-        </w:rPr>
-        <w:t>file</w:t>
-      </w:r>
-      <w:r>
-        <w:rPr>
-          <w:rFonts w:ascii="Times New Roman" w:hAnsi="Times New Roman"/>
-          <w:sz w:val="28"/>
-          <w:szCs w:val="28"/>
-        </w:rPr>
-        <w:t>1.</w:t>
-      </w:r>
-      <w:r>
-        <w:rPr>
-          <w:rFonts w:ascii="Times New Roman" w:hAnsi="Times New Roman"/>
-          <w:sz w:val="28"/>
-          <w:szCs w:val="28"/>
-          <w:lang w:val="en-US"/>
-        </w:rPr>
-        <w:t>txt</w:t>
-      </w:r>
-      <w:r>
-        <w:rPr>
-          <w:rFonts w:ascii="Times New Roman" w:hAnsi="Times New Roman"/>
-          <w:sz w:val="28"/>
-          <w:szCs w:val="28"/>
-        </w:rPr>
-        <w:t>: оценки</w:t>
-      </w:r>
-      <w:r>
-        <w:rPr>
-          <w:rFonts w:ascii="Times New Roman" w:hAnsi="Times New Roman"/>
-          <w:sz w:val="28"/>
-          <w:szCs w:val="28"/>
-        </w:rPr>
-        <w:t xml:space="preserve"> </w:t>
-      </w:r>
-      <w:r>
-        <w:rPr>
-          <w:rFonts w:ascii="Times New Roman" w:hAnsi="Times New Roman"/>
-          <w:sz w:val="28"/>
-          <w:szCs w:val="28"/>
-          <w:lang w:val="en-US"/>
-        </w:rPr>
-        <w:t>H</w:t>
-      </w:r>
-      <w:r>
-        <w:rPr>
-          <w:rFonts w:ascii="Times New Roman" w:hAnsi="Times New Roman"/>
-          <w:sz w:val="28"/>
-          <w:szCs w:val="28"/>
-          <w:vertAlign w:val="subscript"/>
-        </w:rPr>
-        <w:t>1</w:t>
-      </w:r>
-      <w:r>
-        <w:rPr>
-          <w:rFonts w:ascii="Times New Roman" w:hAnsi="Times New Roman"/>
-          <w:b/>
-          <w:sz w:val="28"/>
-          <w:szCs w:val="28"/>
-        </w:rPr>
-        <w:t xml:space="preserve">, </w:t>
-      </w:r>
-      <w:r>
-        <w:rPr>
-          <w:rFonts w:ascii="Times New Roman" w:hAnsi="Times New Roman"/>
-          <w:sz w:val="28"/>
-          <w:szCs w:val="28"/>
-          <w:lang w:val="en-US"/>
-        </w:rPr>
-        <w:t>H</w:t>
-      </w:r>
-      <w:r>
-        <w:rPr>
-          <w:rFonts w:ascii="Times New Roman" w:hAnsi="Times New Roman"/>
-          <w:sz w:val="28"/>
-          <w:szCs w:val="28"/>
-          <w:vertAlign w:val="subscript"/>
-        </w:rPr>
-        <w:t xml:space="preserve">2 </w:t>
-      </w:r>
-      <w:r>
-        <w:rPr>
-          <w:rFonts w:ascii="Times New Roman" w:hAnsi="Times New Roman"/>
-          <w:sz w:val="28"/>
-          <w:szCs w:val="28"/>
-        </w:rPr>
-        <w:t>​</w:t>
-      </w:r>
-      <w:r>
-        <w:rPr>
-          <w:rFonts w:ascii="Times New Roman" w:hAnsi="Times New Roman"/>
-          <w:sz w:val="28"/>
-          <w:szCs w:val="28"/>
-        </w:rPr>
-        <w:t>и</w:t>
-      </w:r>
-      <w:r>
-        <w:rPr>
-          <w:rFonts w:ascii="Times New Roman" w:hAnsi="Times New Roman"/>
-          <w:b/>
-          <w:sz w:val="28"/>
-          <w:szCs w:val="28"/>
-        </w:rPr>
-        <w:t xml:space="preserve"> </w:t>
-      </w:r>
-      <w:r>
-        <w:rPr>
-          <w:rFonts w:ascii="Times New Roman" w:hAnsi="Times New Roman"/>
-          <w:sz w:val="28"/>
-          <w:szCs w:val="28"/>
-          <w:lang w:val="en-US"/>
-        </w:rPr>
-        <w:t>H</w:t>
-      </w:r>
-      <w:r>
-        <w:rPr>
-          <w:rFonts w:ascii="Times New Roman" w:hAnsi="Times New Roman"/>
-          <w:sz w:val="28"/>
-          <w:szCs w:val="28"/>
-          <w:vertAlign w:val="subscript"/>
-        </w:rPr>
-        <w:t>3</w:t>
-      </w:r>
-      <w:r>
-        <w:rPr>
-          <w:rFonts w:ascii="Times New Roman" w:hAnsi="Times New Roman"/>
-          <w:sz w:val="28"/>
-          <w:szCs w:val="28"/>
-        </w:rPr>
-        <w:t>, практически равны (различия менее 0,001 бита) и совпадают с теоретическим значением 2,0000 бита. Это объясняется тем, что символы генерируются независимо и равновероятно — энтропия на символ не зависит от длины блока. Небольшие отклонения обусловлены конечным объёмом выборки.</w:t>
-      </w:r>
-    </w:p>
-    <w:p>
-      <w:pPr>
-        <w:pStyle w:val="ac"/>
-        <w:spacing w:line="360" w:lineRule="auto"/>
-        <w:rPr>
-          <w:rFonts w:ascii="Times New Roman" w:hAnsi="Times New Roman"/>
-          <w:sz w:val="28"/>
-          <w:szCs w:val="28"/>
-        </w:rPr>
-      </w:pPr>
-    </w:p>
-    <w:p>
-      <w:pPr>
-        <w:pStyle w:val="ac"/>
-        <w:spacing w:line="360" w:lineRule="auto"/>
-        <w:rPr>
-          <w:rFonts w:ascii="Times New Roman" w:hAnsi="Times New Roman"/>
-          <w:sz w:val="28"/>
-          <w:szCs w:val="28"/>
-        </w:rPr>
-      </w:pPr>
-      <w:r>
-        <w:rPr>
-          <w:rFonts w:ascii="Times New Roman" w:hAnsi="Times New Roman"/>
-          <w:sz w:val="28"/>
-          <w:szCs w:val="28"/>
-        </w:rPr>
-        <w:t xml:space="preserve">Для </w:t>
-      </w:r>
-      <w:r>
-        <w:rPr>
-          <w:rFonts w:ascii="Times New Roman" w:hAnsi="Times New Roman"/>
-          <w:sz w:val="28"/>
-          <w:szCs w:val="28"/>
-          <w:lang w:val="en-US"/>
-        </w:rPr>
-        <w:t>file</w:t>
-      </w:r>
-      <w:r>
-        <w:rPr>
-          <w:rFonts w:ascii="Times New Roman" w:hAnsi="Times New Roman"/>
-          <w:sz w:val="28"/>
-          <w:szCs w:val="28"/>
-        </w:rPr>
-        <w:t>2.</w:t>
-      </w:r>
-      <w:r>
-        <w:rPr>
-          <w:rFonts w:ascii="Times New Roman" w:hAnsi="Times New Roman"/>
-          <w:sz w:val="28"/>
-          <w:szCs w:val="28"/>
-          <w:lang w:val="en-US"/>
-        </w:rPr>
-        <w:t>txt</w:t>
-      </w:r>
-      <w:r>
-        <w:rPr>
-          <w:rFonts w:ascii="Times New Roman" w:hAnsi="Times New Roman"/>
-          <w:sz w:val="28"/>
-          <w:szCs w:val="28"/>
-        </w:rPr>
-        <w:t>: также наблюдается близость всех трёх оценок друг к другу (отклонения порядка 0,0005 бита) и к теоретической энтропии 1,7427 бита. Причина та же — независимость символов, хотя распределение неравномерно.</w:t>
-      </w:r>
-    </w:p>
-    <w:p>
-      <w:pPr>
-        <w:pStyle w:val="ac"/>
-        <w:spacing w:line="360" w:lineRule="auto"/>
-        <w:rPr>
-          <w:rFonts w:ascii="Times New Roman" w:hAnsi="Times New Roman"/>
-          <w:sz w:val="28"/>
-          <w:szCs w:val="28"/>
-        </w:rPr>
-      </w:pPr>
-    </w:p>
-    <w:p>
-      <w:pPr>
-        <w:pStyle w:val="ac"/>
-        <w:spacing w:line="360" w:lineRule="auto"/>
-        <w:rPr>
-          <w:rFonts w:ascii="Times New Roman" w:hAnsi="Times New Roman"/>
-          <w:sz w:val="28"/>
-          <w:szCs w:val="28"/>
-        </w:rPr>
-      </w:pPr>
-      <w:r>
-        <w:rPr>
-          <w:rFonts w:ascii="Times New Roman" w:hAnsi="Times New Roman"/>
-          <w:sz w:val="28"/>
-          <w:szCs w:val="28"/>
-        </w:rPr>
-        <w:t xml:space="preserve">Для </w:t>
-      </w:r>
-      <w:r>
-        <w:rPr>
-          <w:rFonts w:ascii="Times New Roman" w:hAnsi="Times New Roman"/>
-          <w:sz w:val="28"/>
-          <w:szCs w:val="28"/>
-          <w:lang w:val="en-US"/>
-        </w:rPr>
-        <w:t>file</w:t>
-      </w:r>
-      <w:r>
-        <w:rPr>
-          <w:rFonts w:ascii="Times New Roman" w:hAnsi="Times New Roman"/>
-          <w:sz w:val="28"/>
-          <w:szCs w:val="28"/>
-        </w:rPr>
-        <w:t>3.</w:t>
-      </w:r>
-      <w:r>
-        <w:rPr>
-          <w:rFonts w:ascii="Times New Roman" w:hAnsi="Times New Roman"/>
-          <w:sz w:val="28"/>
-          <w:szCs w:val="28"/>
-          <w:lang w:val="en-US"/>
-        </w:rPr>
-        <w:t>txt</w:t>
-      </w:r>
-      <w:r>
-        <w:rPr>
-          <w:rFonts w:ascii="Times New Roman" w:hAnsi="Times New Roman"/>
-          <w:sz w:val="28"/>
-          <w:szCs w:val="28"/>
-        </w:rPr>
-        <w:t xml:space="preserve">: оценки заметно различаются: </w:t>
-      </w:r>
-      <w:r>
-        <w:rPr>
-          <w:rFonts w:ascii="Times New Roman" w:hAnsi="Times New Roman"/>
-          <w:sz w:val="28"/>
-          <w:szCs w:val="28"/>
-          <w:lang w:val="en-US"/>
-        </w:rPr>
-        <w:t>H</w:t>
-      </w:r>
-      <w:r>
-        <w:rPr>
-          <w:rFonts w:ascii="Times New Roman" w:hAnsi="Times New Roman"/>
-          <w:sz w:val="28"/>
-          <w:szCs w:val="28"/>
-          <w:vertAlign w:val="subscript"/>
-        </w:rPr>
-        <w:t xml:space="preserve">1 </w:t>
-      </w:r>
-      <w:r>
-        <w:rPr>
-          <w:rFonts w:ascii="Times New Roman" w:hAnsi="Times New Roman"/>
-          <w:sz w:val="28"/>
-          <w:szCs w:val="28"/>
-        </w:rPr>
-        <w:t>=</w:t>
-      </w:r>
-      <w:r>
-        <w:rPr>
-          <w:rFonts w:ascii="Times New Roman" w:hAnsi="Times New Roman"/>
-          <w:sz w:val="28"/>
-          <w:szCs w:val="28"/>
-        </w:rPr>
-        <w:t xml:space="preserve"> </w:t>
-      </w:r>
-      <w:r>
-        <w:rPr>
-          <w:rFonts w:ascii="Times New Roman" w:hAnsi="Times New Roman"/>
-          <w:sz w:val="28"/>
-          <w:szCs w:val="28"/>
-        </w:rPr>
-        <w:t xml:space="preserve">4,4915 бита, </w:t>
-      </w:r>
-      <w:r>
-        <w:rPr>
-          <w:rFonts w:ascii="Times New Roman" w:hAnsi="Times New Roman"/>
-          <w:sz w:val="28"/>
-          <w:szCs w:val="28"/>
-          <w:lang w:val="en-US"/>
-        </w:rPr>
-        <w:t>H</w:t>
-      </w:r>
-      <w:r>
-        <w:rPr>
-          <w:rFonts w:ascii="Times New Roman" w:hAnsi="Times New Roman"/>
-          <w:sz w:val="28"/>
-          <w:szCs w:val="28"/>
-          <w:vertAlign w:val="subscript"/>
-        </w:rPr>
-        <w:t>2</w:t>
-      </w:r>
-      <w:r>
-        <w:rPr>
-          <w:rFonts w:ascii="Times New Roman" w:hAnsi="Times New Roman"/>
-          <w:sz w:val="28"/>
-          <w:szCs w:val="28"/>
-        </w:rPr>
-        <w:t xml:space="preserve"> = 4</w:t>
-      </w:r>
-      <w:r>
-        <w:rPr>
-          <w:rFonts w:ascii="Times New Roman" w:hAnsi="Times New Roman"/>
-          <w:sz w:val="28"/>
-          <w:szCs w:val="28"/>
-        </w:rPr>
-        <w:t xml:space="preserve">,0064 бита, </w:t>
-      </w:r>
-      <w:r>
-        <w:rPr>
-          <w:rFonts w:ascii="Times New Roman" w:hAnsi="Times New Roman"/>
-          <w:sz w:val="28"/>
-          <w:szCs w:val="28"/>
-          <w:lang w:val="en-US"/>
-        </w:rPr>
-        <w:t>H</w:t>
-      </w:r>
-      <w:r>
-        <w:rPr>
-          <w:rFonts w:ascii="Times New Roman" w:hAnsi="Times New Roman"/>
-          <w:sz w:val="28"/>
-          <w:szCs w:val="28"/>
-          <w:vertAlign w:val="subscript"/>
-        </w:rPr>
-        <w:t>3</w:t>
-      </w:r>
-      <w:r>
-        <w:rPr>
-          <w:rFonts w:ascii="Times New Roman" w:hAnsi="Times New Roman"/>
-          <w:sz w:val="28"/>
-          <w:szCs w:val="28"/>
-        </w:rPr>
-        <w:t xml:space="preserve"> =</w:t>
-      </w:r>
-      <w:r>
-        <w:rPr>
-          <w:rFonts w:ascii="Times New Roman" w:hAnsi="Times New Roman"/>
-          <w:sz w:val="28"/>
-          <w:szCs w:val="28"/>
-        </w:rPr>
-        <w:t xml:space="preserve"> </w:t>
-      </w:r>
-      <w:r>
-        <w:rPr>
-          <w:rFonts w:ascii="Times New Roman" w:hAnsi="Times New Roman"/>
-          <w:sz w:val="28"/>
-          <w:szCs w:val="28"/>
-        </w:rPr>
-        <w:t xml:space="preserve">3,4448 бита. Убывание значений при переходе к блокам большей длины </w:t>
-      </w:r>
-      <w:r>
-        <w:rPr>
-          <w:rFonts w:ascii="Times New Roman" w:hAnsi="Times New Roman"/>
-          <w:sz w:val="28"/>
-          <w:szCs w:val="28"/>
-        </w:rPr>
-        <w:lastRenderedPageBreak/>
-        <w:t>отражает наличие статистических связей между соседними символами в естественном языке (корреляции букв и типичные сочетания).</w:t>
-      </w:r>
-    </w:p>
-    <w:p>
-      <w:pPr>
-        <w:pStyle w:val="ac"/>
-        <w:spacing w:line="360" w:lineRule="auto"/>
-        <w:rPr>
-          <w:rFonts w:ascii="Times New Roman" w:hAnsi="Times New Roman"/>
-          <w:sz w:val="28"/>
-          <w:szCs w:val="28"/>
-        </w:rPr>
-      </w:pPr>
-    </w:p>
-    <w:p>
-      <w:pPr>
-        <w:pStyle w:val="ac"/>
-        <w:spacing w:line="360" w:lineRule="auto"/>
-        <w:rPr>
-          <w:rFonts w:ascii="Times New Roman" w:hAnsi="Times New Roman"/>
-          <w:sz w:val="28"/>
-          <w:szCs w:val="28"/>
-        </w:rPr>
-      </w:pPr>
-      <w:r>
-        <w:rPr>
-          <w:rFonts w:ascii="Times New Roman" w:hAnsi="Times New Roman"/>
-          <w:sz w:val="28"/>
-          <w:szCs w:val="28"/>
-        </w:rPr>
-        <w:t>3. Прогноз поведения последовательности оценок при увеличении длины блока</w:t>
-      </w:r>
-    </w:p>
-    <w:p>
-      <w:pPr>
-        <w:pStyle w:val="ac"/>
-        <w:spacing w:line="360" w:lineRule="auto"/>
-        <w:rPr>
-          <w:rFonts w:ascii="Times New Roman" w:hAnsi="Times New Roman"/>
-          <w:sz w:val="28"/>
-          <w:szCs w:val="28"/>
-        </w:rPr>
-      </w:pPr>
-      <w:r>
-        <w:rPr>
-          <w:rFonts w:ascii="Times New Roman" w:hAnsi="Times New Roman"/>
-          <w:sz w:val="28"/>
-          <w:szCs w:val="28"/>
-        </w:rPr>
-        <w:t xml:space="preserve">Если продолжить вычислять энтропию для блоков длины </w:t>
-      </w:r>
-      <w:r>
-        <w:rPr>
-          <w:rFonts w:ascii="Times New Roman" w:hAnsi="Times New Roman"/>
-          <w:sz w:val="28"/>
-          <w:szCs w:val="28"/>
-          <w:lang w:val="en-US"/>
-        </w:rPr>
-        <w:t>n</w:t>
-      </w:r>
-      <w:r>
-        <w:rPr>
-          <w:rFonts w:ascii="Times New Roman" w:hAnsi="Times New Roman"/>
-          <w:sz w:val="28"/>
-          <w:szCs w:val="28"/>
-        </w:rPr>
-        <w:t xml:space="preserve"> (</w:t>
-      </w:r>
-      <w:r>
-        <w:rPr>
-          <w:rFonts w:ascii="Times New Roman" w:hAnsi="Times New Roman"/>
-          <w:sz w:val="28"/>
-          <w:szCs w:val="28"/>
-          <w:lang w:val="en-US"/>
-        </w:rPr>
-        <w:t>H</w:t>
-      </w:r>
-      <w:r>
-        <w:rPr>
-          <w:rFonts w:ascii="Times New Roman" w:hAnsi="Times New Roman"/>
-          <w:sz w:val="28"/>
-          <w:szCs w:val="28"/>
-          <w:vertAlign w:val="subscript"/>
-          <w:lang w:val="en-US"/>
-        </w:rPr>
-        <w:t>n</w:t>
-      </w:r>
-      <w:r>
-        <w:rPr>
-          <w:rFonts w:ascii="Times New Roman" w:hAnsi="Times New Roman"/>
-          <w:sz w:val="28"/>
-          <w:szCs w:val="28"/>
-        </w:rPr>
-        <w:t xml:space="preserve">), то для стационарного эргодического источника последовательность будет убывать (не возрастать) и стремиться к некоторому пределу — истинной энтропии источника. Для независимых символов (файлы 1 и 2) все </w:t>
-      </w:r>
-      <w:r>
-        <w:rPr>
-          <w:rFonts w:ascii="Times New Roman" w:hAnsi="Times New Roman"/>
-          <w:sz w:val="28"/>
-          <w:szCs w:val="28"/>
-          <w:lang w:val="en-US"/>
-        </w:rPr>
-        <w:t>H</w:t>
-      </w:r>
-      <w:r>
-        <w:rPr>
-          <w:rFonts w:ascii="Times New Roman" w:hAnsi="Times New Roman"/>
-          <w:sz w:val="28"/>
-          <w:szCs w:val="28"/>
-          <w:vertAlign w:val="subscript"/>
-          <w:lang w:val="en-US"/>
-        </w:rPr>
-        <w:t>n</w:t>
-      </w:r>
-      <w:r>
-        <w:rPr>
-          <w:rFonts w:ascii="Times New Roman" w:hAnsi="Times New Roman"/>
-          <w:sz w:val="28"/>
-          <w:szCs w:val="28"/>
-          <w:vertAlign w:val="subscript"/>
-        </w:rPr>
-        <w:t xml:space="preserve"> </w:t>
-      </w:r>
-      <w:r>
-        <w:rPr>
-          <w:rFonts w:ascii="Times New Roman" w:hAnsi="Times New Roman"/>
-          <w:sz w:val="28"/>
-          <w:szCs w:val="28"/>
-        </w:rPr>
-        <w:t>теоретически равны, поэтому последовательность остаётся постоянной. Для текста на естественном языке (файл 3) с ростом</w:t>
-      </w:r>
-      <w:r>
-        <w:rPr>
-          <w:rFonts w:ascii="Times New Roman" w:hAnsi="Times New Roman"/>
-          <w:sz w:val="28"/>
-          <w:szCs w:val="28"/>
-        </w:rPr>
-        <w:t xml:space="preserve"> </w:t>
-      </w:r>
-      <w:r>
-        <w:rPr>
-          <w:rFonts w:ascii="Times New Roman" w:hAnsi="Times New Roman"/>
-          <w:sz w:val="28"/>
-          <w:szCs w:val="28"/>
-          <w:lang w:val="en-US"/>
-        </w:rPr>
-        <w:t>n</w:t>
-      </w:r>
-      <w:r>
-        <w:rPr>
-          <w:rFonts w:ascii="Times New Roman" w:hAnsi="Times New Roman"/>
-          <w:sz w:val="28"/>
-          <w:szCs w:val="28"/>
-        </w:rPr>
-        <w:t xml:space="preserve"> </w:t>
-      </w:r>
-      <w:r>
-        <w:rPr>
-          <w:rFonts w:ascii="Times New Roman" w:hAnsi="Times New Roman"/>
-          <w:sz w:val="28"/>
-          <w:szCs w:val="28"/>
-          <w:lang w:val="en-US"/>
-        </w:rPr>
-        <w:t>H</w:t>
-      </w:r>
-      <w:r>
-        <w:rPr>
-          <w:rFonts w:ascii="Times New Roman" w:hAnsi="Times New Roman"/>
-          <w:sz w:val="28"/>
-          <w:szCs w:val="28"/>
-          <w:vertAlign w:val="subscript"/>
-          <w:lang w:val="en-US"/>
-        </w:rPr>
-        <w:t>n</w:t>
-      </w:r>
-      <w:r>
-        <w:rPr>
-          <w:rFonts w:ascii="Times New Roman" w:hAnsi="Times New Roman"/>
-          <w:sz w:val="28"/>
-          <w:szCs w:val="28"/>
-          <w:vertAlign w:val="subscript"/>
-        </w:rPr>
-        <w:t xml:space="preserve"> </w:t>
-      </w:r>
-      <w:r>
-        <w:rPr>
-          <w:rFonts w:ascii="Times New Roman" w:hAnsi="Times New Roman"/>
-          <w:sz w:val="28"/>
-          <w:szCs w:val="28"/>
-        </w:rPr>
-        <w:t>будет уменьшаться, приближаясь к величине, характеризующей неопределённость с учётом всех долговременных зависимостей.</w:t>
-      </w:r>
-    </w:p>
-    <w:p>
-      <w:pPr>
-        <w:pStyle w:val="ac"/>
-        <w:spacing w:line="360" w:lineRule="auto"/>
-        <w:rPr>
-          <w:rFonts w:ascii="Times New Roman" w:hAnsi="Times New Roman"/>
-          <w:sz w:val="28"/>
-          <w:szCs w:val="28"/>
-        </w:rPr>
-      </w:pPr>
-    </w:p>
-    <w:p>
-      <w:pPr>
-        <w:pStyle w:val="ac"/>
-        <w:spacing w:line="360" w:lineRule="auto"/>
-        <w:rPr>
-          <w:rFonts w:ascii="Times New Roman" w:hAnsi="Times New Roman"/>
-          <w:sz w:val="28"/>
-          <w:szCs w:val="28"/>
-        </w:rPr>
-      </w:pPr>
-      <w:r>
-        <w:rPr>
-          <w:rFonts w:ascii="Times New Roman" w:hAnsi="Times New Roman"/>
-          <w:sz w:val="28"/>
-          <w:szCs w:val="28"/>
-        </w:rPr>
-        <w:t>4. Значения энтропии Шеннона для файлов</w:t>
-      </w:r>
-    </w:p>
-    <w:p>
-      <w:pPr>
-        <w:pStyle w:val="ac"/>
-        <w:spacing w:line="360" w:lineRule="auto"/>
-        <w:rPr>
-          <w:rFonts w:ascii="Times New Roman" w:hAnsi="Times New Roman"/>
-          <w:sz w:val="28"/>
-          <w:szCs w:val="28"/>
-        </w:rPr>
-      </w:pPr>
-      <w:r>
-        <w:rPr>
-          <w:rFonts w:ascii="Times New Roman" w:hAnsi="Times New Roman"/>
-          <w:sz w:val="28"/>
-          <w:szCs w:val="28"/>
-        </w:rPr>
-        <w:t>Файл 1: истинная энтропия равна теоретическому значению 2,0000 бита/символ (равномерное распределение).</w:t>
-      </w:r>
-    </w:p>
-    <w:p>
-      <w:pPr>
-        <w:pStyle w:val="ac"/>
-        <w:spacing w:line="360" w:lineRule="auto"/>
-        <w:rPr>
-          <w:rFonts w:ascii="Times New Roman" w:hAnsi="Times New Roman"/>
-          <w:sz w:val="28"/>
-          <w:szCs w:val="28"/>
-        </w:rPr>
-      </w:pPr>
-    </w:p>
-    <w:p>
-      <w:pPr>
-        <w:pStyle w:val="ac"/>
-        <w:spacing w:line="360" w:lineRule="auto"/>
-        <w:rPr>
-          <w:rFonts w:ascii="Times New Roman" w:hAnsi="Times New Roman"/>
-          <w:sz w:val="28"/>
-          <w:szCs w:val="28"/>
-        </w:rPr>
-      </w:pPr>
-      <w:r>
-        <w:rPr>
-          <w:rFonts w:ascii="Times New Roman" w:hAnsi="Times New Roman"/>
-          <w:sz w:val="28"/>
-          <w:szCs w:val="28"/>
-        </w:rPr>
-        <w:t>Файл 2: истинная энтропия равна заданному распределению — 1,7427 бита/символ.</w:t>
-      </w:r>
-    </w:p>
-    <w:p>
-      <w:pPr>
-        <w:pStyle w:val="ac"/>
-        <w:spacing w:line="360" w:lineRule="auto"/>
-        <w:rPr>
-          <w:rFonts w:ascii="Times New Roman" w:hAnsi="Times New Roman"/>
-          <w:sz w:val="28"/>
-          <w:szCs w:val="28"/>
-        </w:rPr>
-      </w:pPr>
-    </w:p>
-    <w:p>
-      <w:pPr>
-        <w:pStyle w:val="ac"/>
-        <w:spacing w:line="360" w:lineRule="auto"/>
-        <w:rPr>
-          <w:rFonts w:ascii="Times New Roman" w:hAnsi="Times New Roman"/>
-          <w:sz w:val="28"/>
-          <w:szCs w:val="28"/>
-        </w:rPr>
-      </w:pPr>
-      <w:r>
-        <w:rPr>
-          <w:rFonts w:ascii="Times New Roman" w:hAnsi="Times New Roman"/>
-          <w:sz w:val="28"/>
-          <w:szCs w:val="28"/>
-        </w:rPr>
-        <w:t xml:space="preserve">Файл 3: точное значение энтропии неизвестно, но по полученным оценкам можно предположить, что она лежит ниже </w:t>
-      </w:r>
-      <w:r>
-        <w:rPr>
-          <w:rFonts w:ascii="Times New Roman" w:hAnsi="Times New Roman"/>
-          <w:sz w:val="28"/>
-          <w:szCs w:val="28"/>
-          <w:lang w:val="en-US"/>
-        </w:rPr>
-        <w:t>H</w:t>
-      </w:r>
-      <w:r>
-        <w:rPr>
-          <w:rFonts w:ascii="Times New Roman" w:hAnsi="Times New Roman"/>
-          <w:sz w:val="28"/>
-          <w:szCs w:val="28"/>
-          <w:vertAlign w:val="subscript"/>
-        </w:rPr>
-        <w:t xml:space="preserve">3 </w:t>
-      </w:r>
-      <w:r>
-        <w:rPr>
-          <w:rFonts w:ascii="Times New Roman" w:hAnsi="Times New Roman"/>
-          <w:sz w:val="28"/>
-          <w:szCs w:val="28"/>
-        </w:rPr>
-        <w:t>=</w:t>
-      </w:r>
-      <w:r>
-        <w:rPr>
-          <w:rFonts w:ascii="Times New Roman" w:hAnsi="Times New Roman"/>
-          <w:sz w:val="28"/>
-          <w:szCs w:val="28"/>
-        </w:rPr>
-        <w:t xml:space="preserve"> </w:t>
-      </w:r>
-      <w:r>
-        <w:rPr>
-          <w:rFonts w:ascii="Times New Roman" w:hAnsi="Times New Roman"/>
-          <w:sz w:val="28"/>
-          <w:szCs w:val="28"/>
-        </w:rPr>
-        <w:t>3,4448 бита. С учётом убывания при увеличении длины блока наиболее вероятное значение находится в интервале 2,8–3,2 бита/символ (типичная оценка для литературного русского текста).</w:t>
-      </w:r>
+          <w:color w:val="000000" w:themeColor="text1"/>
+          <w:sz w:val="28"/>
+          <w:szCs w:val="28"/>
+        </w:rPr>
+      </w:pPr>
     </w:p>
     <w:sectPr>
       <w:pgSz w:w="11900" w:h="16820"/>
@@ -2871,8 +2962,768 @@
       </w:pPr>
     </w:lvl>
   </w:abstractNum>
+  <w:abstractNum w:abstractNumId="1" w15:restartNumberingAfterBreak="0">
+    <w:nsid w:val="55240106"/>
+    <w:multiLevelType w:val="multilevel"/>
+    <w:tmpl w:val="CE7AD746"/>
+    <w:lvl w:ilvl="0">
+      <w:start w:val="1"/>
+      <w:numFmt w:val="bullet"/>
+      <w:lvlText w:val=""/>
+      <w:lvlJc w:val="left"/>
+      <w:pPr>
+        <w:tabs>
+          <w:tab w:val="num" w:pos="720"/>
+        </w:tabs>
+        <w:ind w:left="720" w:hanging="360"/>
+      </w:pPr>
+      <w:rPr>
+        <w:rFonts w:ascii="Symbol" w:hAnsi="Symbol" w:hint="default"/>
+        <w:sz w:val="20"/>
+      </w:rPr>
+    </w:lvl>
+    <w:lvl w:ilvl="1" w:tentative="1">
+      <w:start w:val="1"/>
+      <w:numFmt w:val="bullet"/>
+      <w:lvlText w:val="o"/>
+      <w:lvlJc w:val="left"/>
+      <w:pPr>
+        <w:tabs>
+          <w:tab w:val="num" w:pos="1440"/>
+        </w:tabs>
+        <w:ind w:left="1440" w:hanging="360"/>
+      </w:pPr>
+      <w:rPr>
+        <w:rFonts w:ascii="Courier New" w:hAnsi="Courier New" w:hint="default"/>
+        <w:sz w:val="20"/>
+      </w:rPr>
+    </w:lvl>
+    <w:lvl w:ilvl="2" w:tentative="1">
+      <w:start w:val="1"/>
+      <w:numFmt w:val="bullet"/>
+      <w:lvlText w:val=""/>
+      <w:lvlJc w:val="left"/>
+      <w:pPr>
+        <w:tabs>
+          <w:tab w:val="num" w:pos="2160"/>
+        </w:tabs>
+        <w:ind w:left="2160" w:hanging="360"/>
+      </w:pPr>
+      <w:rPr>
+        <w:rFonts w:ascii="Wingdings" w:hAnsi="Wingdings" w:hint="default"/>
+        <w:sz w:val="20"/>
+      </w:rPr>
+    </w:lvl>
+    <w:lvl w:ilvl="3" w:tentative="1">
+      <w:start w:val="1"/>
+      <w:numFmt w:val="bullet"/>
+      <w:lvlText w:val=""/>
+      <w:lvlJc w:val="left"/>
+      <w:pPr>
+        <w:tabs>
+          <w:tab w:val="num" w:pos="2880"/>
+        </w:tabs>
+        <w:ind w:left="2880" w:hanging="360"/>
+      </w:pPr>
+      <w:rPr>
+        <w:rFonts w:ascii="Wingdings" w:hAnsi="Wingdings" w:hint="default"/>
+        <w:sz w:val="20"/>
+      </w:rPr>
+    </w:lvl>
+    <w:lvl w:ilvl="4" w:tentative="1">
+      <w:start w:val="1"/>
+      <w:numFmt w:val="bullet"/>
+      <w:lvlText w:val=""/>
+      <w:lvlJc w:val="left"/>
+      <w:pPr>
+        <w:tabs>
+          <w:tab w:val="num" w:pos="3600"/>
+        </w:tabs>
+        <w:ind w:left="3600" w:hanging="360"/>
+      </w:pPr>
+      <w:rPr>
+        <w:rFonts w:ascii="Wingdings" w:hAnsi="Wingdings" w:hint="default"/>
+        <w:sz w:val="20"/>
+      </w:rPr>
+    </w:lvl>
+    <w:lvl w:ilvl="5" w:tentative="1">
+      <w:start w:val="1"/>
+      <w:numFmt w:val="bullet"/>
+      <w:lvlText w:val=""/>
+      <w:lvlJc w:val="left"/>
+      <w:pPr>
+        <w:tabs>
+          <w:tab w:val="num" w:pos="4320"/>
+        </w:tabs>
+        <w:ind w:left="4320" w:hanging="360"/>
+      </w:pPr>
+      <w:rPr>
+        <w:rFonts w:ascii="Wingdings" w:hAnsi="Wingdings" w:hint="default"/>
+        <w:sz w:val="20"/>
+      </w:rPr>
+    </w:lvl>
+    <w:lvl w:ilvl="6" w:tentative="1">
+      <w:start w:val="1"/>
+      <w:numFmt w:val="bullet"/>
+      <w:lvlText w:val=""/>
+      <w:lvlJc w:val="left"/>
+      <w:pPr>
+        <w:tabs>
+          <w:tab w:val="num" w:pos="5040"/>
+        </w:tabs>
+        <w:ind w:left="5040" w:hanging="360"/>
+      </w:pPr>
+      <w:rPr>
+        <w:rFonts w:ascii="Wingdings" w:hAnsi="Wingdings" w:hint="default"/>
+        <w:sz w:val="20"/>
+      </w:rPr>
+    </w:lvl>
+    <w:lvl w:ilvl="7" w:tentative="1">
+      <w:start w:val="1"/>
+      <w:numFmt w:val="bullet"/>
+      <w:lvlText w:val=""/>
+      <w:lvlJc w:val="left"/>
+      <w:pPr>
+        <w:tabs>
+          <w:tab w:val="num" w:pos="5760"/>
+        </w:tabs>
+        <w:ind w:left="5760" w:hanging="360"/>
+      </w:pPr>
+      <w:rPr>
+        <w:rFonts w:ascii="Wingdings" w:hAnsi="Wingdings" w:hint="default"/>
+        <w:sz w:val="20"/>
+      </w:rPr>
+    </w:lvl>
+    <w:lvl w:ilvl="8" w:tentative="1">
+      <w:start w:val="1"/>
+      <w:numFmt w:val="bullet"/>
+      <w:lvlText w:val=""/>
+      <w:lvlJc w:val="left"/>
+      <w:pPr>
+        <w:tabs>
+          <w:tab w:val="num" w:pos="6480"/>
+        </w:tabs>
+        <w:ind w:left="6480" w:hanging="360"/>
+      </w:pPr>
+      <w:rPr>
+        <w:rFonts w:ascii="Wingdings" w:hAnsi="Wingdings" w:hint="default"/>
+        <w:sz w:val="20"/>
+      </w:rPr>
+    </w:lvl>
+  </w:abstractNum>
+  <w:abstractNum w:abstractNumId="2" w15:restartNumberingAfterBreak="0">
+    <w:nsid w:val="5FF177B5"/>
+    <w:multiLevelType w:val="multilevel"/>
+    <w:tmpl w:val="6D40A43A"/>
+    <w:lvl w:ilvl="0">
+      <w:start w:val="1"/>
+      <w:numFmt w:val="bullet"/>
+      <w:lvlText w:val=""/>
+      <w:lvlJc w:val="left"/>
+      <w:pPr>
+        <w:tabs>
+          <w:tab w:val="num" w:pos="720"/>
+        </w:tabs>
+        <w:ind w:left="720" w:hanging="360"/>
+      </w:pPr>
+      <w:rPr>
+        <w:rFonts w:ascii="Symbol" w:hAnsi="Symbol" w:hint="default"/>
+        <w:sz w:val="20"/>
+      </w:rPr>
+    </w:lvl>
+    <w:lvl w:ilvl="1" w:tentative="1">
+      <w:start w:val="1"/>
+      <w:numFmt w:val="bullet"/>
+      <w:lvlText w:val="o"/>
+      <w:lvlJc w:val="left"/>
+      <w:pPr>
+        <w:tabs>
+          <w:tab w:val="num" w:pos="1440"/>
+        </w:tabs>
+        <w:ind w:left="1440" w:hanging="360"/>
+      </w:pPr>
+      <w:rPr>
+        <w:rFonts w:ascii="Courier New" w:hAnsi="Courier New" w:hint="default"/>
+        <w:sz w:val="20"/>
+      </w:rPr>
+    </w:lvl>
+    <w:lvl w:ilvl="2" w:tentative="1">
+      <w:start w:val="1"/>
+      <w:numFmt w:val="bullet"/>
+      <w:lvlText w:val=""/>
+      <w:lvlJc w:val="left"/>
+      <w:pPr>
+        <w:tabs>
+          <w:tab w:val="num" w:pos="2160"/>
+        </w:tabs>
+        <w:ind w:left="2160" w:hanging="360"/>
+      </w:pPr>
+      <w:rPr>
+        <w:rFonts w:ascii="Wingdings" w:hAnsi="Wingdings" w:hint="default"/>
+        <w:sz w:val="20"/>
+      </w:rPr>
+    </w:lvl>
+    <w:lvl w:ilvl="3" w:tentative="1">
+      <w:start w:val="1"/>
+      <w:numFmt w:val="bullet"/>
+      <w:lvlText w:val=""/>
+      <w:lvlJc w:val="left"/>
+      <w:pPr>
+        <w:tabs>
+          <w:tab w:val="num" w:pos="2880"/>
+        </w:tabs>
+        <w:ind w:left="2880" w:hanging="360"/>
+      </w:pPr>
+      <w:rPr>
+        <w:rFonts w:ascii="Wingdings" w:hAnsi="Wingdings" w:hint="default"/>
+        <w:sz w:val="20"/>
+      </w:rPr>
+    </w:lvl>
+    <w:lvl w:ilvl="4" w:tentative="1">
+      <w:start w:val="1"/>
+      <w:numFmt w:val="bullet"/>
+      <w:lvlText w:val=""/>
+      <w:lvlJc w:val="left"/>
+      <w:pPr>
+        <w:tabs>
+          <w:tab w:val="num" w:pos="3600"/>
+        </w:tabs>
+        <w:ind w:left="3600" w:hanging="360"/>
+      </w:pPr>
+      <w:rPr>
+        <w:rFonts w:ascii="Wingdings" w:hAnsi="Wingdings" w:hint="default"/>
+        <w:sz w:val="20"/>
+      </w:rPr>
+    </w:lvl>
+    <w:lvl w:ilvl="5" w:tentative="1">
+      <w:start w:val="1"/>
+      <w:numFmt w:val="bullet"/>
+      <w:lvlText w:val=""/>
+      <w:lvlJc w:val="left"/>
+      <w:pPr>
+        <w:tabs>
+          <w:tab w:val="num" w:pos="4320"/>
+        </w:tabs>
+        <w:ind w:left="4320" w:hanging="360"/>
+      </w:pPr>
+      <w:rPr>
+        <w:rFonts w:ascii="Wingdings" w:hAnsi="Wingdings" w:hint="default"/>
+        <w:sz w:val="20"/>
+      </w:rPr>
+    </w:lvl>
+    <w:lvl w:ilvl="6" w:tentative="1">
+      <w:start w:val="1"/>
+      <w:numFmt w:val="bullet"/>
+      <w:lvlText w:val=""/>
+      <w:lvlJc w:val="left"/>
+      <w:pPr>
+        <w:tabs>
+          <w:tab w:val="num" w:pos="5040"/>
+        </w:tabs>
+        <w:ind w:left="5040" w:hanging="360"/>
+      </w:pPr>
+      <w:rPr>
+        <w:rFonts w:ascii="Wingdings" w:hAnsi="Wingdings" w:hint="default"/>
+        <w:sz w:val="20"/>
+      </w:rPr>
+    </w:lvl>
+    <w:lvl w:ilvl="7" w:tentative="1">
+      <w:start w:val="1"/>
+      <w:numFmt w:val="bullet"/>
+      <w:lvlText w:val=""/>
+      <w:lvlJc w:val="left"/>
+      <w:pPr>
+        <w:tabs>
+          <w:tab w:val="num" w:pos="5760"/>
+        </w:tabs>
+        <w:ind w:left="5760" w:hanging="360"/>
+      </w:pPr>
+      <w:rPr>
+        <w:rFonts w:ascii="Wingdings" w:hAnsi="Wingdings" w:hint="default"/>
+        <w:sz w:val="20"/>
+      </w:rPr>
+    </w:lvl>
+    <w:lvl w:ilvl="8" w:tentative="1">
+      <w:start w:val="1"/>
+      <w:numFmt w:val="bullet"/>
+      <w:lvlText w:val=""/>
+      <w:lvlJc w:val="left"/>
+      <w:pPr>
+        <w:tabs>
+          <w:tab w:val="num" w:pos="6480"/>
+        </w:tabs>
+        <w:ind w:left="6480" w:hanging="360"/>
+      </w:pPr>
+      <w:rPr>
+        <w:rFonts w:ascii="Wingdings" w:hAnsi="Wingdings" w:hint="default"/>
+        <w:sz w:val="20"/>
+      </w:rPr>
+    </w:lvl>
+  </w:abstractNum>
+  <w:abstractNum w:abstractNumId="3" w15:restartNumberingAfterBreak="0">
+    <w:nsid w:val="69DA1D9E"/>
+    <w:multiLevelType w:val="multilevel"/>
+    <w:tmpl w:val="E0DAA1EC"/>
+    <w:lvl w:ilvl="0">
+      <w:start w:val="1"/>
+      <w:numFmt w:val="bullet"/>
+      <w:lvlText w:val=""/>
+      <w:lvlJc w:val="left"/>
+      <w:pPr>
+        <w:tabs>
+          <w:tab w:val="num" w:pos="720"/>
+        </w:tabs>
+        <w:ind w:left="720" w:hanging="360"/>
+      </w:pPr>
+      <w:rPr>
+        <w:rFonts w:ascii="Symbol" w:hAnsi="Symbol" w:hint="default"/>
+        <w:sz w:val="20"/>
+      </w:rPr>
+    </w:lvl>
+    <w:lvl w:ilvl="1" w:tentative="1">
+      <w:start w:val="1"/>
+      <w:numFmt w:val="bullet"/>
+      <w:lvlText w:val="o"/>
+      <w:lvlJc w:val="left"/>
+      <w:pPr>
+        <w:tabs>
+          <w:tab w:val="num" w:pos="1440"/>
+        </w:tabs>
+        <w:ind w:left="1440" w:hanging="360"/>
+      </w:pPr>
+      <w:rPr>
+        <w:rFonts w:ascii="Courier New" w:hAnsi="Courier New" w:hint="default"/>
+        <w:sz w:val="20"/>
+      </w:rPr>
+    </w:lvl>
+    <w:lvl w:ilvl="2" w:tentative="1">
+      <w:start w:val="1"/>
+      <w:numFmt w:val="bullet"/>
+      <w:lvlText w:val=""/>
+      <w:lvlJc w:val="left"/>
+      <w:pPr>
+        <w:tabs>
+          <w:tab w:val="num" w:pos="2160"/>
+        </w:tabs>
+        <w:ind w:left="2160" w:hanging="360"/>
+      </w:pPr>
+      <w:rPr>
+        <w:rFonts w:ascii="Wingdings" w:hAnsi="Wingdings" w:hint="default"/>
+        <w:sz w:val="20"/>
+      </w:rPr>
+    </w:lvl>
+    <w:lvl w:ilvl="3" w:tentative="1">
+      <w:start w:val="1"/>
+      <w:numFmt w:val="bullet"/>
+      <w:lvlText w:val=""/>
+      <w:lvlJc w:val="left"/>
+      <w:pPr>
+        <w:tabs>
+          <w:tab w:val="num" w:pos="2880"/>
+        </w:tabs>
+        <w:ind w:left="2880" w:hanging="360"/>
+      </w:pPr>
+      <w:rPr>
+        <w:rFonts w:ascii="Wingdings" w:hAnsi="Wingdings" w:hint="default"/>
+        <w:sz w:val="20"/>
+      </w:rPr>
+    </w:lvl>
+    <w:lvl w:ilvl="4" w:tentative="1">
+      <w:start w:val="1"/>
+      <w:numFmt w:val="bullet"/>
+      <w:lvlText w:val=""/>
+      <w:lvlJc w:val="left"/>
+      <w:pPr>
+        <w:tabs>
+          <w:tab w:val="num" w:pos="3600"/>
+        </w:tabs>
+        <w:ind w:left="3600" w:hanging="360"/>
+      </w:pPr>
+      <w:rPr>
+        <w:rFonts w:ascii="Wingdings" w:hAnsi="Wingdings" w:hint="default"/>
+        <w:sz w:val="20"/>
+      </w:rPr>
+    </w:lvl>
+    <w:lvl w:ilvl="5" w:tentative="1">
+      <w:start w:val="1"/>
+      <w:numFmt w:val="bullet"/>
+      <w:lvlText w:val=""/>
+      <w:lvlJc w:val="left"/>
+      <w:pPr>
+        <w:tabs>
+          <w:tab w:val="num" w:pos="4320"/>
+        </w:tabs>
+        <w:ind w:left="4320" w:hanging="360"/>
+      </w:pPr>
+      <w:rPr>
+        <w:rFonts w:ascii="Wingdings" w:hAnsi="Wingdings" w:hint="default"/>
+        <w:sz w:val="20"/>
+      </w:rPr>
+    </w:lvl>
+    <w:lvl w:ilvl="6" w:tentative="1">
+      <w:start w:val="1"/>
+      <w:numFmt w:val="bullet"/>
+      <w:lvlText w:val=""/>
+      <w:lvlJc w:val="left"/>
+      <w:pPr>
+        <w:tabs>
+          <w:tab w:val="num" w:pos="5040"/>
+        </w:tabs>
+        <w:ind w:left="5040" w:hanging="360"/>
+      </w:pPr>
+      <w:rPr>
+        <w:rFonts w:ascii="Wingdings" w:hAnsi="Wingdings" w:hint="default"/>
+        <w:sz w:val="20"/>
+      </w:rPr>
+    </w:lvl>
+    <w:lvl w:ilvl="7" w:tentative="1">
+      <w:start w:val="1"/>
+      <w:numFmt w:val="bullet"/>
+      <w:lvlText w:val=""/>
+      <w:lvlJc w:val="left"/>
+      <w:pPr>
+        <w:tabs>
+          <w:tab w:val="num" w:pos="5760"/>
+        </w:tabs>
+        <w:ind w:left="5760" w:hanging="360"/>
+      </w:pPr>
+      <w:rPr>
+        <w:rFonts w:ascii="Wingdings" w:hAnsi="Wingdings" w:hint="default"/>
+        <w:sz w:val="20"/>
+      </w:rPr>
+    </w:lvl>
+    <w:lvl w:ilvl="8" w:tentative="1">
+      <w:start w:val="1"/>
+      <w:numFmt w:val="bullet"/>
+      <w:lvlText w:val=""/>
+      <w:lvlJc w:val="left"/>
+      <w:pPr>
+        <w:tabs>
+          <w:tab w:val="num" w:pos="6480"/>
+        </w:tabs>
+        <w:ind w:left="6480" w:hanging="360"/>
+      </w:pPr>
+      <w:rPr>
+        <w:rFonts w:ascii="Wingdings" w:hAnsi="Wingdings" w:hint="default"/>
+        <w:sz w:val="20"/>
+      </w:rPr>
+    </w:lvl>
+  </w:abstractNum>
+  <w:abstractNum w:abstractNumId="4" w15:restartNumberingAfterBreak="0">
+    <w:nsid w:val="72D1166D"/>
+    <w:multiLevelType w:val="multilevel"/>
+    <w:tmpl w:val="EF6477A4"/>
+    <w:lvl w:ilvl="0">
+      <w:start w:val="1"/>
+      <w:numFmt w:val="bullet"/>
+      <w:lvlText w:val=""/>
+      <w:lvlJc w:val="left"/>
+      <w:pPr>
+        <w:tabs>
+          <w:tab w:val="num" w:pos="720"/>
+        </w:tabs>
+        <w:ind w:left="720" w:hanging="360"/>
+      </w:pPr>
+      <w:rPr>
+        <w:rFonts w:ascii="Symbol" w:hAnsi="Symbol" w:hint="default"/>
+        <w:sz w:val="20"/>
+      </w:rPr>
+    </w:lvl>
+    <w:lvl w:ilvl="1" w:tentative="1">
+      <w:start w:val="1"/>
+      <w:numFmt w:val="bullet"/>
+      <w:lvlText w:val="o"/>
+      <w:lvlJc w:val="left"/>
+      <w:pPr>
+        <w:tabs>
+          <w:tab w:val="num" w:pos="1440"/>
+        </w:tabs>
+        <w:ind w:left="1440" w:hanging="360"/>
+      </w:pPr>
+      <w:rPr>
+        <w:rFonts w:ascii="Courier New" w:hAnsi="Courier New" w:hint="default"/>
+        <w:sz w:val="20"/>
+      </w:rPr>
+    </w:lvl>
+    <w:lvl w:ilvl="2" w:tentative="1">
+      <w:start w:val="1"/>
+      <w:numFmt w:val="bullet"/>
+      <w:lvlText w:val=""/>
+      <w:lvlJc w:val="left"/>
+      <w:pPr>
+        <w:tabs>
+          <w:tab w:val="num" w:pos="2160"/>
+        </w:tabs>
+        <w:ind w:left="2160" w:hanging="360"/>
+      </w:pPr>
+      <w:rPr>
+        <w:rFonts w:ascii="Wingdings" w:hAnsi="Wingdings" w:hint="default"/>
+        <w:sz w:val="20"/>
+      </w:rPr>
+    </w:lvl>
+    <w:lvl w:ilvl="3" w:tentative="1">
+      <w:start w:val="1"/>
+      <w:numFmt w:val="bullet"/>
+      <w:lvlText w:val=""/>
+      <w:lvlJc w:val="left"/>
+      <w:pPr>
+        <w:tabs>
+          <w:tab w:val="num" w:pos="2880"/>
+        </w:tabs>
+        <w:ind w:left="2880" w:hanging="360"/>
+      </w:pPr>
+      <w:rPr>
+        <w:rFonts w:ascii="Wingdings" w:hAnsi="Wingdings" w:hint="default"/>
+        <w:sz w:val="20"/>
+      </w:rPr>
+    </w:lvl>
+    <w:lvl w:ilvl="4" w:tentative="1">
+      <w:start w:val="1"/>
+      <w:numFmt w:val="bullet"/>
+      <w:lvlText w:val=""/>
+      <w:lvlJc w:val="left"/>
+      <w:pPr>
+        <w:tabs>
+          <w:tab w:val="num" w:pos="3600"/>
+        </w:tabs>
+        <w:ind w:left="3600" w:hanging="360"/>
+      </w:pPr>
+      <w:rPr>
+        <w:rFonts w:ascii="Wingdings" w:hAnsi="Wingdings" w:hint="default"/>
+        <w:sz w:val="20"/>
+      </w:rPr>
+    </w:lvl>
+    <w:lvl w:ilvl="5" w:tentative="1">
+      <w:start w:val="1"/>
+      <w:numFmt w:val="bullet"/>
+      <w:lvlText w:val=""/>
+      <w:lvlJc w:val="left"/>
+      <w:pPr>
+        <w:tabs>
+          <w:tab w:val="num" w:pos="4320"/>
+        </w:tabs>
+        <w:ind w:left="4320" w:hanging="360"/>
+      </w:pPr>
+      <w:rPr>
+        <w:rFonts w:ascii="Wingdings" w:hAnsi="Wingdings" w:hint="default"/>
+        <w:sz w:val="20"/>
+      </w:rPr>
+    </w:lvl>
+    <w:lvl w:ilvl="6" w:tentative="1">
+      <w:start w:val="1"/>
+      <w:numFmt w:val="bullet"/>
+      <w:lvlText w:val=""/>
+      <w:lvlJc w:val="left"/>
+      <w:pPr>
+        <w:tabs>
+          <w:tab w:val="num" w:pos="5040"/>
+        </w:tabs>
+        <w:ind w:left="5040" w:hanging="360"/>
+      </w:pPr>
+      <w:rPr>
+        <w:rFonts w:ascii="Wingdings" w:hAnsi="Wingdings" w:hint="default"/>
+        <w:sz w:val="20"/>
+      </w:rPr>
+    </w:lvl>
+    <w:lvl w:ilvl="7" w:tentative="1">
+      <w:start w:val="1"/>
+      <w:numFmt w:val="bullet"/>
+      <w:lvlText w:val=""/>
+      <w:lvlJc w:val="left"/>
+      <w:pPr>
+        <w:tabs>
+          <w:tab w:val="num" w:pos="5760"/>
+        </w:tabs>
+        <w:ind w:left="5760" w:hanging="360"/>
+      </w:pPr>
+      <w:rPr>
+        <w:rFonts w:ascii="Wingdings" w:hAnsi="Wingdings" w:hint="default"/>
+        <w:sz w:val="20"/>
+      </w:rPr>
+    </w:lvl>
+    <w:lvl w:ilvl="8" w:tentative="1">
+      <w:start w:val="1"/>
+      <w:numFmt w:val="bullet"/>
+      <w:lvlText w:val=""/>
+      <w:lvlJc w:val="left"/>
+      <w:pPr>
+        <w:tabs>
+          <w:tab w:val="num" w:pos="6480"/>
+        </w:tabs>
+        <w:ind w:left="6480" w:hanging="360"/>
+      </w:pPr>
+      <w:rPr>
+        <w:rFonts w:ascii="Wingdings" w:hAnsi="Wingdings" w:hint="default"/>
+        <w:sz w:val="20"/>
+      </w:rPr>
+    </w:lvl>
+  </w:abstractNum>
+  <w:abstractNum w:abstractNumId="5" w15:restartNumberingAfterBreak="0">
+    <w:nsid w:val="7DB56A13"/>
+    <w:multiLevelType w:val="multilevel"/>
+    <w:tmpl w:val="46B85E78"/>
+    <w:lvl w:ilvl="0">
+      <w:start w:val="1"/>
+      <w:numFmt w:val="bullet"/>
+      <w:lvlText w:val=""/>
+      <w:lvlJc w:val="left"/>
+      <w:pPr>
+        <w:tabs>
+          <w:tab w:val="num" w:pos="720"/>
+        </w:tabs>
+        <w:ind w:left="720" w:hanging="360"/>
+      </w:pPr>
+      <w:rPr>
+        <w:rFonts w:ascii="Symbol" w:hAnsi="Symbol" w:hint="default"/>
+        <w:sz w:val="20"/>
+      </w:rPr>
+    </w:lvl>
+    <w:lvl w:ilvl="1" w:tentative="1">
+      <w:start w:val="1"/>
+      <w:numFmt w:val="bullet"/>
+      <w:lvlText w:val="o"/>
+      <w:lvlJc w:val="left"/>
+      <w:pPr>
+        <w:tabs>
+          <w:tab w:val="num" w:pos="1440"/>
+        </w:tabs>
+        <w:ind w:left="1440" w:hanging="360"/>
+      </w:pPr>
+      <w:rPr>
+        <w:rFonts w:ascii="Courier New" w:hAnsi="Courier New" w:hint="default"/>
+        <w:sz w:val="20"/>
+      </w:rPr>
+    </w:lvl>
+    <w:lvl w:ilvl="2" w:tentative="1">
+      <w:start w:val="1"/>
+      <w:numFmt w:val="bullet"/>
+      <w:lvlText w:val=""/>
+      <w:lvlJc w:val="left"/>
+      <w:pPr>
+        <w:tabs>
+          <w:tab w:val="num" w:pos="2160"/>
+        </w:tabs>
+        <w:ind w:left="2160" w:hanging="360"/>
+      </w:pPr>
+      <w:rPr>
+        <w:rFonts w:ascii="Wingdings" w:hAnsi="Wingdings" w:hint="default"/>
+        <w:sz w:val="20"/>
+      </w:rPr>
+    </w:lvl>
+    <w:lvl w:ilvl="3" w:tentative="1">
+      <w:start w:val="1"/>
+      <w:numFmt w:val="bullet"/>
+      <w:lvlText w:val=""/>
+      <w:lvlJc w:val="left"/>
+      <w:pPr>
+        <w:tabs>
+          <w:tab w:val="num" w:pos="2880"/>
+        </w:tabs>
+        <w:ind w:left="2880" w:hanging="360"/>
+      </w:pPr>
+      <w:rPr>
+        <w:rFonts w:ascii="Wingdings" w:hAnsi="Wingdings" w:hint="default"/>
+        <w:sz w:val="20"/>
+      </w:rPr>
+    </w:lvl>
+    <w:lvl w:ilvl="4" w:tentative="1">
+      <w:start w:val="1"/>
+      <w:numFmt w:val="bullet"/>
+      <w:lvlText w:val=""/>
+      <w:lvlJc w:val="left"/>
+      <w:pPr>
+        <w:tabs>
+          <w:tab w:val="num" w:pos="3600"/>
+        </w:tabs>
+        <w:ind w:left="3600" w:hanging="360"/>
+      </w:pPr>
+      <w:rPr>
+        <w:rFonts w:ascii="Wingdings" w:hAnsi="Wingdings" w:hint="default"/>
+        <w:sz w:val="20"/>
+      </w:rPr>
+    </w:lvl>
+    <w:lvl w:ilvl="5" w:tentative="1">
+      <w:start w:val="1"/>
+      <w:numFmt w:val="bullet"/>
+      <w:lvlText w:val=""/>
+      <w:lvlJc w:val="left"/>
+      <w:pPr>
+        <w:tabs>
+          <w:tab w:val="num" w:pos="4320"/>
+        </w:tabs>
+        <w:ind w:left="4320" w:hanging="360"/>
+      </w:pPr>
+      <w:rPr>
+        <w:rFonts w:ascii="Wingdings" w:hAnsi="Wingdings" w:hint="default"/>
+        <w:sz w:val="20"/>
+      </w:rPr>
+    </w:lvl>
+    <w:lvl w:ilvl="6" w:tentative="1">
+      <w:start w:val="1"/>
+      <w:numFmt w:val="bullet"/>
+      <w:lvlText w:val=""/>
+      <w:lvlJc w:val="left"/>
+      <w:pPr>
+        <w:tabs>
+          <w:tab w:val="num" w:pos="5040"/>
+        </w:tabs>
+        <w:ind w:left="5040" w:hanging="360"/>
+      </w:pPr>
+      <w:rPr>
+        <w:rFonts w:ascii="Wingdings" w:hAnsi="Wingdings" w:hint="default"/>
+        <w:sz w:val="20"/>
+      </w:rPr>
+    </w:lvl>
+    <w:lvl w:ilvl="7" w:tentative="1">
+      <w:start w:val="1"/>
+      <w:numFmt w:val="bullet"/>
+      <w:lvlText w:val=""/>
+      <w:lvlJc w:val="left"/>
+      <w:pPr>
+        <w:tabs>
+          <w:tab w:val="num" w:pos="5760"/>
+        </w:tabs>
+        <w:ind w:left="5760" w:hanging="360"/>
+      </w:pPr>
+      <w:rPr>
+        <w:rFonts w:ascii="Wingdings" w:hAnsi="Wingdings" w:hint="default"/>
+        <w:sz w:val="20"/>
+      </w:rPr>
+    </w:lvl>
+    <w:lvl w:ilvl="8" w:tentative="1">
+      <w:start w:val="1"/>
+      <w:numFmt w:val="bullet"/>
+      <w:lvlText w:val=""/>
+      <w:lvlJc w:val="left"/>
+      <w:pPr>
+        <w:tabs>
+          <w:tab w:val="num" w:pos="6480"/>
+        </w:tabs>
+        <w:ind w:left="6480" w:hanging="360"/>
+      </w:pPr>
+      <w:rPr>
+        <w:rFonts w:ascii="Wingdings" w:hAnsi="Wingdings" w:hint="default"/>
+        <w:sz w:val="20"/>
+      </w:rPr>
+    </w:lvl>
+  </w:abstractNum>
   <w:num w:numId="1" w16cid:durableId="318653001">
     <w:abstractNumId w:val="0"/>
+  </w:num>
+  <w:num w:numId="2" w16cid:durableId="573245201">
+    <w:abstractNumId w:val="3"/>
+  </w:num>
+  <w:num w:numId="3" w16cid:durableId="1470590683">
+    <w:abstractNumId w:val="2"/>
+  </w:num>
+  <w:num w:numId="4" w16cid:durableId="485361285">
+    <w:abstractNumId w:val="1"/>
+  </w:num>
+  <w:num w:numId="5" w16cid:durableId="932711896">
+    <w:abstractNumId w:val="4"/>
+  </w:num>
+  <w:num w:numId="6" w16cid:durableId="1220942381">
+    <w:abstractNumId w:val="5"/>
   </w:num>
 </w:numbering>
 </file>
@@ -3329,7 +4180,6 @@
     <w:next w:val="a"/>
     <w:link w:val="30"/>
     <w:uiPriority w:val="9"/>
-    <w:semiHidden/>
     <w:unhideWhenUsed/>
     <w:qFormat/>
     <w:rsid w:val="00C2313C"/>
@@ -3352,7 +4202,6 @@
     <w:next w:val="a"/>
     <w:link w:val="40"/>
     <w:uiPriority w:val="9"/>
-    <w:semiHidden/>
     <w:unhideWhenUsed/>
     <w:qFormat/>
     <w:rsid w:val="00C2313C"/>
@@ -3537,7 +4386,6 @@
     <w:basedOn w:val="a0"/>
     <w:link w:val="3"/>
     <w:uiPriority w:val="9"/>
-    <w:semiHidden/>
     <w:rsid w:val="00C2313C"/>
     <w:rPr>
       <w:rFonts w:eastAsiaTheme="majorEastAsia" w:cstheme="majorBidi"/>
@@ -3551,7 +4399,6 @@
     <w:basedOn w:val="a0"/>
     <w:link w:val="4"/>
     <w:uiPriority w:val="9"/>
-    <w:semiHidden/>
     <w:rsid w:val="00C2313C"/>
     <w:rPr>
       <w:rFonts w:eastAsiaTheme="majorEastAsia" w:cstheme="majorBidi"/>
@@ -3869,6 +4716,31 @@
       <w14:ligatures w14:val="none"/>
     </w:rPr>
   </w:style>
+  <w:style w:type="paragraph" w:customStyle="1" w:styleId="ds-markdown-paragraph">
+    <w:name w:val="ds-markdown-paragraph"/>
+    <w:basedOn w:val="a"/>
+    <w:rsid w:val="00F3018C"/>
+    <w:pPr>
+      <w:spacing w:before="100" w:beforeAutospacing="1" w:after="100" w:afterAutospacing="1" w:line="240" w:lineRule="auto"/>
+    </w:pPr>
+    <w:rPr>
+      <w:rFonts w:ascii="Times New Roman" w:eastAsia="Times New Roman" w:hAnsi="Times New Roman" w:cs="Times New Roman"/>
+      <w:kern w:val="0"/>
+      <w:lang w:eastAsia="ru-RU"/>
+      <w14:ligatures w14:val="none"/>
+    </w:rPr>
+  </w:style>
+  <w:style w:type="character" w:styleId="ae">
+    <w:name w:val="Strong"/>
+    <w:basedOn w:val="a0"/>
+    <w:uiPriority w:val="22"/>
+    <w:qFormat/>
+    <w:rsid w:val="00F3018C"/>
+    <w:rPr>
+      <w:b/>
+      <w:bCs/>
+    </w:rPr>
+  </w:style>
 </w:styles>
 </file>
 
